--- a/docs/接口.docx
+++ b/docs/接口.docx
@@ -17,7 +17,7 @@
         <w:jc w:val="left"/>
         <w:outlineLvl w:val="1"/>
         <w:rPr>
-          <w:rFonts w:ascii="宋体" w:eastAsia="宋体" w:hAnsi="宋体" w:cs="宋体"/>
+          <w:rFonts w:ascii="宋体" w:eastAsia="宋体" w:hAnsi="宋体" w:cs="宋体" w:hint="eastAsia"/>
           <w:b/>
           <w:bCs/>
           <w:kern w:val="0"/>
@@ -34,7 +34,7 @@
           <w:sz w:val="36"/>
           <w:szCs w:val="36"/>
         </w:rPr>
-        <w:t>1. 身份与接入接口 (Signaling)</w:t>
+        <w:t>身份与接入接口 (Signaling)</w:t>
       </w:r>
     </w:p>
     <w:p>
@@ -52,7 +52,7 @@
         <w:jc w:val="left"/>
         <w:outlineLvl w:val="2"/>
         <w:rPr>
-          <w:rFonts w:ascii="宋体" w:eastAsia="宋体" w:hAnsi="宋体" w:cs="宋体"/>
+          <w:rFonts w:ascii="宋体" w:eastAsia="宋体" w:hAnsi="宋体" w:cs="宋体" w:hint="eastAsia"/>
           <w:b/>
           <w:bCs/>
           <w:kern w:val="0"/>
@@ -82,7 +82,7 @@
         <w:spacing w:before="100" w:beforeAutospacing="1" w:after="100" w:afterAutospacing="1"/>
         <w:jc w:val="left"/>
         <w:rPr>
-          <w:rFonts w:ascii="宋体" w:eastAsia="宋体" w:hAnsi="宋体" w:cs="宋体"/>
+          <w:rFonts w:ascii="宋体" w:eastAsia="宋体" w:hAnsi="宋体" w:cs="宋体" w:hint="eastAsia"/>
           <w:kern w:val="0"/>
           <w:sz w:val="24"/>
           <w:szCs w:val="24"/>
@@ -116,7 +116,7 @@
         <w:ind w:left="720"/>
         <w:jc w:val="left"/>
         <w:rPr>
-          <w:rFonts w:ascii="宋体" w:eastAsia="宋体" w:hAnsi="宋体" w:cs="宋体"/>
+          <w:rFonts w:ascii="宋体" w:eastAsia="宋体" w:hAnsi="宋体" w:cs="宋体" w:hint="eastAsia"/>
           <w:kern w:val="0"/>
           <w:sz w:val="24"/>
           <w:szCs w:val="24"/>
@@ -161,7 +161,7 @@
         <w:ind w:firstLine="0"/>
         <w:jc w:val="left"/>
         <w:rPr>
-          <w:rFonts w:ascii="宋体" w:eastAsia="宋体" w:hAnsi="宋体" w:cs="宋体"/>
+          <w:rFonts w:ascii="宋体" w:eastAsia="宋体" w:hAnsi="宋体" w:cs="宋体" w:hint="eastAsia"/>
           <w:kern w:val="0"/>
           <w:sz w:val="24"/>
           <w:szCs w:val="24"/>
@@ -206,7 +206,7 @@
         <w:ind w:firstLine="0"/>
         <w:jc w:val="left"/>
         <w:rPr>
-          <w:rFonts w:ascii="宋体" w:eastAsia="宋体" w:hAnsi="宋体" w:cs="宋体"/>
+          <w:rFonts w:ascii="宋体" w:eastAsia="宋体" w:hAnsi="宋体" w:cs="宋体" w:hint="eastAsia"/>
           <w:kern w:val="0"/>
           <w:sz w:val="24"/>
           <w:szCs w:val="24"/>
@@ -251,7 +251,7 @@
         <w:ind w:firstLine="0"/>
         <w:jc w:val="left"/>
         <w:rPr>
-          <w:rFonts w:ascii="宋体" w:eastAsia="宋体" w:hAnsi="宋体" w:cs="宋体"/>
+          <w:rFonts w:ascii="宋体" w:eastAsia="宋体" w:hAnsi="宋体" w:cs="宋体" w:hint="eastAsia"/>
           <w:kern w:val="0"/>
           <w:sz w:val="24"/>
           <w:szCs w:val="24"/>
@@ -296,7 +296,7 @@
         <w:ind w:firstLine="0"/>
         <w:jc w:val="left"/>
         <w:rPr>
-          <w:rFonts w:ascii="宋体" w:eastAsia="宋体" w:hAnsi="宋体" w:cs="宋体"/>
+          <w:rFonts w:ascii="宋体" w:eastAsia="宋体" w:hAnsi="宋体" w:cs="宋体" w:hint="eastAsia"/>
           <w:kern w:val="0"/>
           <w:sz w:val="24"/>
           <w:szCs w:val="24"/>
@@ -341,20 +341,40 @@
         <w:ind w:firstLine="0"/>
         <w:jc w:val="left"/>
         <w:rPr>
-          <w:rFonts w:ascii="宋体" w:eastAsia="宋体" w:hAnsi="宋体" w:cs="宋体"/>
-          <w:kern w:val="0"/>
-          <w:sz w:val="24"/>
-          <w:szCs w:val="24"/>
-        </w:rPr>
-      </w:pPr>
-      <w:r>
-        <w:rPr>
-          <w:rFonts w:ascii="宋体" w:eastAsia="宋体" w:hAnsi="宋体" w:cs="宋体"/>
-          <w:kern w:val="0"/>
-          <w:sz w:val="24"/>
-          <w:szCs w:val="24"/>
-        </w:rPr>
-        <w:t xml:space="preserve">    "password": "hashed_password"</w:t>
+          <w:rFonts w:ascii="宋体" w:eastAsia="宋体" w:hAnsi="宋体" w:cs="宋体" w:hint="eastAsia"/>
+          <w:kern w:val="0"/>
+          <w:sz w:val="24"/>
+          <w:szCs w:val="24"/>
+        </w:rPr>
+      </w:pPr>
+      <w:r>
+        <w:rPr>
+          <w:rFonts w:ascii="宋体" w:eastAsia="宋体" w:hAnsi="宋体" w:cs="宋体"/>
+          <w:kern w:val="0"/>
+          <w:sz w:val="24"/>
+          <w:szCs w:val="24"/>
+        </w:rPr>
+        <w:t xml:space="preserve">    "password": "</w:t>
+      </w:r>
+      <w:proofErr w:type="spellStart"/>
+      <w:r>
+        <w:rPr>
+          <w:rFonts w:ascii="宋体" w:eastAsia="宋体" w:hAnsi="宋体" w:cs="宋体"/>
+          <w:kern w:val="0"/>
+          <w:sz w:val="24"/>
+          <w:szCs w:val="24"/>
+        </w:rPr>
+        <w:t>hashed_password</w:t>
+      </w:r>
+      <w:proofErr w:type="spellEnd"/>
+      <w:r>
+        <w:rPr>
+          <w:rFonts w:ascii="宋体" w:eastAsia="宋体" w:hAnsi="宋体" w:cs="宋体"/>
+          <w:kern w:val="0"/>
+          <w:sz w:val="24"/>
+          <w:szCs w:val="24"/>
+        </w:rPr>
+        <w:t>"</w:t>
       </w:r>
     </w:p>
     <w:p>
@@ -386,7 +406,7 @@
         <w:ind w:firstLine="0"/>
         <w:jc w:val="left"/>
         <w:rPr>
-          <w:rFonts w:ascii="宋体" w:eastAsia="宋体" w:hAnsi="宋体" w:cs="宋体"/>
+          <w:rFonts w:ascii="宋体" w:eastAsia="宋体" w:hAnsi="宋体" w:cs="宋体" w:hint="eastAsia"/>
           <w:kern w:val="0"/>
           <w:sz w:val="24"/>
           <w:szCs w:val="24"/>
@@ -431,7 +451,7 @@
         <w:ind w:firstLine="0"/>
         <w:jc w:val="left"/>
         <w:rPr>
-          <w:rFonts w:ascii="宋体" w:eastAsia="宋体" w:hAnsi="宋体" w:cs="宋体"/>
+          <w:rFonts w:ascii="宋体" w:eastAsia="宋体" w:hAnsi="宋体" w:cs="宋体" w:hint="eastAsia"/>
           <w:kern w:val="0"/>
           <w:sz w:val="24"/>
           <w:szCs w:val="24"/>
@@ -457,7 +477,7 @@
         <w:spacing w:before="100" w:beforeAutospacing="1" w:after="100" w:afterAutospacing="1"/>
         <w:jc w:val="left"/>
         <w:rPr>
-          <w:rFonts w:ascii="宋体" w:eastAsia="宋体" w:hAnsi="宋体" w:cs="宋体"/>
+          <w:rFonts w:ascii="宋体" w:eastAsia="宋体" w:hAnsi="宋体" w:cs="宋体" w:hint="eastAsia"/>
           <w:kern w:val="0"/>
           <w:sz w:val="24"/>
           <w:szCs w:val="24"/>
@@ -491,7 +511,7 @@
         <w:ind w:left="720"/>
         <w:jc w:val="left"/>
         <w:rPr>
-          <w:rFonts w:ascii="宋体" w:eastAsia="宋体" w:hAnsi="宋体" w:cs="宋体"/>
+          <w:rFonts w:ascii="宋体" w:eastAsia="宋体" w:hAnsi="宋体" w:cs="宋体" w:hint="eastAsia"/>
           <w:kern w:val="0"/>
           <w:sz w:val="24"/>
           <w:szCs w:val="24"/>
@@ -536,7 +556,7 @@
         <w:ind w:firstLine="0"/>
         <w:jc w:val="left"/>
         <w:rPr>
-          <w:rFonts w:ascii="宋体" w:eastAsia="宋体" w:hAnsi="宋体" w:cs="宋体"/>
+          <w:rFonts w:ascii="宋体" w:eastAsia="宋体" w:hAnsi="宋体" w:cs="宋体" w:hint="eastAsia"/>
           <w:kern w:val="0"/>
           <w:sz w:val="24"/>
           <w:szCs w:val="24"/>
@@ -581,20 +601,40 @@
         <w:ind w:firstLine="0"/>
         <w:jc w:val="left"/>
         <w:rPr>
-          <w:rFonts w:ascii="宋体" w:eastAsia="宋体" w:hAnsi="宋体" w:cs="宋体"/>
-          <w:kern w:val="0"/>
-          <w:sz w:val="24"/>
-          <w:szCs w:val="24"/>
-        </w:rPr>
-      </w:pPr>
-      <w:r>
-        <w:rPr>
-          <w:rFonts w:ascii="宋体" w:eastAsia="宋体" w:hAnsi="宋体" w:cs="宋体"/>
-          <w:kern w:val="0"/>
-          <w:sz w:val="24"/>
-          <w:szCs w:val="24"/>
-        </w:rPr>
-        <w:t xml:space="preserve">  "type": "login_res",</w:t>
+          <w:rFonts w:ascii="宋体" w:eastAsia="宋体" w:hAnsi="宋体" w:cs="宋体" w:hint="eastAsia"/>
+          <w:kern w:val="0"/>
+          <w:sz w:val="24"/>
+          <w:szCs w:val="24"/>
+        </w:rPr>
+      </w:pPr>
+      <w:r>
+        <w:rPr>
+          <w:rFonts w:ascii="宋体" w:eastAsia="宋体" w:hAnsi="宋体" w:cs="宋体"/>
+          <w:kern w:val="0"/>
+          <w:sz w:val="24"/>
+          <w:szCs w:val="24"/>
+        </w:rPr>
+        <w:t xml:space="preserve">  "type": "</w:t>
+      </w:r>
+      <w:proofErr w:type="spellStart"/>
+      <w:r>
+        <w:rPr>
+          <w:rFonts w:ascii="宋体" w:eastAsia="宋体" w:hAnsi="宋体" w:cs="宋体"/>
+          <w:kern w:val="0"/>
+          <w:sz w:val="24"/>
+          <w:szCs w:val="24"/>
+        </w:rPr>
+        <w:t>login_res</w:t>
+      </w:r>
+      <w:proofErr w:type="spellEnd"/>
+      <w:r>
+        <w:rPr>
+          <w:rFonts w:ascii="宋体" w:eastAsia="宋体" w:hAnsi="宋体" w:cs="宋体"/>
+          <w:kern w:val="0"/>
+          <w:sz w:val="24"/>
+          <w:szCs w:val="24"/>
+        </w:rPr>
+        <w:t>",</w:t>
       </w:r>
     </w:p>
     <w:p>
@@ -626,7 +666,7 @@
         <w:ind w:firstLine="0"/>
         <w:jc w:val="left"/>
         <w:rPr>
-          <w:rFonts w:ascii="宋体" w:eastAsia="宋体" w:hAnsi="宋体" w:cs="宋体"/>
+          <w:rFonts w:ascii="宋体" w:eastAsia="宋体" w:hAnsi="宋体" w:cs="宋体" w:hint="eastAsia"/>
           <w:kern w:val="0"/>
           <w:sz w:val="24"/>
           <w:szCs w:val="24"/>
@@ -671,7 +711,7 @@
         <w:ind w:firstLine="0"/>
         <w:jc w:val="left"/>
         <w:rPr>
-          <w:rFonts w:ascii="宋体" w:eastAsia="宋体" w:hAnsi="宋体" w:cs="宋体"/>
+          <w:rFonts w:ascii="宋体" w:eastAsia="宋体" w:hAnsi="宋体" w:cs="宋体" w:hint="eastAsia"/>
           <w:kern w:val="0"/>
           <w:sz w:val="24"/>
           <w:szCs w:val="24"/>
@@ -716,7 +756,7 @@
         <w:ind w:firstLine="0"/>
         <w:jc w:val="left"/>
         <w:rPr>
-          <w:rFonts w:ascii="宋体" w:eastAsia="宋体" w:hAnsi="宋体" w:cs="宋体"/>
+          <w:rFonts w:ascii="宋体" w:eastAsia="宋体" w:hAnsi="宋体" w:cs="宋体" w:hint="eastAsia"/>
           <w:kern w:val="0"/>
           <w:sz w:val="24"/>
           <w:szCs w:val="24"/>
@@ -761,7 +801,7 @@
         <w:ind w:firstLine="0"/>
         <w:jc w:val="left"/>
         <w:rPr>
-          <w:rFonts w:ascii="宋体" w:eastAsia="宋体" w:hAnsi="宋体" w:cs="宋体"/>
+          <w:rFonts w:ascii="宋体" w:eastAsia="宋体" w:hAnsi="宋体" w:cs="宋体" w:hint="eastAsia"/>
           <w:kern w:val="0"/>
           <w:sz w:val="24"/>
           <w:szCs w:val="24"/>
@@ -806,7 +846,7 @@
         <w:ind w:firstLine="0"/>
         <w:jc w:val="left"/>
         <w:rPr>
-          <w:rFonts w:ascii="宋体" w:eastAsia="宋体" w:hAnsi="宋体" w:cs="宋体"/>
+          <w:rFonts w:ascii="宋体" w:eastAsia="宋体" w:hAnsi="宋体" w:cs="宋体" w:hint="eastAsia"/>
           <w:kern w:val="0"/>
           <w:sz w:val="24"/>
           <w:szCs w:val="24"/>
@@ -851,7 +891,7 @@
         <w:ind w:firstLine="0"/>
         <w:jc w:val="left"/>
         <w:rPr>
-          <w:rFonts w:ascii="宋体" w:eastAsia="宋体" w:hAnsi="宋体" w:cs="宋体"/>
+          <w:rFonts w:ascii="宋体" w:eastAsia="宋体" w:hAnsi="宋体" w:cs="宋体" w:hint="eastAsia"/>
           <w:kern w:val="0"/>
           <w:sz w:val="24"/>
           <w:szCs w:val="24"/>
@@ -882,7 +922,7 @@
         <w:jc w:val="left"/>
         <w:outlineLvl w:val="2"/>
         <w:rPr>
-          <w:rFonts w:ascii="宋体" w:eastAsia="宋体" w:hAnsi="宋体" w:cs="宋体"/>
+          <w:rFonts w:ascii="宋体" w:eastAsia="宋体" w:hAnsi="宋体" w:cs="宋体" w:hint="eastAsia"/>
           <w:b/>
           <w:bCs/>
           <w:kern w:val="0"/>
@@ -912,7 +952,7 @@
         <w:spacing w:before="100" w:beforeAutospacing="1" w:after="100" w:afterAutospacing="1"/>
         <w:jc w:val="left"/>
         <w:rPr>
-          <w:rFonts w:ascii="宋体" w:eastAsia="宋体" w:hAnsi="宋体" w:cs="宋体"/>
+          <w:rFonts w:ascii="宋体" w:eastAsia="宋体" w:hAnsi="宋体" w:cs="宋体" w:hint="eastAsia"/>
           <w:kern w:val="0"/>
           <w:sz w:val="24"/>
           <w:szCs w:val="24"/>
@@ -946,7 +986,7 @@
         <w:ind w:left="720"/>
         <w:jc w:val="left"/>
         <w:rPr>
-          <w:rFonts w:ascii="宋体" w:eastAsia="宋体" w:hAnsi="宋体" w:cs="宋体"/>
+          <w:rFonts w:ascii="宋体" w:eastAsia="宋体" w:hAnsi="宋体" w:cs="宋体" w:hint="eastAsia"/>
           <w:kern w:val="0"/>
           <w:sz w:val="24"/>
           <w:szCs w:val="24"/>
@@ -991,7 +1031,7 @@
         <w:ind w:firstLine="0"/>
         <w:jc w:val="left"/>
         <w:rPr>
-          <w:rFonts w:ascii="宋体" w:eastAsia="宋体" w:hAnsi="宋体" w:cs="宋体"/>
+          <w:rFonts w:ascii="宋体" w:eastAsia="宋体" w:hAnsi="宋体" w:cs="宋体" w:hint="eastAsia"/>
           <w:kern w:val="0"/>
           <w:sz w:val="24"/>
           <w:szCs w:val="24"/>
@@ -1036,20 +1076,40 @@
         <w:ind w:firstLine="0"/>
         <w:jc w:val="left"/>
         <w:rPr>
-          <w:rFonts w:ascii="宋体" w:eastAsia="宋体" w:hAnsi="宋体" w:cs="宋体"/>
-          <w:kern w:val="0"/>
-          <w:sz w:val="24"/>
-          <w:szCs w:val="24"/>
-        </w:rPr>
-      </w:pPr>
-      <w:r>
-        <w:rPr>
-          <w:rFonts w:ascii="宋体" w:eastAsia="宋体" w:hAnsi="宋体" w:cs="宋体"/>
-          <w:kern w:val="0"/>
-          <w:sz w:val="24"/>
-          <w:szCs w:val="24"/>
-        </w:rPr>
-        <w:t xml:space="preserve">  "type": "node_register",</w:t>
+          <w:rFonts w:ascii="宋体" w:eastAsia="宋体" w:hAnsi="宋体" w:cs="宋体" w:hint="eastAsia"/>
+          <w:kern w:val="0"/>
+          <w:sz w:val="24"/>
+          <w:szCs w:val="24"/>
+        </w:rPr>
+      </w:pPr>
+      <w:r>
+        <w:rPr>
+          <w:rFonts w:ascii="宋体" w:eastAsia="宋体" w:hAnsi="宋体" w:cs="宋体"/>
+          <w:kern w:val="0"/>
+          <w:sz w:val="24"/>
+          <w:szCs w:val="24"/>
+        </w:rPr>
+        <w:t xml:space="preserve">  "type": "</w:t>
+      </w:r>
+      <w:proofErr w:type="spellStart"/>
+      <w:r>
+        <w:rPr>
+          <w:rFonts w:ascii="宋体" w:eastAsia="宋体" w:hAnsi="宋体" w:cs="宋体"/>
+          <w:kern w:val="0"/>
+          <w:sz w:val="24"/>
+          <w:szCs w:val="24"/>
+        </w:rPr>
+        <w:t>node_register</w:t>
+      </w:r>
+      <w:proofErr w:type="spellEnd"/>
+      <w:r>
+        <w:rPr>
+          <w:rFonts w:ascii="宋体" w:eastAsia="宋体" w:hAnsi="宋体" w:cs="宋体"/>
+          <w:kern w:val="0"/>
+          <w:sz w:val="24"/>
+          <w:szCs w:val="24"/>
+        </w:rPr>
+        <w:t>",</w:t>
       </w:r>
     </w:p>
     <w:p>
@@ -1081,7 +1141,7 @@
         <w:ind w:firstLine="0"/>
         <w:jc w:val="left"/>
         <w:rPr>
-          <w:rFonts w:ascii="宋体" w:eastAsia="宋体" w:hAnsi="宋体" w:cs="宋体"/>
+          <w:rFonts w:ascii="宋体" w:eastAsia="宋体" w:hAnsi="宋体" w:cs="宋体" w:hint="eastAsia"/>
           <w:kern w:val="0"/>
           <w:sz w:val="24"/>
           <w:szCs w:val="24"/>
@@ -1126,20 +1186,51 @@
         <w:ind w:firstLine="0"/>
         <w:jc w:val="left"/>
         <w:rPr>
-          <w:rFonts w:ascii="宋体" w:eastAsia="宋体" w:hAnsi="宋体" w:cs="宋体"/>
-          <w:kern w:val="0"/>
-          <w:sz w:val="24"/>
-          <w:szCs w:val="24"/>
-        </w:rPr>
-      </w:pPr>
-      <w:r>
-        <w:rPr>
-          <w:rFonts w:ascii="宋体" w:eastAsia="宋体" w:hAnsi="宋体" w:cs="宋体"/>
-          <w:kern w:val="0"/>
-          <w:sz w:val="24"/>
-          <w:szCs w:val="24"/>
-        </w:rPr>
-        <w:t xml:space="preserve">    "node_name": "Lab_PC_01",</w:t>
+          <w:rFonts w:ascii="宋体" w:eastAsia="宋体" w:hAnsi="宋体" w:cs="宋体" w:hint="eastAsia"/>
+          <w:kern w:val="0"/>
+          <w:sz w:val="24"/>
+          <w:szCs w:val="24"/>
+        </w:rPr>
+      </w:pPr>
+      <w:r>
+        <w:rPr>
+          <w:rFonts w:ascii="宋体" w:eastAsia="宋体" w:hAnsi="宋体" w:cs="宋体"/>
+          <w:kern w:val="0"/>
+          <w:sz w:val="24"/>
+          <w:szCs w:val="24"/>
+        </w:rPr>
+        <w:t xml:space="preserve">    "</w:t>
+      </w:r>
+      <w:proofErr w:type="spellStart"/>
+      <w:proofErr w:type="gramStart"/>
+      <w:r>
+        <w:rPr>
+          <w:rFonts w:ascii="宋体" w:eastAsia="宋体" w:hAnsi="宋体" w:cs="宋体"/>
+          <w:kern w:val="0"/>
+          <w:sz w:val="24"/>
+          <w:szCs w:val="24"/>
+        </w:rPr>
+        <w:t>node</w:t>
+      </w:r>
+      <w:proofErr w:type="gramEnd"/>
+      <w:r>
+        <w:rPr>
+          <w:rFonts w:ascii="宋体" w:eastAsia="宋体" w:hAnsi="宋体" w:cs="宋体"/>
+          <w:kern w:val="0"/>
+          <w:sz w:val="24"/>
+          <w:szCs w:val="24"/>
+        </w:rPr>
+        <w:t>_name</w:t>
+      </w:r>
+      <w:proofErr w:type="spellEnd"/>
+      <w:r>
+        <w:rPr>
+          <w:rFonts w:ascii="宋体" w:eastAsia="宋体" w:hAnsi="宋体" w:cs="宋体"/>
+          <w:kern w:val="0"/>
+          <w:sz w:val="24"/>
+          <w:szCs w:val="24"/>
+        </w:rPr>
+        <w:t>": "Lab_PC_01",</w:t>
       </w:r>
     </w:p>
     <w:p>
@@ -1171,20 +1262,51 @@
         <w:ind w:firstLine="0"/>
         <w:jc w:val="left"/>
         <w:rPr>
-          <w:rFonts w:ascii="宋体" w:eastAsia="宋体" w:hAnsi="宋体" w:cs="宋体"/>
-          <w:kern w:val="0"/>
-          <w:sz w:val="24"/>
-          <w:szCs w:val="24"/>
-        </w:rPr>
-      </w:pPr>
-      <w:r>
-        <w:rPr>
-          <w:rFonts w:ascii="宋体" w:eastAsia="宋体" w:hAnsi="宋体" w:cs="宋体"/>
-          <w:kern w:val="0"/>
-          <w:sz w:val="24"/>
-          <w:szCs w:val="24"/>
-        </w:rPr>
-        <w:t xml:space="preserve">    "auth_key": "node_secret_6677"</w:t>
+          <w:rFonts w:ascii="宋体" w:eastAsia="宋体" w:hAnsi="宋体" w:cs="宋体" w:hint="eastAsia"/>
+          <w:kern w:val="0"/>
+          <w:sz w:val="24"/>
+          <w:szCs w:val="24"/>
+        </w:rPr>
+      </w:pPr>
+      <w:r>
+        <w:rPr>
+          <w:rFonts w:ascii="宋体" w:eastAsia="宋体" w:hAnsi="宋体" w:cs="宋体"/>
+          <w:kern w:val="0"/>
+          <w:sz w:val="24"/>
+          <w:szCs w:val="24"/>
+        </w:rPr>
+        <w:t xml:space="preserve">    "</w:t>
+      </w:r>
+      <w:proofErr w:type="spellStart"/>
+      <w:proofErr w:type="gramStart"/>
+      <w:r>
+        <w:rPr>
+          <w:rFonts w:ascii="宋体" w:eastAsia="宋体" w:hAnsi="宋体" w:cs="宋体"/>
+          <w:kern w:val="0"/>
+          <w:sz w:val="24"/>
+          <w:szCs w:val="24"/>
+        </w:rPr>
+        <w:t>auth</w:t>
+      </w:r>
+      <w:proofErr w:type="gramEnd"/>
+      <w:r>
+        <w:rPr>
+          <w:rFonts w:ascii="宋体" w:eastAsia="宋体" w:hAnsi="宋体" w:cs="宋体"/>
+          <w:kern w:val="0"/>
+          <w:sz w:val="24"/>
+          <w:szCs w:val="24"/>
+        </w:rPr>
+        <w:t>_key</w:t>
+      </w:r>
+      <w:proofErr w:type="spellEnd"/>
+      <w:r>
+        <w:rPr>
+          <w:rFonts w:ascii="宋体" w:eastAsia="宋体" w:hAnsi="宋体" w:cs="宋体"/>
+          <w:kern w:val="0"/>
+          <w:sz w:val="24"/>
+          <w:szCs w:val="24"/>
+        </w:rPr>
+        <w:t>": "node_secret_6677"</w:t>
       </w:r>
     </w:p>
     <w:p>
@@ -1216,7 +1338,7 @@
         <w:ind w:firstLine="0"/>
         <w:jc w:val="left"/>
         <w:rPr>
-          <w:rFonts w:ascii="宋体" w:eastAsia="宋体" w:hAnsi="宋体" w:cs="宋体"/>
+          <w:rFonts w:ascii="宋体" w:eastAsia="宋体" w:hAnsi="宋体" w:cs="宋体" w:hint="eastAsia"/>
           <w:kern w:val="0"/>
           <w:sz w:val="24"/>
           <w:szCs w:val="24"/>
@@ -1261,7 +1383,7 @@
         <w:ind w:firstLine="0"/>
         <w:jc w:val="left"/>
         <w:rPr>
-          <w:rFonts w:ascii="宋体" w:eastAsia="宋体" w:hAnsi="宋体" w:cs="宋体"/>
+          <w:rFonts w:ascii="宋体" w:eastAsia="宋体" w:hAnsi="宋体" w:cs="宋体" w:hint="eastAsia"/>
           <w:kern w:val="0"/>
           <w:sz w:val="24"/>
           <w:szCs w:val="24"/>
@@ -1282,7 +1404,7 @@
         <w:widowControl/>
         <w:jc w:val="left"/>
         <w:rPr>
-          <w:rFonts w:ascii="宋体" w:eastAsia="宋体" w:hAnsi="宋体" w:cs="宋体"/>
+          <w:rFonts w:ascii="宋体" w:eastAsia="宋体" w:hAnsi="宋体" w:cs="宋体" w:hint="eastAsia"/>
           <w:kern w:val="0"/>
           <w:sz w:val="24"/>
           <w:szCs w:val="24"/>
@@ -1315,7 +1437,7 @@
         <w:jc w:val="left"/>
         <w:outlineLvl w:val="1"/>
         <w:rPr>
-          <w:rFonts w:ascii="宋体" w:eastAsia="宋体" w:hAnsi="宋体" w:cs="宋体"/>
+          <w:rFonts w:ascii="宋体" w:eastAsia="宋体" w:hAnsi="宋体" w:cs="宋体" w:hint="eastAsia"/>
           <w:b/>
           <w:bCs/>
           <w:kern w:val="0"/>
@@ -1333,7 +1455,7 @@
           <w:szCs w:val="36"/>
         </w:rPr>
         <w:lastRenderedPageBreak/>
-        <w:t>2. 权限与资源发现 (Signaling)</w:t>
+        <w:t>权限与资源发现 (Signaling)</w:t>
       </w:r>
     </w:p>
     <w:p>
@@ -1351,7 +1473,7 @@
         <w:jc w:val="left"/>
         <w:outlineLvl w:val="2"/>
         <w:rPr>
-          <w:rFonts w:ascii="宋体" w:eastAsia="宋体" w:hAnsi="宋体" w:cs="宋体"/>
+          <w:rFonts w:ascii="宋体" w:eastAsia="宋体" w:hAnsi="宋体" w:cs="宋体" w:hint="eastAsia"/>
           <w:b/>
           <w:bCs/>
           <w:kern w:val="0"/>
@@ -1377,7 +1499,7 @@
         <w:spacing w:before="100" w:beforeAutospacing="1" w:after="100" w:afterAutospacing="1"/>
         <w:jc w:val="left"/>
         <w:rPr>
-          <w:rFonts w:ascii="宋体" w:eastAsia="宋体" w:hAnsi="宋体" w:cs="宋体"/>
+          <w:rFonts w:ascii="宋体" w:eastAsia="宋体" w:hAnsi="宋体" w:cs="宋体" w:hint="eastAsia"/>
           <w:kern w:val="0"/>
           <w:sz w:val="24"/>
           <w:szCs w:val="24"/>
@@ -1403,7 +1525,7 @@
         <w:spacing w:before="100" w:beforeAutospacing="1" w:after="100" w:afterAutospacing="1"/>
         <w:jc w:val="left"/>
         <w:rPr>
-          <w:rFonts w:ascii="宋体" w:eastAsia="宋体" w:hAnsi="宋体" w:cs="宋体"/>
+          <w:rFonts w:ascii="宋体" w:eastAsia="宋体" w:hAnsi="宋体" w:cs="宋体" w:hint="eastAsia"/>
           <w:kern w:val="0"/>
           <w:sz w:val="24"/>
           <w:szCs w:val="24"/>
@@ -1437,7 +1559,7 @@
         <w:ind w:left="720"/>
         <w:jc w:val="left"/>
         <w:rPr>
-          <w:rFonts w:ascii="宋体" w:eastAsia="宋体" w:hAnsi="宋体" w:cs="宋体"/>
+          <w:rFonts w:ascii="宋体" w:eastAsia="宋体" w:hAnsi="宋体" w:cs="宋体" w:hint="eastAsia"/>
           <w:kern w:val="0"/>
           <w:sz w:val="24"/>
           <w:szCs w:val="24"/>
@@ -1482,7 +1604,7 @@
         <w:ind w:firstLine="0"/>
         <w:jc w:val="left"/>
         <w:rPr>
-          <w:rFonts w:ascii="宋体" w:eastAsia="宋体" w:hAnsi="宋体" w:cs="宋体"/>
+          <w:rFonts w:ascii="宋体" w:eastAsia="宋体" w:hAnsi="宋体" w:cs="宋体" w:hint="eastAsia"/>
           <w:kern w:val="0"/>
           <w:sz w:val="24"/>
           <w:szCs w:val="24"/>
@@ -1527,20 +1649,40 @@
         <w:ind w:firstLine="0"/>
         <w:jc w:val="left"/>
         <w:rPr>
-          <w:rFonts w:ascii="宋体" w:eastAsia="宋体" w:hAnsi="宋体" w:cs="宋体"/>
-          <w:kern w:val="0"/>
-          <w:sz w:val="24"/>
-          <w:szCs w:val="24"/>
-        </w:rPr>
-      </w:pPr>
-      <w:r>
-        <w:rPr>
-          <w:rFonts w:ascii="宋体" w:eastAsia="宋体" w:hAnsi="宋体" w:cs="宋体"/>
-          <w:kern w:val="0"/>
-          <w:sz w:val="24"/>
-          <w:szCs w:val="24"/>
-        </w:rPr>
-        <w:t xml:space="preserve">  "type": "get_auth_apps",</w:t>
+          <w:rFonts w:ascii="宋体" w:eastAsia="宋体" w:hAnsi="宋体" w:cs="宋体" w:hint="eastAsia"/>
+          <w:kern w:val="0"/>
+          <w:sz w:val="24"/>
+          <w:szCs w:val="24"/>
+        </w:rPr>
+      </w:pPr>
+      <w:r>
+        <w:rPr>
+          <w:rFonts w:ascii="宋体" w:eastAsia="宋体" w:hAnsi="宋体" w:cs="宋体"/>
+          <w:kern w:val="0"/>
+          <w:sz w:val="24"/>
+          <w:szCs w:val="24"/>
+        </w:rPr>
+        <w:t xml:space="preserve">  "type": "</w:t>
+      </w:r>
+      <w:proofErr w:type="spellStart"/>
+      <w:r>
+        <w:rPr>
+          <w:rFonts w:ascii="宋体" w:eastAsia="宋体" w:hAnsi="宋体" w:cs="宋体"/>
+          <w:kern w:val="0"/>
+          <w:sz w:val="24"/>
+          <w:szCs w:val="24"/>
+        </w:rPr>
+        <w:t>get_auth_apps</w:t>
+      </w:r>
+      <w:proofErr w:type="spellEnd"/>
+      <w:r>
+        <w:rPr>
+          <w:rFonts w:ascii="宋体" w:eastAsia="宋体" w:hAnsi="宋体" w:cs="宋体"/>
+          <w:kern w:val="0"/>
+          <w:sz w:val="24"/>
+          <w:szCs w:val="24"/>
+        </w:rPr>
+        <w:t>",</w:t>
       </w:r>
     </w:p>
     <w:p>
@@ -1572,7 +1714,7 @@
         <w:ind w:firstLine="0"/>
         <w:jc w:val="left"/>
         <w:rPr>
-          <w:rFonts w:ascii="宋体" w:eastAsia="宋体" w:hAnsi="宋体" w:cs="宋体"/>
+          <w:rFonts w:ascii="宋体" w:eastAsia="宋体" w:hAnsi="宋体" w:cs="宋体" w:hint="eastAsia"/>
           <w:kern w:val="0"/>
           <w:sz w:val="24"/>
           <w:szCs w:val="24"/>
@@ -1617,7 +1759,7 @@
         <w:ind w:firstLine="0"/>
         <w:jc w:val="left"/>
         <w:rPr>
-          <w:rFonts w:ascii="宋体" w:eastAsia="宋体" w:hAnsi="宋体" w:cs="宋体"/>
+          <w:rFonts w:ascii="宋体" w:eastAsia="宋体" w:hAnsi="宋体" w:cs="宋体" w:hint="eastAsia"/>
           <w:kern w:val="0"/>
           <w:sz w:val="24"/>
           <w:szCs w:val="24"/>
@@ -1643,7 +1785,7 @@
         <w:spacing w:before="100" w:beforeAutospacing="1" w:after="100" w:afterAutospacing="1"/>
         <w:jc w:val="left"/>
         <w:rPr>
-          <w:rFonts w:ascii="宋体" w:eastAsia="宋体" w:hAnsi="宋体" w:cs="宋体"/>
+          <w:rFonts w:ascii="宋体" w:eastAsia="宋体" w:hAnsi="宋体" w:cs="宋体" w:hint="eastAsia"/>
           <w:kern w:val="0"/>
           <w:sz w:val="24"/>
           <w:szCs w:val="24"/>
@@ -1677,7 +1819,7 @@
         <w:ind w:left="720"/>
         <w:jc w:val="left"/>
         <w:rPr>
-          <w:rFonts w:ascii="宋体" w:eastAsia="宋体" w:hAnsi="宋体" w:cs="宋体"/>
+          <w:rFonts w:ascii="宋体" w:eastAsia="宋体" w:hAnsi="宋体" w:cs="宋体" w:hint="eastAsia"/>
           <w:kern w:val="0"/>
           <w:sz w:val="24"/>
           <w:szCs w:val="24"/>
@@ -1722,7 +1864,7 @@
         <w:ind w:firstLine="0"/>
         <w:jc w:val="left"/>
         <w:rPr>
-          <w:rFonts w:ascii="宋体" w:eastAsia="宋体" w:hAnsi="宋体" w:cs="宋体"/>
+          <w:rFonts w:ascii="宋体" w:eastAsia="宋体" w:hAnsi="宋体" w:cs="宋体" w:hint="eastAsia"/>
           <w:kern w:val="0"/>
           <w:sz w:val="24"/>
           <w:szCs w:val="24"/>
@@ -1767,20 +1909,40 @@
         <w:ind w:firstLine="0"/>
         <w:jc w:val="left"/>
         <w:rPr>
-          <w:rFonts w:ascii="宋体" w:eastAsia="宋体" w:hAnsi="宋体" w:cs="宋体"/>
-          <w:kern w:val="0"/>
-          <w:sz w:val="24"/>
-          <w:szCs w:val="24"/>
-        </w:rPr>
-      </w:pPr>
-      <w:r>
-        <w:rPr>
-          <w:rFonts w:ascii="宋体" w:eastAsia="宋体" w:hAnsi="宋体" w:cs="宋体"/>
-          <w:kern w:val="0"/>
-          <w:sz w:val="24"/>
-          <w:szCs w:val="24"/>
-        </w:rPr>
-        <w:t xml:space="preserve">  "type": "auth_apps_res",</w:t>
+          <w:rFonts w:ascii="宋体" w:eastAsia="宋体" w:hAnsi="宋体" w:cs="宋体" w:hint="eastAsia"/>
+          <w:kern w:val="0"/>
+          <w:sz w:val="24"/>
+          <w:szCs w:val="24"/>
+        </w:rPr>
+      </w:pPr>
+      <w:r>
+        <w:rPr>
+          <w:rFonts w:ascii="宋体" w:eastAsia="宋体" w:hAnsi="宋体" w:cs="宋体"/>
+          <w:kern w:val="0"/>
+          <w:sz w:val="24"/>
+          <w:szCs w:val="24"/>
+        </w:rPr>
+        <w:t xml:space="preserve">  "type": "</w:t>
+      </w:r>
+      <w:proofErr w:type="spellStart"/>
+      <w:r>
+        <w:rPr>
+          <w:rFonts w:ascii="宋体" w:eastAsia="宋体" w:hAnsi="宋体" w:cs="宋体"/>
+          <w:kern w:val="0"/>
+          <w:sz w:val="24"/>
+          <w:szCs w:val="24"/>
+        </w:rPr>
+        <w:t>auth_apps_res</w:t>
+      </w:r>
+      <w:proofErr w:type="spellEnd"/>
+      <w:r>
+        <w:rPr>
+          <w:rFonts w:ascii="宋体" w:eastAsia="宋体" w:hAnsi="宋体" w:cs="宋体"/>
+          <w:kern w:val="0"/>
+          <w:sz w:val="24"/>
+          <w:szCs w:val="24"/>
+        </w:rPr>
+        <w:t>",</w:t>
       </w:r>
     </w:p>
     <w:p>
@@ -1812,7 +1974,7 @@
         <w:ind w:firstLine="0"/>
         <w:jc w:val="left"/>
         <w:rPr>
-          <w:rFonts w:ascii="宋体" w:eastAsia="宋体" w:hAnsi="宋体" w:cs="宋体"/>
+          <w:rFonts w:ascii="宋体" w:eastAsia="宋体" w:hAnsi="宋体" w:cs="宋体" w:hint="eastAsia"/>
           <w:kern w:val="0"/>
           <w:sz w:val="24"/>
           <w:szCs w:val="24"/>
@@ -1857,7 +2019,7 @@
         <w:ind w:firstLine="0"/>
         <w:jc w:val="left"/>
         <w:rPr>
-          <w:rFonts w:ascii="宋体" w:eastAsia="宋体" w:hAnsi="宋体" w:cs="宋体"/>
+          <w:rFonts w:ascii="宋体" w:eastAsia="宋体" w:hAnsi="宋体" w:cs="宋体" w:hint="eastAsia"/>
           <w:kern w:val="0"/>
           <w:sz w:val="24"/>
           <w:szCs w:val="24"/>
@@ -1902,20 +2064,51 @@
         <w:ind w:firstLine="0"/>
         <w:jc w:val="left"/>
         <w:rPr>
-          <w:rFonts w:ascii="宋体" w:eastAsia="宋体" w:hAnsi="宋体" w:cs="宋体"/>
-          <w:kern w:val="0"/>
-          <w:sz w:val="24"/>
-          <w:szCs w:val="24"/>
-        </w:rPr>
-      </w:pPr>
-      <w:r>
-        <w:rPr>
-          <w:rFonts w:ascii="宋体" w:eastAsia="宋体" w:hAnsi="宋体" w:cs="宋体"/>
-          <w:kern w:val="0"/>
-          <w:sz w:val="24"/>
-          <w:szCs w:val="24"/>
-        </w:rPr>
-        <w:t xml:space="preserve">      "app_id": 101,</w:t>
+          <w:rFonts w:ascii="宋体" w:eastAsia="宋体" w:hAnsi="宋体" w:cs="宋体" w:hint="eastAsia"/>
+          <w:kern w:val="0"/>
+          <w:sz w:val="24"/>
+          <w:szCs w:val="24"/>
+        </w:rPr>
+      </w:pPr>
+      <w:r>
+        <w:rPr>
+          <w:rFonts w:ascii="宋体" w:eastAsia="宋体" w:hAnsi="宋体" w:cs="宋体"/>
+          <w:kern w:val="0"/>
+          <w:sz w:val="24"/>
+          <w:szCs w:val="24"/>
+        </w:rPr>
+        <w:t xml:space="preserve">      "</w:t>
+      </w:r>
+      <w:proofErr w:type="spellStart"/>
+      <w:proofErr w:type="gramStart"/>
+      <w:r>
+        <w:rPr>
+          <w:rFonts w:ascii="宋体" w:eastAsia="宋体" w:hAnsi="宋体" w:cs="宋体"/>
+          <w:kern w:val="0"/>
+          <w:sz w:val="24"/>
+          <w:szCs w:val="24"/>
+        </w:rPr>
+        <w:t>app</w:t>
+      </w:r>
+      <w:proofErr w:type="gramEnd"/>
+      <w:r>
+        <w:rPr>
+          <w:rFonts w:ascii="宋体" w:eastAsia="宋体" w:hAnsi="宋体" w:cs="宋体"/>
+          <w:kern w:val="0"/>
+          <w:sz w:val="24"/>
+          <w:szCs w:val="24"/>
+        </w:rPr>
+        <w:t>_id</w:t>
+      </w:r>
+      <w:proofErr w:type="spellEnd"/>
+      <w:r>
+        <w:rPr>
+          <w:rFonts w:ascii="宋体" w:eastAsia="宋体" w:hAnsi="宋体" w:cs="宋体"/>
+          <w:kern w:val="0"/>
+          <w:sz w:val="24"/>
+          <w:szCs w:val="24"/>
+        </w:rPr>
+        <w:t>": 101,</w:t>
       </w:r>
     </w:p>
     <w:p>
@@ -1947,20 +2140,40 @@
         <w:ind w:firstLine="0"/>
         <w:jc w:val="left"/>
         <w:rPr>
-          <w:rFonts w:ascii="宋体" w:eastAsia="宋体" w:hAnsi="宋体" w:cs="宋体"/>
-          <w:kern w:val="0"/>
-          <w:sz w:val="24"/>
-          <w:szCs w:val="24"/>
-        </w:rPr>
-      </w:pPr>
-      <w:r>
-        <w:rPr>
-          <w:rFonts w:ascii="宋体" w:eastAsia="宋体" w:hAnsi="宋体" w:cs="宋体"/>
-          <w:kern w:val="0"/>
-          <w:sz w:val="24"/>
-          <w:szCs w:val="24"/>
-        </w:rPr>
-        <w:t xml:space="preserve">      "display_name": "仿真软件",</w:t>
+          <w:rFonts w:ascii="宋体" w:eastAsia="宋体" w:hAnsi="宋体" w:cs="宋体" w:hint="eastAsia"/>
+          <w:kern w:val="0"/>
+          <w:sz w:val="24"/>
+          <w:szCs w:val="24"/>
+        </w:rPr>
+      </w:pPr>
+      <w:r>
+        <w:rPr>
+          <w:rFonts w:ascii="宋体" w:eastAsia="宋体" w:hAnsi="宋体" w:cs="宋体"/>
+          <w:kern w:val="0"/>
+          <w:sz w:val="24"/>
+          <w:szCs w:val="24"/>
+        </w:rPr>
+        <w:t xml:space="preserve">      "</w:t>
+      </w:r>
+      <w:proofErr w:type="spellStart"/>
+      <w:r>
+        <w:rPr>
+          <w:rFonts w:ascii="宋体" w:eastAsia="宋体" w:hAnsi="宋体" w:cs="宋体"/>
+          <w:kern w:val="0"/>
+          <w:sz w:val="24"/>
+          <w:szCs w:val="24"/>
+        </w:rPr>
+        <w:t>display_name</w:t>
+      </w:r>
+      <w:proofErr w:type="spellEnd"/>
+      <w:r>
+        <w:rPr>
+          <w:rFonts w:ascii="宋体" w:eastAsia="宋体" w:hAnsi="宋体" w:cs="宋体"/>
+          <w:kern w:val="0"/>
+          <w:sz w:val="24"/>
+          <w:szCs w:val="24"/>
+        </w:rPr>
+        <w:t>": "仿真软件",</w:t>
       </w:r>
     </w:p>
     <w:p>
@@ -1992,20 +2205,51 @@
         <w:ind w:firstLine="0"/>
         <w:jc w:val="left"/>
         <w:rPr>
-          <w:rFonts w:ascii="宋体" w:eastAsia="宋体" w:hAnsi="宋体" w:cs="宋体"/>
-          <w:kern w:val="0"/>
-          <w:sz w:val="24"/>
-          <w:szCs w:val="24"/>
-        </w:rPr>
-      </w:pPr>
-      <w:r>
-        <w:rPr>
-          <w:rFonts w:ascii="宋体" w:eastAsia="宋体" w:hAnsi="宋体" w:cs="宋体"/>
-          <w:kern w:val="0"/>
-          <w:sz w:val="24"/>
-          <w:szCs w:val="24"/>
-        </w:rPr>
-        <w:t xml:space="preserve">      "node_name": "Lab_PC_01"</w:t>
+          <w:rFonts w:ascii="宋体" w:eastAsia="宋体" w:hAnsi="宋体" w:cs="宋体" w:hint="eastAsia"/>
+          <w:kern w:val="0"/>
+          <w:sz w:val="24"/>
+          <w:szCs w:val="24"/>
+        </w:rPr>
+      </w:pPr>
+      <w:r>
+        <w:rPr>
+          <w:rFonts w:ascii="宋体" w:eastAsia="宋体" w:hAnsi="宋体" w:cs="宋体"/>
+          <w:kern w:val="0"/>
+          <w:sz w:val="24"/>
+          <w:szCs w:val="24"/>
+        </w:rPr>
+        <w:t xml:space="preserve">      "</w:t>
+      </w:r>
+      <w:proofErr w:type="spellStart"/>
+      <w:proofErr w:type="gramStart"/>
+      <w:r>
+        <w:rPr>
+          <w:rFonts w:ascii="宋体" w:eastAsia="宋体" w:hAnsi="宋体" w:cs="宋体"/>
+          <w:kern w:val="0"/>
+          <w:sz w:val="24"/>
+          <w:szCs w:val="24"/>
+        </w:rPr>
+        <w:t>node</w:t>
+      </w:r>
+      <w:proofErr w:type="gramEnd"/>
+      <w:r>
+        <w:rPr>
+          <w:rFonts w:ascii="宋体" w:eastAsia="宋体" w:hAnsi="宋体" w:cs="宋体"/>
+          <w:kern w:val="0"/>
+          <w:sz w:val="24"/>
+          <w:szCs w:val="24"/>
+        </w:rPr>
+        <w:t>_name</w:t>
+      </w:r>
+      <w:proofErr w:type="spellEnd"/>
+      <w:r>
+        <w:rPr>
+          <w:rFonts w:ascii="宋体" w:eastAsia="宋体" w:hAnsi="宋体" w:cs="宋体"/>
+          <w:kern w:val="0"/>
+          <w:sz w:val="24"/>
+          <w:szCs w:val="24"/>
+        </w:rPr>
+        <w:t>": "Lab_PC_01"</w:t>
       </w:r>
     </w:p>
     <w:p>
@@ -2037,7 +2281,7 @@
         <w:ind w:firstLine="0"/>
         <w:jc w:val="left"/>
         <w:rPr>
-          <w:rFonts w:ascii="宋体" w:eastAsia="宋体" w:hAnsi="宋体" w:cs="宋体"/>
+          <w:rFonts w:ascii="宋体" w:eastAsia="宋体" w:hAnsi="宋体" w:cs="宋体" w:hint="eastAsia"/>
           <w:kern w:val="0"/>
           <w:sz w:val="24"/>
           <w:szCs w:val="24"/>
@@ -2082,7 +2326,7 @@
         <w:ind w:firstLine="0"/>
         <w:jc w:val="left"/>
         <w:rPr>
-          <w:rFonts w:ascii="宋体" w:eastAsia="宋体" w:hAnsi="宋体" w:cs="宋体"/>
+          <w:rFonts w:ascii="宋体" w:eastAsia="宋体" w:hAnsi="宋体" w:cs="宋体" w:hint="eastAsia"/>
           <w:kern w:val="0"/>
           <w:sz w:val="24"/>
           <w:szCs w:val="24"/>
@@ -2127,7 +2371,7 @@
         <w:ind w:firstLine="0"/>
         <w:jc w:val="left"/>
         <w:rPr>
-          <w:rFonts w:ascii="宋体" w:eastAsia="宋体" w:hAnsi="宋体" w:cs="宋体"/>
+          <w:rFonts w:ascii="宋体" w:eastAsia="宋体" w:hAnsi="宋体" w:cs="宋体" w:hint="eastAsia"/>
           <w:kern w:val="0"/>
           <w:sz w:val="24"/>
           <w:szCs w:val="24"/>
@@ -2158,7 +2402,7 @@
         <w:jc w:val="left"/>
         <w:outlineLvl w:val="2"/>
         <w:rPr>
-          <w:rFonts w:ascii="宋体" w:eastAsia="宋体" w:hAnsi="宋体" w:cs="宋体"/>
+          <w:rFonts w:ascii="宋体" w:eastAsia="宋体" w:hAnsi="宋体" w:cs="宋体" w:hint="eastAsia"/>
           <w:b/>
           <w:bCs/>
           <w:kern w:val="0"/>
@@ -2184,20 +2428,40 @@
         <w:spacing w:before="100" w:beforeAutospacing="1" w:after="100" w:afterAutospacing="1"/>
         <w:jc w:val="left"/>
         <w:rPr>
-          <w:rFonts w:ascii="宋体" w:eastAsia="宋体" w:hAnsi="宋体" w:cs="宋体"/>
-          <w:kern w:val="0"/>
-          <w:sz w:val="24"/>
-          <w:szCs w:val="24"/>
-        </w:rPr>
-      </w:pPr>
-      <w:r>
-        <w:rPr>
-          <w:rFonts w:ascii="宋体" w:eastAsia="宋体" w:hAnsi="宋体" w:cs="宋体"/>
-          <w:kern w:val="0"/>
-          <w:sz w:val="24"/>
-          <w:szCs w:val="24"/>
-        </w:rPr>
-        <w:t>前端在拿到列表后，请求这些 app_id 对应的图标。</w:t>
+          <w:rFonts w:ascii="宋体" w:eastAsia="宋体" w:hAnsi="宋体" w:cs="宋体" w:hint="eastAsia"/>
+          <w:kern w:val="0"/>
+          <w:sz w:val="24"/>
+          <w:szCs w:val="24"/>
+        </w:rPr>
+      </w:pPr>
+      <w:r>
+        <w:rPr>
+          <w:rFonts w:ascii="宋体" w:eastAsia="宋体" w:hAnsi="宋体" w:cs="宋体"/>
+          <w:kern w:val="0"/>
+          <w:sz w:val="24"/>
+          <w:szCs w:val="24"/>
+        </w:rPr>
+        <w:t xml:space="preserve">前端在拿到列表后，请求这些 </w:t>
+      </w:r>
+      <w:proofErr w:type="spellStart"/>
+      <w:r>
+        <w:rPr>
+          <w:rFonts w:ascii="宋体" w:eastAsia="宋体" w:hAnsi="宋体" w:cs="宋体"/>
+          <w:kern w:val="0"/>
+          <w:sz w:val="24"/>
+          <w:szCs w:val="24"/>
+        </w:rPr>
+        <w:t>app_id</w:t>
+      </w:r>
+      <w:proofErr w:type="spellEnd"/>
+      <w:r>
+        <w:rPr>
+          <w:rFonts w:ascii="宋体" w:eastAsia="宋体" w:hAnsi="宋体" w:cs="宋体"/>
+          <w:kern w:val="0"/>
+          <w:sz w:val="24"/>
+          <w:szCs w:val="24"/>
+        </w:rPr>
+        <w:t xml:space="preserve"> 对应的图标。</w:t>
       </w:r>
     </w:p>
     <w:p>
@@ -2210,7 +2474,7 @@
         <w:spacing w:before="100" w:beforeAutospacing="1" w:after="100" w:afterAutospacing="1"/>
         <w:jc w:val="left"/>
         <w:rPr>
-          <w:rFonts w:ascii="宋体" w:eastAsia="宋体" w:hAnsi="宋体" w:cs="宋体"/>
+          <w:rFonts w:ascii="宋体" w:eastAsia="宋体" w:hAnsi="宋体" w:cs="宋体" w:hint="eastAsia"/>
           <w:kern w:val="0"/>
           <w:sz w:val="24"/>
           <w:szCs w:val="24"/>
@@ -2244,7 +2508,7 @@
         <w:ind w:left="720"/>
         <w:jc w:val="left"/>
         <w:rPr>
-          <w:rFonts w:ascii="宋体" w:eastAsia="宋体" w:hAnsi="宋体" w:cs="宋体"/>
+          <w:rFonts w:ascii="宋体" w:eastAsia="宋体" w:hAnsi="宋体" w:cs="宋体" w:hint="eastAsia"/>
           <w:kern w:val="0"/>
           <w:sz w:val="24"/>
           <w:szCs w:val="24"/>
@@ -2289,7 +2553,7 @@
         <w:ind w:firstLine="0"/>
         <w:jc w:val="left"/>
         <w:rPr>
-          <w:rFonts w:ascii="宋体" w:eastAsia="宋体" w:hAnsi="宋体" w:cs="宋体"/>
+          <w:rFonts w:ascii="宋体" w:eastAsia="宋体" w:hAnsi="宋体" w:cs="宋体" w:hint="eastAsia"/>
           <w:kern w:val="0"/>
           <w:sz w:val="24"/>
           <w:szCs w:val="24"/>
@@ -2334,20 +2598,40 @@
         <w:ind w:firstLine="0"/>
         <w:jc w:val="left"/>
         <w:rPr>
-          <w:rFonts w:ascii="宋体" w:eastAsia="宋体" w:hAnsi="宋体" w:cs="宋体"/>
-          <w:kern w:val="0"/>
-          <w:sz w:val="24"/>
-          <w:szCs w:val="24"/>
-        </w:rPr>
-      </w:pPr>
-      <w:r>
-        <w:rPr>
-          <w:rFonts w:ascii="宋体" w:eastAsia="宋体" w:hAnsi="宋体" w:cs="宋体"/>
-          <w:kern w:val="0"/>
-          <w:sz w:val="24"/>
-          <w:szCs w:val="24"/>
-        </w:rPr>
-        <w:t xml:space="preserve">  "type": "get_apps_icons",</w:t>
+          <w:rFonts w:ascii="宋体" w:eastAsia="宋体" w:hAnsi="宋体" w:cs="宋体" w:hint="eastAsia"/>
+          <w:kern w:val="0"/>
+          <w:sz w:val="24"/>
+          <w:szCs w:val="24"/>
+        </w:rPr>
+      </w:pPr>
+      <w:r>
+        <w:rPr>
+          <w:rFonts w:ascii="宋体" w:eastAsia="宋体" w:hAnsi="宋体" w:cs="宋体"/>
+          <w:kern w:val="0"/>
+          <w:sz w:val="24"/>
+          <w:szCs w:val="24"/>
+        </w:rPr>
+        <w:t xml:space="preserve">  "type": "</w:t>
+      </w:r>
+      <w:proofErr w:type="spellStart"/>
+      <w:r>
+        <w:rPr>
+          <w:rFonts w:ascii="宋体" w:eastAsia="宋体" w:hAnsi="宋体" w:cs="宋体"/>
+          <w:kern w:val="0"/>
+          <w:sz w:val="24"/>
+          <w:szCs w:val="24"/>
+        </w:rPr>
+        <w:t>get_apps_icons</w:t>
+      </w:r>
+      <w:proofErr w:type="spellEnd"/>
+      <w:r>
+        <w:rPr>
+          <w:rFonts w:ascii="宋体" w:eastAsia="宋体" w:hAnsi="宋体" w:cs="宋体"/>
+          <w:kern w:val="0"/>
+          <w:sz w:val="24"/>
+          <w:szCs w:val="24"/>
+        </w:rPr>
+        <w:t>",</w:t>
       </w:r>
     </w:p>
     <w:p>
@@ -2379,7 +2663,7 @@
         <w:ind w:firstLine="0"/>
         <w:jc w:val="left"/>
         <w:rPr>
-          <w:rFonts w:ascii="宋体" w:eastAsia="宋体" w:hAnsi="宋体" w:cs="宋体"/>
+          <w:rFonts w:ascii="宋体" w:eastAsia="宋体" w:hAnsi="宋体" w:cs="宋体" w:hint="eastAsia"/>
           <w:kern w:val="0"/>
           <w:sz w:val="24"/>
           <w:szCs w:val="24"/>
@@ -2424,20 +2708,51 @@
         <w:ind w:firstLine="0"/>
         <w:jc w:val="left"/>
         <w:rPr>
-          <w:rFonts w:ascii="宋体" w:eastAsia="宋体" w:hAnsi="宋体" w:cs="宋体"/>
-          <w:kern w:val="0"/>
-          <w:sz w:val="24"/>
-          <w:szCs w:val="24"/>
-        </w:rPr>
-      </w:pPr>
-      <w:r>
-        <w:rPr>
-          <w:rFonts w:ascii="宋体" w:eastAsia="宋体" w:hAnsi="宋体" w:cs="宋体"/>
-          <w:kern w:val="0"/>
-          <w:sz w:val="24"/>
-          <w:szCs w:val="24"/>
-        </w:rPr>
-        <w:t xml:space="preserve">  "app_ids": [101, 102, 105]</w:t>
+          <w:rFonts w:ascii="宋体" w:eastAsia="宋体" w:hAnsi="宋体" w:cs="宋体" w:hint="eastAsia"/>
+          <w:kern w:val="0"/>
+          <w:sz w:val="24"/>
+          <w:szCs w:val="24"/>
+        </w:rPr>
+      </w:pPr>
+      <w:r>
+        <w:rPr>
+          <w:rFonts w:ascii="宋体" w:eastAsia="宋体" w:hAnsi="宋体" w:cs="宋体"/>
+          <w:kern w:val="0"/>
+          <w:sz w:val="24"/>
+          <w:szCs w:val="24"/>
+        </w:rPr>
+        <w:t xml:space="preserve">  "</w:t>
+      </w:r>
+      <w:proofErr w:type="spellStart"/>
+      <w:proofErr w:type="gramStart"/>
+      <w:r>
+        <w:rPr>
+          <w:rFonts w:ascii="宋体" w:eastAsia="宋体" w:hAnsi="宋体" w:cs="宋体"/>
+          <w:kern w:val="0"/>
+          <w:sz w:val="24"/>
+          <w:szCs w:val="24"/>
+        </w:rPr>
+        <w:t>app</w:t>
+      </w:r>
+      <w:proofErr w:type="gramEnd"/>
+      <w:r>
+        <w:rPr>
+          <w:rFonts w:ascii="宋体" w:eastAsia="宋体" w:hAnsi="宋体" w:cs="宋体"/>
+          <w:kern w:val="0"/>
+          <w:sz w:val="24"/>
+          <w:szCs w:val="24"/>
+        </w:rPr>
+        <w:t>_ids</w:t>
+      </w:r>
+      <w:proofErr w:type="spellEnd"/>
+      <w:r>
+        <w:rPr>
+          <w:rFonts w:ascii="宋体" w:eastAsia="宋体" w:hAnsi="宋体" w:cs="宋体"/>
+          <w:kern w:val="0"/>
+          <w:sz w:val="24"/>
+          <w:szCs w:val="24"/>
+        </w:rPr>
+        <w:t>": [101, 102, 105]</w:t>
       </w:r>
     </w:p>
     <w:p>
@@ -2469,7 +2784,7 @@
         <w:ind w:firstLine="0"/>
         <w:jc w:val="left"/>
         <w:rPr>
-          <w:rFonts w:ascii="宋体" w:eastAsia="宋体" w:hAnsi="宋体" w:cs="宋体"/>
+          <w:rFonts w:ascii="宋体" w:eastAsia="宋体" w:hAnsi="宋体" w:cs="宋体" w:hint="eastAsia"/>
           <w:kern w:val="0"/>
           <w:sz w:val="24"/>
           <w:szCs w:val="24"/>
@@ -2495,7 +2810,7 @@
         <w:spacing w:before="100" w:beforeAutospacing="1" w:after="100" w:afterAutospacing="1"/>
         <w:jc w:val="left"/>
         <w:rPr>
-          <w:rFonts w:ascii="宋体" w:eastAsia="宋体" w:hAnsi="宋体" w:cs="宋体"/>
+          <w:rFonts w:ascii="宋体" w:eastAsia="宋体" w:hAnsi="宋体" w:cs="宋体" w:hint="eastAsia"/>
           <w:kern w:val="0"/>
           <w:sz w:val="24"/>
           <w:szCs w:val="24"/>
@@ -2530,7 +2845,7 @@
         <w:ind w:left="720"/>
         <w:jc w:val="left"/>
         <w:rPr>
-          <w:rFonts w:ascii="宋体" w:eastAsia="宋体" w:hAnsi="宋体" w:cs="宋体"/>
+          <w:rFonts w:ascii="宋体" w:eastAsia="宋体" w:hAnsi="宋体" w:cs="宋体" w:hint="eastAsia"/>
           <w:kern w:val="0"/>
           <w:sz w:val="24"/>
           <w:szCs w:val="24"/>
@@ -2575,7 +2890,7 @@
         <w:ind w:firstLine="0"/>
         <w:jc w:val="left"/>
         <w:rPr>
-          <w:rFonts w:ascii="宋体" w:eastAsia="宋体" w:hAnsi="宋体" w:cs="宋体"/>
+          <w:rFonts w:ascii="宋体" w:eastAsia="宋体" w:hAnsi="宋体" w:cs="宋体" w:hint="eastAsia"/>
           <w:kern w:val="0"/>
           <w:sz w:val="24"/>
           <w:szCs w:val="24"/>
@@ -2620,20 +2935,40 @@
         <w:ind w:firstLine="0"/>
         <w:jc w:val="left"/>
         <w:rPr>
-          <w:rFonts w:ascii="宋体" w:eastAsia="宋体" w:hAnsi="宋体" w:cs="宋体"/>
-          <w:kern w:val="0"/>
-          <w:sz w:val="24"/>
-          <w:szCs w:val="24"/>
-        </w:rPr>
-      </w:pPr>
-      <w:r>
-        <w:rPr>
-          <w:rFonts w:ascii="宋体" w:eastAsia="宋体" w:hAnsi="宋体" w:cs="宋体"/>
-          <w:kern w:val="0"/>
-          <w:sz w:val="24"/>
-          <w:szCs w:val="24"/>
-        </w:rPr>
-        <w:t xml:space="preserve">  "type": "apps_icons_res",</w:t>
+          <w:rFonts w:ascii="宋体" w:eastAsia="宋体" w:hAnsi="宋体" w:cs="宋体" w:hint="eastAsia"/>
+          <w:kern w:val="0"/>
+          <w:sz w:val="24"/>
+          <w:szCs w:val="24"/>
+        </w:rPr>
+      </w:pPr>
+      <w:r>
+        <w:rPr>
+          <w:rFonts w:ascii="宋体" w:eastAsia="宋体" w:hAnsi="宋体" w:cs="宋体"/>
+          <w:kern w:val="0"/>
+          <w:sz w:val="24"/>
+          <w:szCs w:val="24"/>
+        </w:rPr>
+        <w:t xml:space="preserve">  "type": "</w:t>
+      </w:r>
+      <w:proofErr w:type="spellStart"/>
+      <w:r>
+        <w:rPr>
+          <w:rFonts w:ascii="宋体" w:eastAsia="宋体" w:hAnsi="宋体" w:cs="宋体"/>
+          <w:kern w:val="0"/>
+          <w:sz w:val="24"/>
+          <w:szCs w:val="24"/>
+        </w:rPr>
+        <w:t>apps_icons_res</w:t>
+      </w:r>
+      <w:proofErr w:type="spellEnd"/>
+      <w:r>
+        <w:rPr>
+          <w:rFonts w:ascii="宋体" w:eastAsia="宋体" w:hAnsi="宋体" w:cs="宋体"/>
+          <w:kern w:val="0"/>
+          <w:sz w:val="24"/>
+          <w:szCs w:val="24"/>
+        </w:rPr>
+        <w:t>",</w:t>
       </w:r>
     </w:p>
     <w:p>
@@ -2665,7 +3000,7 @@
         <w:ind w:firstLine="0"/>
         <w:jc w:val="left"/>
         <w:rPr>
-          <w:rFonts w:ascii="宋体" w:eastAsia="宋体" w:hAnsi="宋体" w:cs="宋体"/>
+          <w:rFonts w:ascii="宋体" w:eastAsia="宋体" w:hAnsi="宋体" w:cs="宋体" w:hint="eastAsia"/>
           <w:kern w:val="0"/>
           <w:sz w:val="24"/>
           <w:szCs w:val="24"/>
@@ -2710,7 +3045,7 @@
         <w:ind w:firstLine="0"/>
         <w:jc w:val="left"/>
         <w:rPr>
-          <w:rFonts w:ascii="宋体" w:eastAsia="宋体" w:hAnsi="宋体" w:cs="宋体"/>
+          <w:rFonts w:ascii="宋体" w:eastAsia="宋体" w:hAnsi="宋体" w:cs="宋体" w:hint="eastAsia"/>
           <w:kern w:val="0"/>
           <w:sz w:val="24"/>
           <w:szCs w:val="24"/>
@@ -2755,20 +3090,51 @@
         <w:ind w:firstLine="0"/>
         <w:jc w:val="left"/>
         <w:rPr>
-          <w:rFonts w:ascii="宋体" w:eastAsia="宋体" w:hAnsi="宋体" w:cs="宋体"/>
-          <w:kern w:val="0"/>
-          <w:sz w:val="24"/>
-          <w:szCs w:val="24"/>
-        </w:rPr>
-      </w:pPr>
-      <w:r>
-        <w:rPr>
-          <w:rFonts w:ascii="宋体" w:eastAsia="宋体" w:hAnsi="宋体" w:cs="宋体"/>
-          <w:kern w:val="0"/>
-          <w:sz w:val="24"/>
-          <w:szCs w:val="24"/>
-        </w:rPr>
-        <w:t xml:space="preserve">      "app_id": 101,</w:t>
+          <w:rFonts w:ascii="宋体" w:eastAsia="宋体" w:hAnsi="宋体" w:cs="宋体" w:hint="eastAsia"/>
+          <w:kern w:val="0"/>
+          <w:sz w:val="24"/>
+          <w:szCs w:val="24"/>
+        </w:rPr>
+      </w:pPr>
+      <w:r>
+        <w:rPr>
+          <w:rFonts w:ascii="宋体" w:eastAsia="宋体" w:hAnsi="宋体" w:cs="宋体"/>
+          <w:kern w:val="0"/>
+          <w:sz w:val="24"/>
+          <w:szCs w:val="24"/>
+        </w:rPr>
+        <w:t xml:space="preserve">      "</w:t>
+      </w:r>
+      <w:proofErr w:type="spellStart"/>
+      <w:proofErr w:type="gramStart"/>
+      <w:r>
+        <w:rPr>
+          <w:rFonts w:ascii="宋体" w:eastAsia="宋体" w:hAnsi="宋体" w:cs="宋体"/>
+          <w:kern w:val="0"/>
+          <w:sz w:val="24"/>
+          <w:szCs w:val="24"/>
+        </w:rPr>
+        <w:t>app</w:t>
+      </w:r>
+      <w:proofErr w:type="gramEnd"/>
+      <w:r>
+        <w:rPr>
+          <w:rFonts w:ascii="宋体" w:eastAsia="宋体" w:hAnsi="宋体" w:cs="宋体"/>
+          <w:kern w:val="0"/>
+          <w:sz w:val="24"/>
+          <w:szCs w:val="24"/>
+        </w:rPr>
+        <w:t>_id</w:t>
+      </w:r>
+      <w:proofErr w:type="spellEnd"/>
+      <w:r>
+        <w:rPr>
+          <w:rFonts w:ascii="宋体" w:eastAsia="宋体" w:hAnsi="宋体" w:cs="宋体"/>
+          <w:kern w:val="0"/>
+          <w:sz w:val="24"/>
+          <w:szCs w:val="24"/>
+        </w:rPr>
+        <w:t>": 101,</w:t>
       </w:r>
     </w:p>
     <w:p>
@@ -2800,20 +3166,40 @@
         <w:ind w:firstLine="0"/>
         <w:jc w:val="left"/>
         <w:rPr>
-          <w:rFonts w:ascii="宋体" w:eastAsia="宋体" w:hAnsi="宋体" w:cs="宋体"/>
-          <w:kern w:val="0"/>
-          <w:sz w:val="24"/>
-          <w:szCs w:val="24"/>
-        </w:rPr>
-      </w:pPr>
-      <w:r>
-        <w:rPr>
-          <w:rFonts w:ascii="宋体" w:eastAsia="宋体" w:hAnsi="宋体" w:cs="宋体"/>
-          <w:kern w:val="0"/>
-          <w:sz w:val="24"/>
-          <w:szCs w:val="24"/>
-        </w:rPr>
-        <w:t xml:space="preserve">      "icon_base64": "iVBORw0KGgoAAAANSUhEUgAAAC..." </w:t>
+          <w:rFonts w:ascii="宋体" w:eastAsia="宋体" w:hAnsi="宋体" w:cs="宋体" w:hint="eastAsia"/>
+          <w:kern w:val="0"/>
+          <w:sz w:val="24"/>
+          <w:szCs w:val="24"/>
+        </w:rPr>
+      </w:pPr>
+      <w:r>
+        <w:rPr>
+          <w:rFonts w:ascii="宋体" w:eastAsia="宋体" w:hAnsi="宋体" w:cs="宋体"/>
+          <w:kern w:val="0"/>
+          <w:sz w:val="24"/>
+          <w:szCs w:val="24"/>
+        </w:rPr>
+        <w:t xml:space="preserve">      "</w:t>
+      </w:r>
+      <w:proofErr w:type="gramStart"/>
+      <w:r>
+        <w:rPr>
+          <w:rFonts w:ascii="宋体" w:eastAsia="宋体" w:hAnsi="宋体" w:cs="宋体"/>
+          <w:kern w:val="0"/>
+          <w:sz w:val="24"/>
+          <w:szCs w:val="24"/>
+        </w:rPr>
+        <w:t>icon</w:t>
+      </w:r>
+      <w:proofErr w:type="gramEnd"/>
+      <w:r>
+        <w:rPr>
+          <w:rFonts w:ascii="宋体" w:eastAsia="宋体" w:hAnsi="宋体" w:cs="宋体"/>
+          <w:kern w:val="0"/>
+          <w:sz w:val="24"/>
+          <w:szCs w:val="24"/>
+        </w:rPr>
+        <w:t xml:space="preserve">_base64": "iVBORw0KGgoAAAANSUhEUgAAAC..." </w:t>
       </w:r>
     </w:p>
     <w:p>
@@ -2845,7 +3231,7 @@
         <w:ind w:firstLine="0"/>
         <w:jc w:val="left"/>
         <w:rPr>
-          <w:rFonts w:ascii="宋体" w:eastAsia="宋体" w:hAnsi="宋体" w:cs="宋体"/>
+          <w:rFonts w:ascii="宋体" w:eastAsia="宋体" w:hAnsi="宋体" w:cs="宋体" w:hint="eastAsia"/>
           <w:kern w:val="0"/>
           <w:sz w:val="24"/>
           <w:szCs w:val="24"/>
@@ -2890,7 +3276,7 @@
         <w:ind w:firstLine="0"/>
         <w:jc w:val="left"/>
         <w:rPr>
-          <w:rFonts w:ascii="宋体" w:eastAsia="宋体" w:hAnsi="宋体" w:cs="宋体"/>
+          <w:rFonts w:ascii="宋体" w:eastAsia="宋体" w:hAnsi="宋体" w:cs="宋体" w:hint="eastAsia"/>
           <w:kern w:val="0"/>
           <w:sz w:val="24"/>
           <w:szCs w:val="24"/>
@@ -2935,7 +3321,7 @@
         <w:ind w:firstLine="0"/>
         <w:jc w:val="left"/>
         <w:rPr>
-          <w:rFonts w:ascii="宋体" w:eastAsia="宋体" w:hAnsi="宋体" w:cs="宋体"/>
+          <w:rFonts w:ascii="宋体" w:eastAsia="宋体" w:hAnsi="宋体" w:cs="宋体" w:hint="eastAsia"/>
           <w:kern w:val="0"/>
           <w:sz w:val="24"/>
           <w:szCs w:val="24"/>
@@ -2956,7 +3342,7 @@
         <w:widowControl/>
         <w:jc w:val="left"/>
         <w:rPr>
-          <w:rFonts w:ascii="宋体" w:eastAsia="宋体" w:hAnsi="宋体" w:cs="宋体"/>
+          <w:rFonts w:ascii="宋体" w:eastAsia="宋体" w:hAnsi="宋体" w:cs="宋体" w:hint="eastAsia"/>
           <w:kern w:val="0"/>
           <w:sz w:val="24"/>
           <w:szCs w:val="24"/>
@@ -2989,7 +3375,7 @@
         <w:jc w:val="left"/>
         <w:outlineLvl w:val="1"/>
         <w:rPr>
-          <w:rFonts w:ascii="宋体" w:eastAsia="宋体" w:hAnsi="宋体" w:cs="宋体"/>
+          <w:rFonts w:ascii="宋体" w:eastAsia="宋体" w:hAnsi="宋体" w:cs="宋体" w:hint="eastAsia"/>
           <w:b/>
           <w:bCs/>
           <w:kern w:val="0"/>
@@ -3006,7 +3392,7 @@
           <w:sz w:val="36"/>
           <w:szCs w:val="36"/>
         </w:rPr>
-        <w:t>3. 管理员配置接口 (Admin Only)</w:t>
+        <w:t>管理员配置接口 (Admin Only)</w:t>
       </w:r>
     </w:p>
     <w:p>
@@ -3024,7 +3410,7 @@
         <w:jc w:val="left"/>
         <w:outlineLvl w:val="2"/>
         <w:rPr>
-          <w:rFonts w:ascii="宋体" w:eastAsia="宋体" w:hAnsi="宋体" w:cs="宋体"/>
+          <w:rFonts w:ascii="宋体" w:eastAsia="宋体" w:hAnsi="宋体" w:cs="宋体" w:hint="eastAsia"/>
           <w:b/>
           <w:bCs/>
           <w:kern w:val="0"/>
@@ -3041,7 +3427,7 @@
           <w:sz w:val="27"/>
           <w:szCs w:val="27"/>
         </w:rPr>
-        <w:t>3.1 预配置应用 (包含图标提取指令)</w:t>
+        <w:t xml:space="preserve">3.1 预配置应用 </w:t>
       </w:r>
     </w:p>
     <w:p>
@@ -3050,20 +3436,20 @@
         <w:spacing w:before="100" w:beforeAutospacing="1" w:after="100" w:afterAutospacing="1"/>
         <w:jc w:val="left"/>
         <w:rPr>
-          <w:rFonts w:ascii="宋体" w:eastAsia="宋体" w:hAnsi="宋体" w:cs="宋体"/>
-          <w:kern w:val="0"/>
-          <w:sz w:val="24"/>
-          <w:szCs w:val="24"/>
-        </w:rPr>
-      </w:pPr>
-      <w:r>
-        <w:rPr>
-          <w:rFonts w:ascii="宋体" w:eastAsia="宋体" w:hAnsi="宋体" w:cs="宋体"/>
-          <w:kern w:val="0"/>
-          <w:sz w:val="24"/>
-          <w:szCs w:val="24"/>
-        </w:rPr>
-        <w:t>管理员新增应用时，Server 会通知 Agent 提取图标并存入数据库。</w:t>
+          <w:rFonts w:ascii="宋体" w:eastAsia="宋体" w:hAnsi="宋体" w:cs="宋体" w:hint="eastAsia"/>
+          <w:kern w:val="0"/>
+          <w:sz w:val="24"/>
+          <w:szCs w:val="24"/>
+        </w:rPr>
+      </w:pPr>
+      <w:r>
+        <w:rPr>
+          <w:rFonts w:ascii="宋体" w:eastAsia="宋体" w:hAnsi="宋体" w:cs="宋体"/>
+          <w:kern w:val="0"/>
+          <w:sz w:val="24"/>
+          <w:szCs w:val="24"/>
+        </w:rPr>
+        <w:t>管理员新增应用。</w:t>
       </w:r>
     </w:p>
     <w:p>
@@ -3076,7 +3462,7 @@
         <w:spacing w:before="100" w:beforeAutospacing="1" w:after="100" w:afterAutospacing="1"/>
         <w:jc w:val="left"/>
         <w:rPr>
-          <w:rFonts w:ascii="宋体" w:eastAsia="宋体" w:hAnsi="宋体" w:cs="宋体"/>
+          <w:rFonts w:ascii="宋体" w:eastAsia="宋体" w:hAnsi="宋体" w:cs="宋体" w:hint="eastAsia"/>
           <w:kern w:val="0"/>
           <w:sz w:val="24"/>
           <w:szCs w:val="24"/>
@@ -3110,7 +3496,7 @@
         <w:ind w:left="720"/>
         <w:jc w:val="left"/>
         <w:rPr>
-          <w:rFonts w:ascii="宋体" w:eastAsia="宋体" w:hAnsi="宋体" w:cs="宋体"/>
+          <w:rFonts w:ascii="宋体" w:eastAsia="宋体" w:hAnsi="宋体" w:cs="宋体" w:hint="eastAsia"/>
           <w:kern w:val="0"/>
           <w:sz w:val="24"/>
           <w:szCs w:val="24"/>
@@ -3155,7 +3541,7 @@
         <w:ind w:firstLine="0"/>
         <w:jc w:val="left"/>
         <w:rPr>
-          <w:rFonts w:ascii="宋体" w:eastAsia="宋体" w:hAnsi="宋体" w:cs="宋体"/>
+          <w:rFonts w:ascii="宋体" w:eastAsia="宋体" w:hAnsi="宋体" w:cs="宋体" w:hint="eastAsia"/>
           <w:kern w:val="0"/>
           <w:sz w:val="24"/>
           <w:szCs w:val="24"/>
@@ -3200,20 +3586,40 @@
         <w:ind w:firstLine="0"/>
         <w:jc w:val="left"/>
         <w:rPr>
-          <w:rFonts w:ascii="宋体" w:eastAsia="宋体" w:hAnsi="宋体" w:cs="宋体"/>
-          <w:kern w:val="0"/>
-          <w:sz w:val="24"/>
-          <w:szCs w:val="24"/>
-        </w:rPr>
-      </w:pPr>
-      <w:r>
-        <w:rPr>
-          <w:rFonts w:ascii="宋体" w:eastAsia="宋体" w:hAnsi="宋体" w:cs="宋体"/>
-          <w:kern w:val="0"/>
-          <w:sz w:val="24"/>
-          <w:szCs w:val="24"/>
-        </w:rPr>
-        <w:t xml:space="preserve">  "type": "admin_add_app",</w:t>
+          <w:rFonts w:ascii="宋体" w:eastAsia="宋体" w:hAnsi="宋体" w:cs="宋体" w:hint="eastAsia"/>
+          <w:kern w:val="0"/>
+          <w:sz w:val="24"/>
+          <w:szCs w:val="24"/>
+        </w:rPr>
+      </w:pPr>
+      <w:r>
+        <w:rPr>
+          <w:rFonts w:ascii="宋体" w:eastAsia="宋体" w:hAnsi="宋体" w:cs="宋体"/>
+          <w:kern w:val="0"/>
+          <w:sz w:val="24"/>
+          <w:szCs w:val="24"/>
+        </w:rPr>
+        <w:t xml:space="preserve">  "type": "</w:t>
+      </w:r>
+      <w:proofErr w:type="spellStart"/>
+      <w:r>
+        <w:rPr>
+          <w:rFonts w:ascii="宋体" w:eastAsia="宋体" w:hAnsi="宋体" w:cs="宋体"/>
+          <w:kern w:val="0"/>
+          <w:sz w:val="24"/>
+          <w:szCs w:val="24"/>
+        </w:rPr>
+        <w:t>admin_add_app</w:t>
+      </w:r>
+      <w:proofErr w:type="spellEnd"/>
+      <w:r>
+        <w:rPr>
+          <w:rFonts w:ascii="宋体" w:eastAsia="宋体" w:hAnsi="宋体" w:cs="宋体"/>
+          <w:kern w:val="0"/>
+          <w:sz w:val="24"/>
+          <w:szCs w:val="24"/>
+        </w:rPr>
+        <w:t>",</w:t>
       </w:r>
     </w:p>
     <w:p>
@@ -3245,7 +3651,7 @@
         <w:ind w:firstLine="0"/>
         <w:jc w:val="left"/>
         <w:rPr>
-          <w:rFonts w:ascii="宋体" w:eastAsia="宋体" w:hAnsi="宋体" w:cs="宋体"/>
+          <w:rFonts w:ascii="宋体" w:eastAsia="宋体" w:hAnsi="宋体" w:cs="宋体" w:hint="eastAsia"/>
           <w:kern w:val="0"/>
           <w:sz w:val="24"/>
           <w:szCs w:val="24"/>
@@ -3290,7 +3696,7 @@
         <w:ind w:firstLine="0"/>
         <w:jc w:val="left"/>
         <w:rPr>
-          <w:rFonts w:ascii="宋体" w:eastAsia="宋体" w:hAnsi="宋体" w:cs="宋体"/>
+          <w:rFonts w:ascii="宋体" w:eastAsia="宋体" w:hAnsi="宋体" w:cs="宋体" w:hint="eastAsia"/>
           <w:kern w:val="0"/>
           <w:sz w:val="24"/>
           <w:szCs w:val="24"/>
@@ -3335,20 +3741,51 @@
         <w:ind w:firstLine="0"/>
         <w:jc w:val="left"/>
         <w:rPr>
-          <w:rFonts w:ascii="宋体" w:eastAsia="宋体" w:hAnsi="宋体" w:cs="宋体"/>
-          <w:kern w:val="0"/>
-          <w:sz w:val="24"/>
-          <w:szCs w:val="24"/>
-        </w:rPr>
-      </w:pPr>
-      <w:r>
-        <w:rPr>
-          <w:rFonts w:ascii="宋体" w:eastAsia="宋体" w:hAnsi="宋体" w:cs="宋体"/>
-          <w:kern w:val="0"/>
-          <w:sz w:val="24"/>
-          <w:szCs w:val="24"/>
-        </w:rPr>
-        <w:t xml:space="preserve">    "node_name": "Lab_PC_01",</w:t>
+          <w:rFonts w:ascii="宋体" w:eastAsia="宋体" w:hAnsi="宋体" w:cs="宋体" w:hint="eastAsia"/>
+          <w:kern w:val="0"/>
+          <w:sz w:val="24"/>
+          <w:szCs w:val="24"/>
+        </w:rPr>
+      </w:pPr>
+      <w:r>
+        <w:rPr>
+          <w:rFonts w:ascii="宋体" w:eastAsia="宋体" w:hAnsi="宋体" w:cs="宋体"/>
+          <w:kern w:val="0"/>
+          <w:sz w:val="24"/>
+          <w:szCs w:val="24"/>
+        </w:rPr>
+        <w:t xml:space="preserve">    "</w:t>
+      </w:r>
+      <w:proofErr w:type="spellStart"/>
+      <w:proofErr w:type="gramStart"/>
+      <w:r>
+        <w:rPr>
+          <w:rFonts w:ascii="宋体" w:eastAsia="宋体" w:hAnsi="宋体" w:cs="宋体"/>
+          <w:kern w:val="0"/>
+          <w:sz w:val="24"/>
+          <w:szCs w:val="24"/>
+        </w:rPr>
+        <w:t>node</w:t>
+      </w:r>
+      <w:proofErr w:type="gramEnd"/>
+      <w:r>
+        <w:rPr>
+          <w:rFonts w:ascii="宋体" w:eastAsia="宋体" w:hAnsi="宋体" w:cs="宋体"/>
+          <w:kern w:val="0"/>
+          <w:sz w:val="24"/>
+          <w:szCs w:val="24"/>
+        </w:rPr>
+        <w:t>_name</w:t>
+      </w:r>
+      <w:proofErr w:type="spellEnd"/>
+      <w:r>
+        <w:rPr>
+          <w:rFonts w:ascii="宋体" w:eastAsia="宋体" w:hAnsi="宋体" w:cs="宋体"/>
+          <w:kern w:val="0"/>
+          <w:sz w:val="24"/>
+          <w:szCs w:val="24"/>
+        </w:rPr>
+        <w:t>": "Lab_PC_01",</w:t>
       </w:r>
     </w:p>
     <w:p>
@@ -3380,20 +3817,40 @@
         <w:ind w:firstLine="0"/>
         <w:jc w:val="left"/>
         <w:rPr>
-          <w:rFonts w:ascii="宋体" w:eastAsia="宋体" w:hAnsi="宋体" w:cs="宋体"/>
-          <w:kern w:val="0"/>
-          <w:sz w:val="24"/>
-          <w:szCs w:val="24"/>
-        </w:rPr>
-      </w:pPr>
-      <w:r>
-        <w:rPr>
-          <w:rFonts w:ascii="宋体" w:eastAsia="宋体" w:hAnsi="宋体" w:cs="宋体"/>
-          <w:kern w:val="0"/>
-          <w:sz w:val="24"/>
-          <w:szCs w:val="24"/>
-        </w:rPr>
-        <w:t xml:space="preserve">    "display_name": "CAD软件",</w:t>
+          <w:rFonts w:ascii="宋体" w:eastAsia="宋体" w:hAnsi="宋体" w:cs="宋体" w:hint="eastAsia"/>
+          <w:kern w:val="0"/>
+          <w:sz w:val="24"/>
+          <w:szCs w:val="24"/>
+        </w:rPr>
+      </w:pPr>
+      <w:r>
+        <w:rPr>
+          <w:rFonts w:ascii="宋体" w:eastAsia="宋体" w:hAnsi="宋体" w:cs="宋体"/>
+          <w:kern w:val="0"/>
+          <w:sz w:val="24"/>
+          <w:szCs w:val="24"/>
+        </w:rPr>
+        <w:t xml:space="preserve">    "</w:t>
+      </w:r>
+      <w:proofErr w:type="spellStart"/>
+      <w:r>
+        <w:rPr>
+          <w:rFonts w:ascii="宋体" w:eastAsia="宋体" w:hAnsi="宋体" w:cs="宋体"/>
+          <w:kern w:val="0"/>
+          <w:sz w:val="24"/>
+          <w:szCs w:val="24"/>
+        </w:rPr>
+        <w:t>display_name</w:t>
+      </w:r>
+      <w:proofErr w:type="spellEnd"/>
+      <w:r>
+        <w:rPr>
+          <w:rFonts w:ascii="宋体" w:eastAsia="宋体" w:hAnsi="宋体" w:cs="宋体"/>
+          <w:kern w:val="0"/>
+          <w:sz w:val="24"/>
+          <w:szCs w:val="24"/>
+        </w:rPr>
+        <w:t>": "CAD软件",</w:t>
       </w:r>
     </w:p>
     <w:p>
@@ -3425,20 +3882,51 @@
         <w:ind w:firstLine="0"/>
         <w:jc w:val="left"/>
         <w:rPr>
-          <w:rFonts w:ascii="宋体" w:eastAsia="宋体" w:hAnsi="宋体" w:cs="宋体"/>
-          <w:kern w:val="0"/>
-          <w:sz w:val="24"/>
-          <w:szCs w:val="24"/>
-        </w:rPr>
-      </w:pPr>
-      <w:r>
-        <w:rPr>
-          <w:rFonts w:ascii="宋体" w:eastAsia="宋体" w:hAnsi="宋体" w:cs="宋体"/>
-          <w:kern w:val="0"/>
-          <w:sz w:val="24"/>
-          <w:szCs w:val="24"/>
-        </w:rPr>
-        <w:t xml:space="preserve">    "exe_path": "C:\\Autodesk\\CAD.exe",</w:t>
+          <w:rFonts w:ascii="宋体" w:eastAsia="宋体" w:hAnsi="宋体" w:cs="宋体" w:hint="eastAsia"/>
+          <w:kern w:val="0"/>
+          <w:sz w:val="24"/>
+          <w:szCs w:val="24"/>
+        </w:rPr>
+      </w:pPr>
+      <w:r>
+        <w:rPr>
+          <w:rFonts w:ascii="宋体" w:eastAsia="宋体" w:hAnsi="宋体" w:cs="宋体"/>
+          <w:kern w:val="0"/>
+          <w:sz w:val="24"/>
+          <w:szCs w:val="24"/>
+        </w:rPr>
+        <w:t xml:space="preserve">    "</w:t>
+      </w:r>
+      <w:proofErr w:type="spellStart"/>
+      <w:proofErr w:type="gramStart"/>
+      <w:r>
+        <w:rPr>
+          <w:rFonts w:ascii="宋体" w:eastAsia="宋体" w:hAnsi="宋体" w:cs="宋体"/>
+          <w:kern w:val="0"/>
+          <w:sz w:val="24"/>
+          <w:szCs w:val="24"/>
+        </w:rPr>
+        <w:t>exe</w:t>
+      </w:r>
+      <w:proofErr w:type="gramEnd"/>
+      <w:r>
+        <w:rPr>
+          <w:rFonts w:ascii="宋体" w:eastAsia="宋体" w:hAnsi="宋体" w:cs="宋体"/>
+          <w:kern w:val="0"/>
+          <w:sz w:val="24"/>
+          <w:szCs w:val="24"/>
+        </w:rPr>
+        <w:t>_path</w:t>
+      </w:r>
+      <w:proofErr w:type="spellEnd"/>
+      <w:r>
+        <w:rPr>
+          <w:rFonts w:ascii="宋体" w:eastAsia="宋体" w:hAnsi="宋体" w:cs="宋体"/>
+          <w:kern w:val="0"/>
+          <w:sz w:val="24"/>
+          <w:szCs w:val="24"/>
+        </w:rPr>
+        <w:t>": "C:\\Autodesk\\CAD.exe",</w:t>
       </w:r>
     </w:p>
     <w:p>
@@ -3470,20 +3958,58 @@
         <w:ind w:firstLine="0"/>
         <w:jc w:val="left"/>
         <w:rPr>
-          <w:rFonts w:ascii="宋体" w:eastAsia="宋体" w:hAnsi="宋体" w:cs="宋体"/>
-          <w:kern w:val="0"/>
-          <w:sz w:val="24"/>
-          <w:szCs w:val="24"/>
-        </w:rPr>
-      </w:pPr>
-      <w:r>
-        <w:rPr>
-          <w:rFonts w:ascii="宋体" w:eastAsia="宋体" w:hAnsi="宋体" w:cs="宋体"/>
-          <w:kern w:val="0"/>
-          <w:sz w:val="24"/>
-          <w:szCs w:val="24"/>
-        </w:rPr>
-        <w:t xml:space="preserve">    "is_public": 1</w:t>
+          <w:rFonts w:ascii="宋体" w:eastAsia="宋体" w:hAnsi="宋体" w:cs="宋体" w:hint="eastAsia"/>
+          <w:kern w:val="0"/>
+          <w:sz w:val="24"/>
+          <w:szCs w:val="24"/>
+        </w:rPr>
+      </w:pPr>
+      <w:r>
+        <w:rPr>
+          <w:rFonts w:ascii="宋体" w:eastAsia="宋体" w:hAnsi="宋体" w:cs="宋体" w:hint="eastAsia"/>
+          <w:kern w:val="0"/>
+          <w:sz w:val="24"/>
+          <w:szCs w:val="24"/>
+        </w:rPr>
+        <w:t xml:space="preserve">    </w:t>
+      </w:r>
+      <w:r>
+        <w:rPr>
+          <w:rFonts w:ascii="宋体" w:eastAsia="宋体" w:hAnsi="宋体" w:cs="宋体"/>
+          <w:kern w:val="0"/>
+          <w:sz w:val="24"/>
+          <w:szCs w:val="24"/>
+        </w:rPr>
+        <w:t>"</w:t>
+      </w:r>
+      <w:proofErr w:type="gramStart"/>
+      <w:r>
+        <w:rPr>
+          <w:rFonts w:ascii="宋体" w:eastAsia="宋体" w:hAnsi="宋体" w:cs="宋体"/>
+          <w:kern w:val="0"/>
+          <w:sz w:val="24"/>
+          <w:szCs w:val="24"/>
+        </w:rPr>
+        <w:t>icon</w:t>
+      </w:r>
+      <w:proofErr w:type="gramEnd"/>
+      <w:r>
+        <w:rPr>
+          <w:rFonts w:ascii="宋体" w:eastAsia="宋体" w:hAnsi="宋体" w:cs="宋体"/>
+          <w:kern w:val="0"/>
+          <w:sz w:val="24"/>
+          <w:szCs w:val="24"/>
+        </w:rPr>
+        <w:t>_base64": "iVBORw0KGgoAAAANSUhEUgAAAC..."</w:t>
+      </w:r>
+      <w:r>
+        <w:rPr>
+          <w:rFonts w:ascii="宋体" w:eastAsia="宋体" w:hAnsi="宋体" w:cs="宋体" w:hint="eastAsia"/>
+          <w:kern w:val="0"/>
+          <w:sz w:val="24"/>
+          <w:szCs w:val="24"/>
+        </w:rPr>
+        <w:t>,</w:t>
       </w:r>
     </w:p>
     <w:p>
@@ -3515,20 +4041,51 @@
         <w:ind w:firstLine="0"/>
         <w:jc w:val="left"/>
         <w:rPr>
-          <w:rFonts w:ascii="宋体" w:eastAsia="宋体" w:hAnsi="宋体" w:cs="宋体"/>
-          <w:kern w:val="0"/>
-          <w:sz w:val="24"/>
-          <w:szCs w:val="24"/>
-        </w:rPr>
-      </w:pPr>
-      <w:r>
-        <w:rPr>
-          <w:rFonts w:ascii="宋体" w:eastAsia="宋体" w:hAnsi="宋体" w:cs="宋体"/>
-          <w:kern w:val="0"/>
-          <w:sz w:val="24"/>
-          <w:szCs w:val="24"/>
-        </w:rPr>
-        <w:t xml:space="preserve">  }</w:t>
+          <w:rFonts w:ascii="宋体" w:eastAsia="宋体" w:hAnsi="宋体" w:cs="宋体" w:hint="eastAsia"/>
+          <w:kern w:val="0"/>
+          <w:sz w:val="24"/>
+          <w:szCs w:val="24"/>
+        </w:rPr>
+      </w:pPr>
+      <w:r>
+        <w:rPr>
+          <w:rFonts w:ascii="宋体" w:eastAsia="宋体" w:hAnsi="宋体" w:cs="宋体"/>
+          <w:kern w:val="0"/>
+          <w:sz w:val="24"/>
+          <w:szCs w:val="24"/>
+        </w:rPr>
+        <w:t xml:space="preserve">    "</w:t>
+      </w:r>
+      <w:proofErr w:type="spellStart"/>
+      <w:proofErr w:type="gramStart"/>
+      <w:r>
+        <w:rPr>
+          <w:rFonts w:ascii="宋体" w:eastAsia="宋体" w:hAnsi="宋体" w:cs="宋体"/>
+          <w:kern w:val="0"/>
+          <w:sz w:val="24"/>
+          <w:szCs w:val="24"/>
+        </w:rPr>
+        <w:t>is</w:t>
+      </w:r>
+      <w:proofErr w:type="gramEnd"/>
+      <w:r>
+        <w:rPr>
+          <w:rFonts w:ascii="宋体" w:eastAsia="宋体" w:hAnsi="宋体" w:cs="宋体"/>
+          <w:kern w:val="0"/>
+          <w:sz w:val="24"/>
+          <w:szCs w:val="24"/>
+        </w:rPr>
+        <w:t>_public</w:t>
+      </w:r>
+      <w:proofErr w:type="spellEnd"/>
+      <w:r>
+        <w:rPr>
+          <w:rFonts w:ascii="宋体" w:eastAsia="宋体" w:hAnsi="宋体" w:cs="宋体"/>
+          <w:kern w:val="0"/>
+          <w:sz w:val="24"/>
+          <w:szCs w:val="24"/>
+        </w:rPr>
+        <w:t>": 1</w:t>
       </w:r>
     </w:p>
     <w:p>
@@ -3560,211 +4117,20 @@
         <w:ind w:firstLine="0"/>
         <w:jc w:val="left"/>
         <w:rPr>
-          <w:rFonts w:ascii="宋体" w:eastAsia="宋体" w:hAnsi="宋体" w:cs="宋体"/>
-          <w:kern w:val="0"/>
-          <w:sz w:val="24"/>
-          <w:szCs w:val="24"/>
-        </w:rPr>
-      </w:pPr>
-      <w:r>
-        <w:rPr>
-          <w:rFonts w:ascii="宋体" w:eastAsia="宋体" w:hAnsi="宋体" w:cs="宋体"/>
-          <w:kern w:val="0"/>
-          <w:sz w:val="24"/>
-          <w:szCs w:val="24"/>
-        </w:rPr>
-        <w:t>}</w:t>
-      </w:r>
-    </w:p>
-    <w:p>
-      <w:pPr>
-        <w:widowControl/>
-        <w:numPr>
-          <w:ilvl w:val="0"/>
-          <w:numId w:val="17"/>
-        </w:numPr>
-        <w:spacing w:before="100" w:beforeAutospacing="1" w:after="100" w:afterAutospacing="1"/>
-        <w:jc w:val="left"/>
-        <w:rPr>
-          <w:rFonts w:ascii="宋体" w:eastAsia="宋体" w:hAnsi="宋体" w:cs="宋体"/>
-          <w:kern w:val="0"/>
-          <w:sz w:val="24"/>
-          <w:szCs w:val="24"/>
-        </w:rPr>
-      </w:pPr>
-      <w:r>
-        <w:rPr>
-          <w:rFonts w:ascii="宋体" w:eastAsia="宋体" w:hAnsi="宋体" w:cs="宋体"/>
-          <w:b/>
-          <w:bCs/>
-          <w:kern w:val="0"/>
-          <w:sz w:val="24"/>
-          <w:szCs w:val="24"/>
-        </w:rPr>
-        <w:t>内部逻辑</w:t>
-      </w:r>
-      <w:r>
-        <w:rPr>
-          <w:rFonts w:ascii="宋体" w:eastAsia="宋体" w:hAnsi="宋体" w:cs="宋体"/>
-          <w:kern w:val="0"/>
-          <w:sz w:val="24"/>
-          <w:szCs w:val="24"/>
-        </w:rPr>
-        <w:t>：Server 转发给 Agent 提取图标 -&gt; Agent 返回 Base64 -&gt; Server 存入 applications 表。</w:t>
-      </w:r>
-    </w:p>
-    <w:p>
-      <w:pPr>
-        <w:widowControl/>
-        <w:jc w:val="left"/>
-        <w:rPr>
-          <w:rFonts w:ascii="宋体" w:eastAsia="宋体" w:hAnsi="宋体" w:cs="宋体"/>
-          <w:kern w:val="0"/>
-          <w:sz w:val="24"/>
-          <w:szCs w:val="24"/>
-        </w:rPr>
-      </w:pPr>
-      <w:r>
-        <w:rPr>
-          <w:rFonts w:ascii="宋体" w:eastAsia="宋体" w:hAnsi="宋体" w:cs="宋体"/>
-          <w:kern w:val="0"/>
-          <w:sz w:val="24"/>
-          <w:szCs w:val="24"/>
-        </w:rPr>
-        <w:pict w14:anchorId="205BEE99">
-          <v:rect id="_x0000_i1027" style="width:0;height:1.5pt" o:hralign="center" o:hrstd="t" o:hr="t" fillcolor="#a0a0a0" stroked="f"/>
-        </w:pict>
-      </w:r>
-    </w:p>
-    <w:p>
-      <w:pPr>
-        <w:widowControl/>
-        <w:numPr>
-          <w:ilvl w:val="0"/>
-          <w:numId w:val="12"/>
-        </w:numPr>
-        <w:tabs>
-          <w:tab w:val="clear" w:pos="720"/>
-        </w:tabs>
-        <w:spacing w:before="100" w:beforeAutospacing="1" w:after="100" w:afterAutospacing="1"/>
-        <w:ind w:left="0" w:firstLine="0"/>
-        <w:jc w:val="left"/>
-        <w:outlineLvl w:val="1"/>
-        <w:rPr>
-          <w:rFonts w:ascii="宋体" w:eastAsia="宋体" w:hAnsi="宋体" w:cs="宋体"/>
-          <w:b/>
-          <w:bCs/>
-          <w:kern w:val="0"/>
-          <w:sz w:val="36"/>
-          <w:szCs w:val="36"/>
-        </w:rPr>
-      </w:pPr>
-      <w:r>
-        <w:rPr>
-          <w:rFonts w:ascii="宋体" w:eastAsia="宋体" w:hAnsi="宋体" w:cs="宋体"/>
-          <w:b/>
-          <w:bCs/>
-          <w:kern w:val="0"/>
-          <w:sz w:val="36"/>
-          <w:szCs w:val="36"/>
-        </w:rPr>
-        <w:t>4. 会话控制接口 (Signaling)</w:t>
-      </w:r>
-    </w:p>
-    <w:p>
-      <w:pPr>
-        <w:widowControl/>
-        <w:numPr>
-          <w:ilvl w:val="0"/>
-          <w:numId w:val="18"/>
-        </w:numPr>
-        <w:tabs>
-          <w:tab w:val="clear" w:pos="720"/>
-        </w:tabs>
-        <w:spacing w:before="100" w:beforeAutospacing="1" w:after="100" w:afterAutospacing="1"/>
-        <w:ind w:left="0" w:firstLine="0"/>
-        <w:jc w:val="left"/>
-        <w:outlineLvl w:val="2"/>
-        <w:rPr>
-          <w:rFonts w:ascii="宋体" w:eastAsia="宋体" w:hAnsi="宋体" w:cs="宋体"/>
-          <w:b/>
-          <w:bCs/>
-          <w:kern w:val="0"/>
-          <w:sz w:val="27"/>
-          <w:szCs w:val="27"/>
-        </w:rPr>
-      </w:pPr>
-      <w:r>
-        <w:rPr>
-          <w:rFonts w:ascii="宋体" w:eastAsia="宋体" w:hAnsi="宋体" w:cs="宋体"/>
-          <w:b/>
-          <w:bCs/>
-          <w:kern w:val="0"/>
-          <w:sz w:val="27"/>
-          <w:szCs w:val="27"/>
-        </w:rPr>
-        <w:lastRenderedPageBreak/>
-        <w:t>4.1 启动远程会话</w:t>
-      </w:r>
-    </w:p>
-    <w:p>
-      <w:pPr>
-        <w:widowControl/>
-        <w:numPr>
-          <w:ilvl w:val="0"/>
-          <w:numId w:val="18"/>
-        </w:numPr>
-        <w:spacing w:before="100" w:beforeAutospacing="1" w:after="100" w:afterAutospacing="1"/>
-        <w:jc w:val="left"/>
-        <w:rPr>
-          <w:rFonts w:ascii="宋体" w:eastAsia="宋体" w:hAnsi="宋体" w:cs="宋体"/>
-          <w:kern w:val="0"/>
-          <w:sz w:val="24"/>
-          <w:szCs w:val="24"/>
-        </w:rPr>
-      </w:pPr>
-      <w:r>
-        <w:rPr>
-          <w:rFonts w:ascii="宋体" w:eastAsia="宋体" w:hAnsi="宋体" w:cs="宋体"/>
-          <w:b/>
-          <w:bCs/>
-          <w:kern w:val="0"/>
-          <w:sz w:val="24"/>
-          <w:szCs w:val="24"/>
-        </w:rPr>
-        <w:t>请求 (前端 -&gt; Server)</w:t>
-      </w:r>
-      <w:r>
-        <w:rPr>
-          <w:rFonts w:ascii="宋体" w:eastAsia="宋体" w:hAnsi="宋体" w:cs="宋体"/>
-          <w:kern w:val="0"/>
-          <w:sz w:val="24"/>
-          <w:szCs w:val="24"/>
-        </w:rPr>
-        <w:t>：</w:t>
-      </w:r>
-    </w:p>
-    <w:p>
-      <w:pPr>
-        <w:widowControl/>
-        <w:spacing w:beforeAutospacing="1" w:afterAutospacing="1"/>
-        <w:ind w:left="720"/>
-        <w:jc w:val="left"/>
-        <w:rPr>
-          <w:rFonts w:ascii="宋体" w:eastAsia="宋体" w:hAnsi="宋体" w:cs="宋体"/>
-          <w:kern w:val="0"/>
-          <w:sz w:val="24"/>
-          <w:szCs w:val="24"/>
-        </w:rPr>
-      </w:pPr>
-      <w:r>
-        <w:rPr>
-          <w:rFonts w:ascii="宋体" w:eastAsia="宋体" w:hAnsi="宋体" w:cs="宋体"/>
-          <w:kern w:val="0"/>
-          <w:sz w:val="24"/>
-          <w:szCs w:val="24"/>
-        </w:rPr>
-        <w:t>JSON</w:t>
+          <w:rFonts w:ascii="宋体" w:eastAsia="宋体" w:hAnsi="宋体" w:cs="宋体" w:hint="eastAsia"/>
+          <w:kern w:val="0"/>
+          <w:sz w:val="24"/>
+          <w:szCs w:val="24"/>
+        </w:rPr>
+      </w:pPr>
+      <w:r>
+        <w:rPr>
+          <w:rFonts w:ascii="宋体" w:eastAsia="宋体" w:hAnsi="宋体" w:cs="宋体"/>
+          <w:kern w:val="0"/>
+          <w:sz w:val="24"/>
+          <w:szCs w:val="24"/>
+        </w:rPr>
+        <w:t xml:space="preserve">  }</w:t>
       </w:r>
     </w:p>
     <w:p>
@@ -3796,20 +4162,80 @@
         <w:ind w:firstLine="0"/>
         <w:jc w:val="left"/>
         <w:rPr>
-          <w:rFonts w:ascii="宋体" w:eastAsia="宋体" w:hAnsi="宋体" w:cs="宋体"/>
-          <w:kern w:val="0"/>
-          <w:sz w:val="24"/>
-          <w:szCs w:val="24"/>
-        </w:rPr>
-      </w:pPr>
-      <w:r>
-        <w:rPr>
-          <w:rFonts w:ascii="宋体" w:eastAsia="宋体" w:hAnsi="宋体" w:cs="宋体"/>
-          <w:kern w:val="0"/>
-          <w:sz w:val="24"/>
-          <w:szCs w:val="24"/>
-        </w:rPr>
-        <w:t>{</w:t>
+          <w:rFonts w:ascii="宋体" w:eastAsia="宋体" w:hAnsi="宋体" w:cs="宋体" w:hint="eastAsia"/>
+          <w:kern w:val="0"/>
+          <w:sz w:val="24"/>
+          <w:szCs w:val="24"/>
+        </w:rPr>
+      </w:pPr>
+      <w:r>
+        <w:rPr>
+          <w:rFonts w:ascii="宋体" w:eastAsia="宋体" w:hAnsi="宋体" w:cs="宋体"/>
+          <w:kern w:val="0"/>
+          <w:sz w:val="24"/>
+          <w:szCs w:val="24"/>
+        </w:rPr>
+        <w:t>}</w:t>
+      </w:r>
+    </w:p>
+    <w:p>
+      <w:pPr>
+        <w:widowControl/>
+        <w:numPr>
+          <w:ilvl w:val="0"/>
+          <w:numId w:val="16"/>
+        </w:numPr>
+        <w:spacing w:before="100" w:beforeAutospacing="1" w:after="100" w:afterAutospacing="1"/>
+        <w:jc w:val="left"/>
+        <w:rPr>
+          <w:rFonts w:ascii="宋体" w:eastAsia="宋体" w:hAnsi="宋体" w:cs="宋体" w:hint="eastAsia"/>
+          <w:kern w:val="0"/>
+          <w:sz w:val="24"/>
+          <w:szCs w:val="24"/>
+        </w:rPr>
+      </w:pPr>
+      <w:r>
+        <w:rPr>
+          <w:rFonts w:ascii="宋体" w:eastAsia="宋体" w:hAnsi="宋体" w:cs="宋体"/>
+          <w:b/>
+          <w:bCs/>
+          <w:kern w:val="0"/>
+          <w:sz w:val="24"/>
+          <w:szCs w:val="24"/>
+        </w:rPr>
+        <w:t>响应 (Server -&gt; 前端)</w:t>
+      </w:r>
+      <w:r>
+        <w:rPr>
+          <w:rFonts w:ascii="宋体" w:eastAsia="宋体" w:hAnsi="宋体" w:cs="宋体"/>
+          <w:kern w:val="0"/>
+          <w:sz w:val="24"/>
+          <w:szCs w:val="24"/>
+        </w:rPr>
+        <w:t>：</w:t>
+      </w:r>
+    </w:p>
+    <w:p>
+      <w:pPr>
+        <w:widowControl/>
+        <w:spacing w:beforeAutospacing="1" w:afterAutospacing="1"/>
+        <w:ind w:left="720"/>
+        <w:jc w:val="left"/>
+        <w:rPr>
+          <w:rFonts w:ascii="宋体" w:eastAsia="宋体" w:hAnsi="宋体" w:cs="宋体" w:hint="eastAsia"/>
+          <w:kern w:val="0"/>
+          <w:sz w:val="24"/>
+          <w:szCs w:val="24"/>
+        </w:rPr>
+      </w:pPr>
+      <w:r>
+        <w:rPr>
+          <w:rFonts w:ascii="宋体" w:eastAsia="宋体" w:hAnsi="宋体" w:cs="宋体"/>
+          <w:kern w:val="0"/>
+          <w:sz w:val="24"/>
+          <w:szCs w:val="24"/>
+        </w:rPr>
+        <w:t>JSON</w:t>
       </w:r>
     </w:p>
     <w:p>
@@ -3841,20 +4267,20 @@
         <w:ind w:firstLine="0"/>
         <w:jc w:val="left"/>
         <w:rPr>
-          <w:rFonts w:ascii="宋体" w:eastAsia="宋体" w:hAnsi="宋体" w:cs="宋体"/>
-          <w:kern w:val="0"/>
-          <w:sz w:val="24"/>
-          <w:szCs w:val="24"/>
-        </w:rPr>
-      </w:pPr>
-      <w:r>
-        <w:rPr>
-          <w:rFonts w:ascii="宋体" w:eastAsia="宋体" w:hAnsi="宋体" w:cs="宋体"/>
-          <w:kern w:val="0"/>
-          <w:sz w:val="24"/>
-          <w:szCs w:val="24"/>
-        </w:rPr>
-        <w:t xml:space="preserve">  "type": "request",</w:t>
+          <w:rFonts w:ascii="宋体" w:eastAsia="宋体" w:hAnsi="宋体" w:cs="宋体" w:hint="eastAsia"/>
+          <w:kern w:val="0"/>
+          <w:sz w:val="24"/>
+          <w:szCs w:val="24"/>
+        </w:rPr>
+      </w:pPr>
+      <w:r>
+        <w:rPr>
+          <w:rFonts w:ascii="宋体" w:eastAsia="宋体" w:hAnsi="宋体" w:cs="宋体"/>
+          <w:kern w:val="0"/>
+          <w:sz w:val="24"/>
+          <w:szCs w:val="24"/>
+        </w:rPr>
+        <w:t>{</w:t>
       </w:r>
     </w:p>
     <w:p>
@@ -3886,20 +4312,49 @@
         <w:ind w:firstLine="0"/>
         <w:jc w:val="left"/>
         <w:rPr>
-          <w:rFonts w:ascii="宋体" w:eastAsia="宋体" w:hAnsi="宋体" w:cs="宋体"/>
-          <w:kern w:val="0"/>
-          <w:sz w:val="24"/>
-          <w:szCs w:val="24"/>
-        </w:rPr>
-      </w:pPr>
-      <w:r>
-        <w:rPr>
-          <w:rFonts w:ascii="宋体" w:eastAsia="宋体" w:hAnsi="宋体" w:cs="宋体"/>
-          <w:kern w:val="0"/>
-          <w:sz w:val="24"/>
-          <w:szCs w:val="24"/>
-        </w:rPr>
-        <w:t xml:space="preserve">  "token": "tk_88291029384",</w:t>
+          <w:rFonts w:ascii="宋体" w:eastAsia="宋体" w:hAnsi="宋体" w:cs="宋体" w:hint="eastAsia"/>
+          <w:kern w:val="0"/>
+          <w:sz w:val="24"/>
+          <w:szCs w:val="24"/>
+        </w:rPr>
+      </w:pPr>
+      <w:r>
+        <w:rPr>
+          <w:rFonts w:ascii="宋体" w:eastAsia="宋体" w:hAnsi="宋体" w:cs="宋体"/>
+          <w:kern w:val="0"/>
+          <w:sz w:val="24"/>
+          <w:szCs w:val="24"/>
+        </w:rPr>
+        <w:t xml:space="preserve">  "type": "</w:t>
+      </w:r>
+      <w:r>
+        <w:rPr>
+          <w:rFonts w:ascii="宋体" w:eastAsia="宋体" w:hAnsi="宋体" w:cs="宋体"/>
+          <w:kern w:val="0"/>
+          <w:sz w:val="24"/>
+          <w:szCs w:val="24"/>
+        </w:rPr>
+        <w:t xml:space="preserve"> </w:t>
+      </w:r>
+      <w:proofErr w:type="spellStart"/>
+      <w:r>
+        <w:rPr>
+          <w:rFonts w:ascii="宋体" w:eastAsia="宋体" w:hAnsi="宋体" w:cs="宋体"/>
+          <w:kern w:val="0"/>
+          <w:sz w:val="24"/>
+          <w:szCs w:val="24"/>
+        </w:rPr>
+        <w:t>admin_add_app</w:t>
+      </w:r>
+      <w:proofErr w:type="spellEnd"/>
+      <w:r>
+        <w:rPr>
+          <w:rFonts w:ascii="宋体" w:eastAsia="宋体" w:hAnsi="宋体" w:cs="宋体"/>
+          <w:kern w:val="0"/>
+          <w:sz w:val="24"/>
+          <w:szCs w:val="24"/>
+        </w:rPr>
+        <w:t>",</w:t>
       </w:r>
     </w:p>
     <w:p>
@@ -3931,20 +4386,21 @@
         <w:ind w:firstLine="0"/>
         <w:jc w:val="left"/>
         <w:rPr>
-          <w:rFonts w:ascii="宋体" w:eastAsia="宋体" w:hAnsi="宋体" w:cs="宋体"/>
-          <w:kern w:val="0"/>
-          <w:sz w:val="24"/>
-          <w:szCs w:val="24"/>
-        </w:rPr>
-      </w:pPr>
-      <w:r>
-        <w:rPr>
-          <w:rFonts w:ascii="宋体" w:eastAsia="宋体" w:hAnsi="宋体" w:cs="宋体"/>
-          <w:kern w:val="0"/>
-          <w:sz w:val="24"/>
-          <w:szCs w:val="24"/>
-        </w:rPr>
-        <w:t xml:space="preserve">  "app_id": 101,</w:t>
+          <w:rFonts w:ascii="宋体" w:eastAsia="宋体" w:hAnsi="宋体" w:cs="宋体" w:hint="eastAsia"/>
+          <w:kern w:val="0"/>
+          <w:sz w:val="24"/>
+          <w:szCs w:val="24"/>
+        </w:rPr>
+      </w:pPr>
+      <w:r>
+        <w:rPr>
+          <w:rFonts w:ascii="宋体" w:eastAsia="宋体" w:hAnsi="宋体" w:cs="宋体"/>
+          <w:kern w:val="0"/>
+          <w:sz w:val="24"/>
+          <w:szCs w:val="24"/>
+        </w:rPr>
+        <w:lastRenderedPageBreak/>
+        <w:t xml:space="preserve">  "success": true,</w:t>
       </w:r>
     </w:p>
     <w:p>
@@ -3976,20 +4432,20 @@
         <w:ind w:firstLine="0"/>
         <w:jc w:val="left"/>
         <w:rPr>
-          <w:rFonts w:ascii="宋体" w:eastAsia="宋体" w:hAnsi="宋体" w:cs="宋体"/>
-          <w:kern w:val="0"/>
-          <w:sz w:val="24"/>
-          <w:szCs w:val="24"/>
-        </w:rPr>
-      </w:pPr>
-      <w:r>
-        <w:rPr>
-          <w:rFonts w:ascii="宋体" w:eastAsia="宋体" w:hAnsi="宋体" w:cs="宋体"/>
-          <w:kern w:val="0"/>
-          <w:sz w:val="24"/>
-          <w:szCs w:val="24"/>
-        </w:rPr>
-        <w:t xml:space="preserve">  "session_id": "sess_9901"</w:t>
+          <w:rFonts w:ascii="宋体" w:eastAsia="宋体" w:hAnsi="宋体" w:cs="宋体" w:hint="eastAsia"/>
+          <w:kern w:val="0"/>
+          <w:sz w:val="24"/>
+          <w:szCs w:val="24"/>
+        </w:rPr>
+      </w:pPr>
+      <w:r>
+        <w:rPr>
+          <w:rFonts w:ascii="宋体" w:eastAsia="宋体" w:hAnsi="宋体" w:cs="宋体"/>
+          <w:kern w:val="0"/>
+          <w:sz w:val="24"/>
+          <w:szCs w:val="24"/>
+        </w:rPr>
+        <w:t xml:space="preserve">  "data": {</w:t>
       </w:r>
     </w:p>
     <w:p>
@@ -4021,80 +4477,69 @@
         <w:ind w:firstLine="0"/>
         <w:jc w:val="left"/>
         <w:rPr>
-          <w:rFonts w:ascii="宋体" w:eastAsia="宋体" w:hAnsi="宋体" w:cs="宋体"/>
-          <w:kern w:val="0"/>
-          <w:sz w:val="24"/>
-          <w:szCs w:val="24"/>
-        </w:rPr>
-      </w:pPr>
-      <w:r>
-        <w:rPr>
-          <w:rFonts w:ascii="宋体" w:eastAsia="宋体" w:hAnsi="宋体" w:cs="宋体"/>
-          <w:kern w:val="0"/>
-          <w:sz w:val="24"/>
-          <w:szCs w:val="24"/>
-        </w:rPr>
-        <w:t>}</w:t>
-      </w:r>
-    </w:p>
-    <w:p>
-      <w:pPr>
-        <w:widowControl/>
-        <w:numPr>
-          <w:ilvl w:val="0"/>
-          <w:numId w:val="18"/>
-        </w:numPr>
-        <w:spacing w:before="100" w:beforeAutospacing="1" w:after="100" w:afterAutospacing="1"/>
-        <w:jc w:val="left"/>
-        <w:rPr>
-          <w:rFonts w:ascii="宋体" w:eastAsia="宋体" w:hAnsi="宋体" w:cs="宋体"/>
-          <w:kern w:val="0"/>
-          <w:sz w:val="24"/>
-          <w:szCs w:val="24"/>
-        </w:rPr>
-      </w:pPr>
-      <w:r>
-        <w:rPr>
-          <w:rFonts w:ascii="宋体" w:eastAsia="宋体" w:hAnsi="宋体" w:cs="宋体"/>
-          <w:b/>
-          <w:bCs/>
-          <w:kern w:val="0"/>
-          <w:sz w:val="24"/>
-          <w:szCs w:val="24"/>
-        </w:rPr>
-        <w:t>下发 (Server -&gt; Agent)</w:t>
-      </w:r>
-      <w:r>
-        <w:rPr>
-          <w:rFonts w:ascii="宋体" w:eastAsia="宋体" w:hAnsi="宋体" w:cs="宋体"/>
-          <w:kern w:val="0"/>
-          <w:sz w:val="24"/>
-          <w:szCs w:val="24"/>
-        </w:rPr>
-        <w:t>：</w:t>
-      </w:r>
-    </w:p>
-    <w:p>
-      <w:pPr>
-        <w:widowControl/>
-        <w:spacing w:beforeAutospacing="1" w:afterAutospacing="1"/>
-        <w:ind w:left="720"/>
-        <w:jc w:val="left"/>
-        <w:rPr>
-          <w:rFonts w:ascii="宋体" w:eastAsia="宋体" w:hAnsi="宋体" w:cs="宋体"/>
-          <w:kern w:val="0"/>
-          <w:sz w:val="24"/>
-          <w:szCs w:val="24"/>
-        </w:rPr>
-      </w:pPr>
-      <w:r>
-        <w:rPr>
-          <w:rFonts w:ascii="宋体" w:eastAsia="宋体" w:hAnsi="宋体" w:cs="宋体"/>
-          <w:kern w:val="0"/>
-          <w:sz w:val="24"/>
-          <w:szCs w:val="24"/>
-        </w:rPr>
-        <w:t>JSON</w:t>
+          <w:rFonts w:ascii="宋体" w:eastAsia="宋体" w:hAnsi="宋体" w:cs="宋体" w:hint="eastAsia"/>
+          <w:kern w:val="0"/>
+          <w:sz w:val="24"/>
+          <w:szCs w:val="24"/>
+        </w:rPr>
+      </w:pPr>
+      <w:r>
+        <w:rPr>
+          <w:rFonts w:ascii="宋体" w:eastAsia="宋体" w:hAnsi="宋体" w:cs="宋体"/>
+          <w:kern w:val="0"/>
+          <w:sz w:val="24"/>
+          <w:szCs w:val="24"/>
+        </w:rPr>
+        <w:t xml:space="preserve">    "</w:t>
+      </w:r>
+      <w:proofErr w:type="spellStart"/>
+      <w:proofErr w:type="gramStart"/>
+      <w:r>
+        <w:rPr>
+          <w:rFonts w:ascii="宋体" w:eastAsia="宋体" w:hAnsi="宋体" w:cs="宋体" w:hint="eastAsia"/>
+          <w:kern w:val="0"/>
+          <w:sz w:val="24"/>
+          <w:szCs w:val="24"/>
+        </w:rPr>
+        <w:t>app</w:t>
+      </w:r>
+      <w:proofErr w:type="gramEnd"/>
+      <w:r>
+        <w:rPr>
+          <w:rFonts w:ascii="宋体" w:eastAsia="宋体" w:hAnsi="宋体" w:cs="宋体" w:hint="eastAsia"/>
+          <w:kern w:val="0"/>
+          <w:sz w:val="24"/>
+          <w:szCs w:val="24"/>
+        </w:rPr>
+        <w:t>_id</w:t>
+      </w:r>
+      <w:proofErr w:type="spellEnd"/>
+      <w:r>
+        <w:rPr>
+          <w:rFonts w:ascii="宋体" w:eastAsia="宋体" w:hAnsi="宋体" w:cs="宋体"/>
+          <w:kern w:val="0"/>
+          <w:sz w:val="24"/>
+          <w:szCs w:val="24"/>
+        </w:rPr>
+        <w:t xml:space="preserve">": </w:t>
+      </w:r>
+      <w:r>
+        <w:rPr>
+          <w:rFonts w:ascii="宋体" w:eastAsia="宋体" w:hAnsi="宋体" w:cs="宋体" w:hint="eastAsia"/>
+          <w:kern w:val="0"/>
+          <w:sz w:val="24"/>
+          <w:szCs w:val="24"/>
+        </w:rPr>
+        <w:t>101</w:t>
+      </w:r>
+      <w:r>
+        <w:rPr>
+          <w:rFonts w:ascii="宋体" w:eastAsia="宋体" w:hAnsi="宋体" w:cs="宋体"/>
+          <w:kern w:val="0"/>
+          <w:sz w:val="24"/>
+          <w:szCs w:val="24"/>
+        </w:rPr>
+        <w:t>,</w:t>
       </w:r>
     </w:p>
     <w:p>
@@ -4126,20 +4571,20 @@
         <w:ind w:firstLine="0"/>
         <w:jc w:val="left"/>
         <w:rPr>
-          <w:rFonts w:ascii="宋体" w:eastAsia="宋体" w:hAnsi="宋体" w:cs="宋体"/>
-          <w:kern w:val="0"/>
-          <w:sz w:val="24"/>
-          <w:szCs w:val="24"/>
-        </w:rPr>
-      </w:pPr>
-      <w:r>
-        <w:rPr>
-          <w:rFonts w:ascii="宋体" w:eastAsia="宋体" w:hAnsi="宋体" w:cs="宋体"/>
-          <w:kern w:val="0"/>
-          <w:sz w:val="24"/>
-          <w:szCs w:val="24"/>
-        </w:rPr>
-        <w:t>{</w:t>
+          <w:rFonts w:ascii="宋体" w:eastAsia="宋体" w:hAnsi="宋体" w:cs="宋体" w:hint="eastAsia"/>
+          <w:kern w:val="0"/>
+          <w:sz w:val="24"/>
+          <w:szCs w:val="24"/>
+        </w:rPr>
+      </w:pPr>
+      <w:r>
+        <w:rPr>
+          <w:rFonts w:ascii="宋体" w:eastAsia="宋体" w:hAnsi="宋体" w:cs="宋体"/>
+          <w:kern w:val="0"/>
+          <w:sz w:val="24"/>
+          <w:szCs w:val="24"/>
+        </w:rPr>
+        <w:t xml:space="preserve">    "role": "Admin"</w:t>
       </w:r>
     </w:p>
     <w:p>
@@ -4171,20 +4616,20 @@
         <w:ind w:firstLine="0"/>
         <w:jc w:val="left"/>
         <w:rPr>
-          <w:rFonts w:ascii="宋体" w:eastAsia="宋体" w:hAnsi="宋体" w:cs="宋体"/>
-          <w:kern w:val="0"/>
-          <w:sz w:val="24"/>
-          <w:szCs w:val="24"/>
-        </w:rPr>
-      </w:pPr>
-      <w:r>
-        <w:rPr>
-          <w:rFonts w:ascii="宋体" w:eastAsia="宋体" w:hAnsi="宋体" w:cs="宋体"/>
-          <w:kern w:val="0"/>
-          <w:sz w:val="24"/>
-          <w:szCs w:val="24"/>
-        </w:rPr>
-        <w:t xml:space="preserve">  "type": "agent_start_process",</w:t>
+          <w:rFonts w:ascii="宋体" w:eastAsia="宋体" w:hAnsi="宋体" w:cs="宋体" w:hint="eastAsia"/>
+          <w:kern w:val="0"/>
+          <w:sz w:val="24"/>
+          <w:szCs w:val="24"/>
+        </w:rPr>
+      </w:pPr>
+      <w:r>
+        <w:rPr>
+          <w:rFonts w:ascii="宋体" w:eastAsia="宋体" w:hAnsi="宋体" w:cs="宋体"/>
+          <w:kern w:val="0"/>
+          <w:sz w:val="24"/>
+          <w:szCs w:val="24"/>
+        </w:rPr>
+        <w:t xml:space="preserve">  }</w:t>
       </w:r>
     </w:p>
     <w:p>
@@ -4216,20 +4661,1570 @@
         <w:ind w:firstLine="0"/>
         <w:jc w:val="left"/>
         <w:rPr>
-          <w:rFonts w:ascii="宋体" w:eastAsia="宋体" w:hAnsi="宋体" w:cs="宋体"/>
-          <w:kern w:val="0"/>
-          <w:sz w:val="24"/>
-          <w:szCs w:val="24"/>
-        </w:rPr>
-      </w:pPr>
-      <w:r>
-        <w:rPr>
-          <w:rFonts w:ascii="宋体" w:eastAsia="宋体" w:hAnsi="宋体" w:cs="宋体"/>
-          <w:kern w:val="0"/>
-          <w:sz w:val="24"/>
-          <w:szCs w:val="24"/>
-        </w:rPr>
-        <w:t xml:space="preserve">  "session_id": "sess_9901",</w:t>
+          <w:rFonts w:ascii="宋体" w:eastAsia="宋体" w:hAnsi="宋体" w:cs="宋体" w:hint="eastAsia"/>
+          <w:kern w:val="0"/>
+          <w:sz w:val="24"/>
+          <w:szCs w:val="24"/>
+        </w:rPr>
+      </w:pPr>
+      <w:r>
+        <w:rPr>
+          <w:rFonts w:ascii="宋体" w:eastAsia="宋体" w:hAnsi="宋体" w:cs="宋体"/>
+          <w:kern w:val="0"/>
+          <w:sz w:val="24"/>
+          <w:szCs w:val="24"/>
+        </w:rPr>
+        <w:t>}</w:t>
+      </w:r>
+    </w:p>
+    <w:p>
+      <w:pPr>
+        <w:widowControl/>
+        <w:tabs>
+          <w:tab w:val="left" w:pos="916"/>
+          <w:tab w:val="left" w:pos="1832"/>
+          <w:tab w:val="left" w:pos="2748"/>
+          <w:tab w:val="left" w:pos="3664"/>
+          <w:tab w:val="left" w:pos="4580"/>
+          <w:tab w:val="left" w:pos="5496"/>
+          <w:tab w:val="left" w:pos="6412"/>
+          <w:tab w:val="left" w:pos="7328"/>
+          <w:tab w:val="left" w:pos="8244"/>
+          <w:tab w:val="left" w:pos="9160"/>
+          <w:tab w:val="left" w:pos="10076"/>
+          <w:tab w:val="left" w:pos="10992"/>
+          <w:tab w:val="left" w:pos="11908"/>
+          <w:tab w:val="left" w:pos="12824"/>
+          <w:tab w:val="left" w:pos="13740"/>
+          <w:tab w:val="left" w:pos="14656"/>
+        </w:tabs>
+        <w:ind w:left="720"/>
+        <w:jc w:val="left"/>
+        <w:rPr>
+          <w:rFonts w:ascii="宋体" w:eastAsia="宋体" w:hAnsi="宋体" w:cs="宋体" w:hint="eastAsia"/>
+          <w:kern w:val="0"/>
+          <w:sz w:val="24"/>
+          <w:szCs w:val="24"/>
+        </w:rPr>
+      </w:pPr>
+    </w:p>
+    <w:p>
+      <w:pPr>
+        <w:widowControl/>
+        <w:jc w:val="left"/>
+        <w:rPr>
+          <w:rFonts w:ascii="宋体" w:eastAsia="宋体" w:hAnsi="宋体" w:cs="宋体" w:hint="eastAsia"/>
+          <w:kern w:val="0"/>
+          <w:sz w:val="24"/>
+          <w:szCs w:val="24"/>
+        </w:rPr>
+      </w:pPr>
+      <w:r>
+        <w:rPr>
+          <w:rFonts w:ascii="宋体" w:eastAsia="宋体" w:hAnsi="宋体" w:cs="宋体"/>
+          <w:kern w:val="0"/>
+          <w:sz w:val="24"/>
+          <w:szCs w:val="24"/>
+        </w:rPr>
+        <w:pict w14:anchorId="205BEE99">
+          <v:rect id="_x0000_i1027" style="width:0;height:1.5pt" o:hralign="center" o:hrstd="t" o:hr="t" fillcolor="#a0a0a0" stroked="f"/>
+        </w:pict>
+      </w:r>
+    </w:p>
+    <w:p>
+      <w:pPr>
+        <w:widowControl/>
+        <w:numPr>
+          <w:ilvl w:val="0"/>
+          <w:numId w:val="12"/>
+        </w:numPr>
+        <w:tabs>
+          <w:tab w:val="clear" w:pos="720"/>
+        </w:tabs>
+        <w:spacing w:before="100" w:beforeAutospacing="1" w:after="100" w:afterAutospacing="1"/>
+        <w:ind w:left="0" w:firstLine="0"/>
+        <w:jc w:val="left"/>
+        <w:outlineLvl w:val="1"/>
+        <w:rPr>
+          <w:rFonts w:ascii="宋体" w:eastAsia="宋体" w:hAnsi="宋体" w:cs="宋体" w:hint="eastAsia"/>
+          <w:b/>
+          <w:bCs/>
+          <w:kern w:val="0"/>
+          <w:sz w:val="36"/>
+          <w:szCs w:val="36"/>
+        </w:rPr>
+      </w:pPr>
+      <w:r>
+        <w:rPr>
+          <w:rFonts w:ascii="宋体" w:eastAsia="宋体" w:hAnsi="宋体" w:cs="宋体"/>
+          <w:b/>
+          <w:bCs/>
+          <w:kern w:val="0"/>
+          <w:sz w:val="36"/>
+          <w:szCs w:val="36"/>
+        </w:rPr>
+        <w:t>会话控制接口 (Signaling)</w:t>
+      </w:r>
+    </w:p>
+    <w:p>
+      <w:pPr>
+        <w:pStyle w:val="3"/>
+        <w:numPr>
+          <w:ilvl w:val="0"/>
+          <w:numId w:val="0"/>
+        </w:numPr>
+        <w:ind w:left="709"/>
+      </w:pPr>
+      <w:r>
+        <w:t xml:space="preserve">4.1 </w:t>
+      </w:r>
+      <w:r>
+        <w:t>启动</w:t>
+      </w:r>
+      <w:r>
+        <w:t>/</w:t>
+      </w:r>
+      <w:r>
+        <w:t>重连远程会话</w:t>
+      </w:r>
+    </w:p>
+    <w:p>
+      <w:pPr>
+        <w:pStyle w:val="ae"/>
+      </w:pPr>
+      <w:r>
+        <w:rPr>
+          <w:b/>
+          <w:bCs/>
+        </w:rPr>
+        <w:t>设计说明</w:t>
+      </w:r>
+      <w:r>
+        <w:t xml:space="preserve">：增加 </w:t>
+      </w:r>
+      <w:r>
+        <w:rPr>
+          <w:rStyle w:val="HTML"/>
+        </w:rPr>
+        <w:t>reconnect</w:t>
+      </w:r>
+      <w:r>
+        <w:t xml:space="preserve"> 标志位。如果前端由于网络抖动刷新，可带原 session 标识请求重连，Agent 此时不重启进程。</w:t>
+      </w:r>
+    </w:p>
+    <w:p>
+      <w:pPr>
+        <w:pStyle w:val="ae"/>
+      </w:pPr>
+      <w:r>
+        <w:rPr>
+          <w:b/>
+          <w:bCs/>
+        </w:rPr>
+        <w:t>请求 (前端 -&gt; Server)</w:t>
+      </w:r>
+      <w:r>
+        <w:t>：</w:t>
+      </w:r>
+    </w:p>
+    <w:p>
+      <w:r>
+        <w:rPr>
+          <w:rStyle w:val="ng-tns-c3743259804-58"/>
+        </w:rPr>
+        <w:t>JSON</w:t>
+      </w:r>
+    </w:p>
+    <w:p>
+      <w:pPr>
+        <w:pStyle w:val="HTML0"/>
+        <w:rPr>
+          <w:rStyle w:val="HTML"/>
+        </w:rPr>
+      </w:pPr>
+      <w:r>
+        <w:rPr>
+          <w:rStyle w:val="HTML"/>
+        </w:rPr>
+        <w:t>{</w:t>
+      </w:r>
+    </w:p>
+    <w:p>
+      <w:pPr>
+        <w:pStyle w:val="HTML0"/>
+        <w:rPr>
+          <w:rStyle w:val="HTML"/>
+        </w:rPr>
+      </w:pPr>
+      <w:r>
+        <w:rPr>
+          <w:rStyle w:val="HTML"/>
+        </w:rPr>
+        <w:t xml:space="preserve">  </w:t>
+      </w:r>
+      <w:r>
+        <w:rPr>
+          <w:rStyle w:val="hljs-attr"/>
+        </w:rPr>
+        <w:t>"type"</w:t>
+      </w:r>
+      <w:r>
+        <w:rPr>
+          <w:rStyle w:val="HTML"/>
+        </w:rPr>
+        <w:t xml:space="preserve">: </w:t>
+      </w:r>
+      <w:r>
+        <w:rPr>
+          <w:rStyle w:val="hljs-string"/>
+        </w:rPr>
+        <w:t>"</w:t>
+      </w:r>
+      <w:proofErr w:type="spellStart"/>
+      <w:r>
+        <w:rPr>
+          <w:rStyle w:val="hljs-string"/>
+        </w:rPr>
+        <w:t>session_request</w:t>
+      </w:r>
+      <w:proofErr w:type="spellEnd"/>
+      <w:r>
+        <w:rPr>
+          <w:rStyle w:val="hljs-string"/>
+        </w:rPr>
+        <w:t>"</w:t>
+      </w:r>
+      <w:r>
+        <w:rPr>
+          <w:rStyle w:val="HTML"/>
+        </w:rPr>
+        <w:t>,</w:t>
+      </w:r>
+    </w:p>
+    <w:p>
+      <w:pPr>
+        <w:pStyle w:val="HTML0"/>
+        <w:rPr>
+          <w:rStyle w:val="HTML"/>
+        </w:rPr>
+      </w:pPr>
+      <w:r>
+        <w:rPr>
+          <w:rStyle w:val="HTML"/>
+        </w:rPr>
+        <w:t xml:space="preserve">  </w:t>
+      </w:r>
+      <w:r>
+        <w:rPr>
+          <w:rStyle w:val="hljs-attr"/>
+        </w:rPr>
+        <w:t>"token"</w:t>
+      </w:r>
+      <w:r>
+        <w:rPr>
+          <w:rStyle w:val="HTML"/>
+        </w:rPr>
+        <w:t xml:space="preserve">: </w:t>
+      </w:r>
+      <w:r>
+        <w:rPr>
+          <w:rStyle w:val="hljs-string"/>
+        </w:rPr>
+        <w:t>"tk_88291029384"</w:t>
+      </w:r>
+      <w:r>
+        <w:rPr>
+          <w:rStyle w:val="HTML"/>
+        </w:rPr>
+        <w:t>,</w:t>
+      </w:r>
+    </w:p>
+    <w:p>
+      <w:pPr>
+        <w:pStyle w:val="HTML0"/>
+        <w:rPr>
+          <w:rStyle w:val="HTML"/>
+        </w:rPr>
+      </w:pPr>
+      <w:r>
+        <w:rPr>
+          <w:rStyle w:val="HTML"/>
+        </w:rPr>
+        <w:t xml:space="preserve">  </w:t>
+      </w:r>
+      <w:r>
+        <w:rPr>
+          <w:rStyle w:val="hljs-attr"/>
+        </w:rPr>
+        <w:t>"data"</w:t>
+      </w:r>
+      <w:r>
+        <w:rPr>
+          <w:rStyle w:val="HTML"/>
+        </w:rPr>
+        <w:t>: {</w:t>
+      </w:r>
+    </w:p>
+    <w:p>
+      <w:pPr>
+        <w:pStyle w:val="HTML0"/>
+        <w:rPr>
+          <w:rStyle w:val="HTML"/>
+        </w:rPr>
+      </w:pPr>
+      <w:r>
+        <w:rPr>
+          <w:rStyle w:val="HTML"/>
+        </w:rPr>
+        <w:t xml:space="preserve">    </w:t>
+      </w:r>
+      <w:r>
+        <w:rPr>
+          <w:rStyle w:val="hljs-attr"/>
+        </w:rPr>
+        <w:t>"</w:t>
+      </w:r>
+      <w:proofErr w:type="spellStart"/>
+      <w:proofErr w:type="gramStart"/>
+      <w:r>
+        <w:rPr>
+          <w:rStyle w:val="hljs-attr"/>
+        </w:rPr>
+        <w:t>app</w:t>
+      </w:r>
+      <w:proofErr w:type="gramEnd"/>
+      <w:r>
+        <w:rPr>
+          <w:rStyle w:val="hljs-attr"/>
+        </w:rPr>
+        <w:t>_id</w:t>
+      </w:r>
+      <w:proofErr w:type="spellEnd"/>
+      <w:r>
+        <w:rPr>
+          <w:rStyle w:val="hljs-attr"/>
+        </w:rPr>
+        <w:t>"</w:t>
+      </w:r>
+      <w:r>
+        <w:rPr>
+          <w:rStyle w:val="HTML"/>
+        </w:rPr>
+        <w:t xml:space="preserve">: </w:t>
+      </w:r>
+      <w:r>
+        <w:rPr>
+          <w:rStyle w:val="hljs-number"/>
+        </w:rPr>
+        <w:t>101</w:t>
+      </w:r>
+      <w:r>
+        <w:rPr>
+          <w:rStyle w:val="HTML"/>
+        </w:rPr>
+        <w:t>,</w:t>
+      </w:r>
+    </w:p>
+    <w:p>
+      <w:pPr>
+        <w:pStyle w:val="HTML0"/>
+        <w:rPr>
+          <w:rStyle w:val="HTML"/>
+        </w:rPr>
+      </w:pPr>
+      <w:r>
+        <w:rPr>
+          <w:rStyle w:val="HTML"/>
+        </w:rPr>
+        <w:t xml:space="preserve">    </w:t>
+      </w:r>
+      <w:r>
+        <w:rPr>
+          <w:rStyle w:val="hljs-attr"/>
+        </w:rPr>
+        <w:t>"</w:t>
+      </w:r>
+      <w:proofErr w:type="spellStart"/>
+      <w:proofErr w:type="gramStart"/>
+      <w:r>
+        <w:rPr>
+          <w:rStyle w:val="hljs-attr"/>
+        </w:rPr>
+        <w:t>is</w:t>
+      </w:r>
+      <w:proofErr w:type="gramEnd"/>
+      <w:r>
+        <w:rPr>
+          <w:rStyle w:val="hljs-attr"/>
+        </w:rPr>
+        <w:t>_reconnect</w:t>
+      </w:r>
+      <w:proofErr w:type="spellEnd"/>
+      <w:r>
+        <w:rPr>
+          <w:rStyle w:val="hljs-attr"/>
+        </w:rPr>
+        <w:t>"</w:t>
+      </w:r>
+      <w:r>
+        <w:rPr>
+          <w:rStyle w:val="HTML"/>
+        </w:rPr>
+        <w:t xml:space="preserve">: </w:t>
+      </w:r>
+      <w:r>
+        <w:rPr>
+          <w:rStyle w:val="hljs-literal"/>
+        </w:rPr>
+        <w:t>false</w:t>
+      </w:r>
+      <w:r>
+        <w:rPr>
+          <w:rStyle w:val="HTML"/>
+        </w:rPr>
+        <w:t xml:space="preserve"> </w:t>
+      </w:r>
+    </w:p>
+    <w:p>
+      <w:pPr>
+        <w:pStyle w:val="HTML0"/>
+        <w:rPr>
+          <w:rStyle w:val="HTML"/>
+        </w:rPr>
+      </w:pPr>
+      <w:r>
+        <w:rPr>
+          <w:rStyle w:val="HTML"/>
+        </w:rPr>
+        <w:t xml:space="preserve">  }</w:t>
+      </w:r>
+    </w:p>
+    <w:p>
+      <w:pPr>
+        <w:pStyle w:val="HTML0"/>
+        <w:rPr>
+          <w:rStyle w:val="HTML"/>
+        </w:rPr>
+      </w:pPr>
+      <w:r>
+        <w:rPr>
+          <w:rStyle w:val="HTML"/>
+        </w:rPr>
+        <w:t>}</w:t>
+      </w:r>
+    </w:p>
+    <w:p>
+      <w:pPr>
+        <w:pStyle w:val="ae"/>
+      </w:pPr>
+      <w:r>
+        <w:rPr>
+          <w:b/>
+          <w:bCs/>
+        </w:rPr>
+        <w:t>下发 (Server -&gt; Agent)</w:t>
+      </w:r>
+      <w:r>
+        <w:t>：</w:t>
+      </w:r>
+    </w:p>
+    <w:p>
+      <w:r>
+        <w:rPr>
+          <w:rStyle w:val="ng-tns-c3743259804-59"/>
+        </w:rPr>
+        <w:t>JSON</w:t>
+      </w:r>
+    </w:p>
+    <w:p>
+      <w:pPr>
+        <w:pStyle w:val="HTML0"/>
+        <w:rPr>
+          <w:rStyle w:val="HTML"/>
+        </w:rPr>
+      </w:pPr>
+      <w:r>
+        <w:rPr>
+          <w:rStyle w:val="HTML"/>
+        </w:rPr>
+        <w:t>{</w:t>
+      </w:r>
+    </w:p>
+    <w:p>
+      <w:pPr>
+        <w:pStyle w:val="HTML0"/>
+        <w:rPr>
+          <w:rStyle w:val="HTML"/>
+        </w:rPr>
+      </w:pPr>
+      <w:r>
+        <w:rPr>
+          <w:rStyle w:val="HTML"/>
+        </w:rPr>
+        <w:t xml:space="preserve">  </w:t>
+      </w:r>
+      <w:r>
+        <w:rPr>
+          <w:rStyle w:val="hljs-attr"/>
+        </w:rPr>
+        <w:t>"type"</w:t>
+      </w:r>
+      <w:r>
+        <w:rPr>
+          <w:rStyle w:val="HTML"/>
+        </w:rPr>
+        <w:t xml:space="preserve">: </w:t>
+      </w:r>
+      <w:r>
+        <w:rPr>
+          <w:rStyle w:val="hljs-string"/>
+        </w:rPr>
+        <w:t>"</w:t>
+      </w:r>
+      <w:proofErr w:type="spellStart"/>
+      <w:r>
+        <w:rPr>
+          <w:rStyle w:val="hljs-string"/>
+        </w:rPr>
+        <w:t>agent_start_session</w:t>
+      </w:r>
+      <w:proofErr w:type="spellEnd"/>
+      <w:r>
+        <w:rPr>
+          <w:rStyle w:val="hljs-string"/>
+        </w:rPr>
+        <w:t>"</w:t>
+      </w:r>
+      <w:r>
+        <w:rPr>
+          <w:rStyle w:val="HTML"/>
+        </w:rPr>
+        <w:t>,</w:t>
+      </w:r>
+    </w:p>
+    <w:p>
+      <w:pPr>
+        <w:pStyle w:val="HTML0"/>
+        <w:rPr>
+          <w:rStyle w:val="HTML"/>
+        </w:rPr>
+      </w:pPr>
+      <w:r>
+        <w:rPr>
+          <w:rStyle w:val="HTML"/>
+        </w:rPr>
+        <w:t xml:space="preserve">  </w:t>
+      </w:r>
+      <w:r>
+        <w:rPr>
+          <w:rStyle w:val="hljs-attr"/>
+        </w:rPr>
+        <w:t>"data"</w:t>
+      </w:r>
+      <w:r>
+        <w:rPr>
+          <w:rStyle w:val="HTML"/>
+        </w:rPr>
+        <w:t>: {</w:t>
+      </w:r>
+    </w:p>
+    <w:p>
+      <w:pPr>
+        <w:pStyle w:val="HTML0"/>
+        <w:rPr>
+          <w:rStyle w:val="HTML"/>
+        </w:rPr>
+      </w:pPr>
+      <w:r>
+        <w:rPr>
+          <w:rStyle w:val="HTML"/>
+        </w:rPr>
+        <w:t xml:space="preserve">    </w:t>
+      </w:r>
+      <w:r>
+        <w:rPr>
+          <w:rStyle w:val="hljs-attr"/>
+        </w:rPr>
+        <w:t>"</w:t>
+      </w:r>
+      <w:proofErr w:type="spellStart"/>
+      <w:proofErr w:type="gramStart"/>
+      <w:r>
+        <w:rPr>
+          <w:rStyle w:val="hljs-attr"/>
+        </w:rPr>
+        <w:t>exe</w:t>
+      </w:r>
+      <w:proofErr w:type="gramEnd"/>
+      <w:r>
+        <w:rPr>
+          <w:rStyle w:val="hljs-attr"/>
+        </w:rPr>
+        <w:t>_path</w:t>
+      </w:r>
+      <w:proofErr w:type="spellEnd"/>
+      <w:r>
+        <w:rPr>
+          <w:rStyle w:val="hljs-attr"/>
+        </w:rPr>
+        <w:t>"</w:t>
+      </w:r>
+      <w:r>
+        <w:rPr>
+          <w:rStyle w:val="HTML"/>
+        </w:rPr>
+        <w:t xml:space="preserve">: </w:t>
+      </w:r>
+      <w:r>
+        <w:rPr>
+          <w:rStyle w:val="hljs-string"/>
+        </w:rPr>
+        <w:t>"C:\\Program\\Sim.exe"</w:t>
+      </w:r>
+      <w:r>
+        <w:rPr>
+          <w:rStyle w:val="HTML"/>
+        </w:rPr>
+        <w:t>,</w:t>
+      </w:r>
+    </w:p>
+    <w:p>
+      <w:pPr>
+        <w:pStyle w:val="HTML0"/>
+        <w:rPr>
+          <w:rStyle w:val="HTML"/>
+        </w:rPr>
+      </w:pPr>
+      <w:r>
+        <w:rPr>
+          <w:rStyle w:val="HTML"/>
+        </w:rPr>
+        <w:t xml:space="preserve">    </w:t>
+      </w:r>
+      <w:r>
+        <w:rPr>
+          <w:rStyle w:val="hljs-attr"/>
+        </w:rPr>
+        <w:t>"</w:t>
+      </w:r>
+      <w:proofErr w:type="spellStart"/>
+      <w:proofErr w:type="gramStart"/>
+      <w:r>
+        <w:rPr>
+          <w:rStyle w:val="hljs-attr"/>
+        </w:rPr>
+        <w:t>session</w:t>
+      </w:r>
+      <w:proofErr w:type="gramEnd"/>
+      <w:r>
+        <w:rPr>
+          <w:rStyle w:val="hljs-attr"/>
+        </w:rPr>
+        <w:t>_id</w:t>
+      </w:r>
+      <w:proofErr w:type="spellEnd"/>
+      <w:r>
+        <w:rPr>
+          <w:rStyle w:val="hljs-attr"/>
+        </w:rPr>
+        <w:t>"</w:t>
+      </w:r>
+      <w:r>
+        <w:rPr>
+          <w:rStyle w:val="HTML"/>
+        </w:rPr>
+        <w:t xml:space="preserve">: </w:t>
+      </w:r>
+      <w:r>
+        <w:rPr>
+          <w:rStyle w:val="hljs-string"/>
+        </w:rPr>
+        <w:t>"sess_9901"</w:t>
+      </w:r>
+      <w:r>
+        <w:rPr>
+          <w:rStyle w:val="HTML"/>
+        </w:rPr>
+        <w:t>,</w:t>
+      </w:r>
+    </w:p>
+    <w:p>
+      <w:pPr>
+        <w:pStyle w:val="HTML0"/>
+        <w:rPr>
+          <w:rStyle w:val="HTML"/>
+        </w:rPr>
+      </w:pPr>
+      <w:r>
+        <w:rPr>
+          <w:rStyle w:val="HTML"/>
+        </w:rPr>
+        <w:t xml:space="preserve">    </w:t>
+      </w:r>
+      <w:r>
+        <w:rPr>
+          <w:rStyle w:val="hljs-attr"/>
+        </w:rPr>
+        <w:t>"</w:t>
+      </w:r>
+      <w:proofErr w:type="spellStart"/>
+      <w:proofErr w:type="gramStart"/>
+      <w:r>
+        <w:rPr>
+          <w:rStyle w:val="hljs-attr"/>
+        </w:rPr>
+        <w:t>grace</w:t>
+      </w:r>
+      <w:proofErr w:type="gramEnd"/>
+      <w:r>
+        <w:rPr>
+          <w:rStyle w:val="hljs-attr"/>
+        </w:rPr>
+        <w:t>_period</w:t>
+      </w:r>
+      <w:proofErr w:type="spellEnd"/>
+      <w:r>
+        <w:rPr>
+          <w:rStyle w:val="hljs-attr"/>
+        </w:rPr>
+        <w:t>"</w:t>
+      </w:r>
+      <w:r>
+        <w:rPr>
+          <w:rStyle w:val="HTML"/>
+        </w:rPr>
+        <w:t xml:space="preserve">: </w:t>
+      </w:r>
+      <w:r>
+        <w:rPr>
+          <w:rStyle w:val="hljs-number"/>
+        </w:rPr>
+        <w:t>60</w:t>
+      </w:r>
+    </w:p>
+    <w:p>
+      <w:pPr>
+        <w:pStyle w:val="HTML0"/>
+        <w:rPr>
+          <w:rStyle w:val="HTML"/>
+        </w:rPr>
+      </w:pPr>
+      <w:r>
+        <w:rPr>
+          <w:rStyle w:val="HTML"/>
+        </w:rPr>
+        <w:t xml:space="preserve">  }</w:t>
+      </w:r>
+    </w:p>
+    <w:p>
+      <w:pPr>
+        <w:pStyle w:val="HTML0"/>
+        <w:rPr>
+          <w:rStyle w:val="HTML"/>
+        </w:rPr>
+      </w:pPr>
+      <w:r>
+        <w:rPr>
+          <w:rStyle w:val="HTML"/>
+        </w:rPr>
+        <w:t>}</w:t>
+      </w:r>
+    </w:p>
+    <w:p>
+      <w:pPr>
+        <w:pStyle w:val="3"/>
+        <w:numPr>
+          <w:ilvl w:val="0"/>
+          <w:numId w:val="0"/>
+        </w:numPr>
+        <w:ind w:left="709"/>
+      </w:pPr>
+      <w:r>
+        <w:t xml:space="preserve">4.2 WebRTC </w:t>
+      </w:r>
+      <w:r>
+        <w:t>协商</w:t>
+      </w:r>
+      <w:r>
+        <w:t xml:space="preserve"> (Offer/Answer/ICE)</w:t>
+      </w:r>
+    </w:p>
+    <w:p>
+      <w:pPr>
+        <w:pStyle w:val="ae"/>
+      </w:pPr>
+      <w:r>
+        <w:rPr>
+          <w:b/>
+          <w:bCs/>
+        </w:rPr>
+        <w:t>设计说明</w:t>
+      </w:r>
+      <w:r>
+        <w:t>：</w:t>
+      </w:r>
+      <w:proofErr w:type="gramStart"/>
+      <w:r>
+        <w:t>采用透传模式</w:t>
+      </w:r>
+      <w:proofErr w:type="gramEnd"/>
+      <w:r>
+        <w:t>，但符合新报文嵌套风格。</w:t>
+      </w:r>
+    </w:p>
+    <w:p>
+      <w:pPr>
+        <w:pStyle w:val="ae"/>
+      </w:pPr>
+      <w:r>
+        <w:rPr>
+          <w:b/>
+          <w:bCs/>
+        </w:rPr>
+        <w:lastRenderedPageBreak/>
+        <w:t>请求 (Agent -&gt; 前端)</w:t>
+      </w:r>
+      <w:r>
+        <w:t>：</w:t>
+      </w:r>
+    </w:p>
+    <w:p>
+      <w:r>
+        <w:rPr>
+          <w:rStyle w:val="ng-tns-c3743259804-60"/>
+        </w:rPr>
+        <w:t>JSON</w:t>
+      </w:r>
+    </w:p>
+    <w:p>
+      <w:pPr>
+        <w:pStyle w:val="HTML0"/>
+        <w:rPr>
+          <w:rStyle w:val="HTML"/>
+        </w:rPr>
+      </w:pPr>
+      <w:r>
+        <w:rPr>
+          <w:rStyle w:val="HTML"/>
+        </w:rPr>
+        <w:t>{</w:t>
+      </w:r>
+    </w:p>
+    <w:p>
+      <w:pPr>
+        <w:pStyle w:val="HTML0"/>
+        <w:rPr>
+          <w:rStyle w:val="HTML"/>
+        </w:rPr>
+      </w:pPr>
+      <w:r>
+        <w:rPr>
+          <w:rStyle w:val="HTML"/>
+        </w:rPr>
+        <w:t xml:space="preserve">  </w:t>
+      </w:r>
+      <w:r>
+        <w:rPr>
+          <w:rStyle w:val="hljs-attr"/>
+        </w:rPr>
+        <w:t>"type"</w:t>
+      </w:r>
+      <w:r>
+        <w:rPr>
+          <w:rStyle w:val="HTML"/>
+        </w:rPr>
+        <w:t xml:space="preserve">: </w:t>
+      </w:r>
+      <w:r>
+        <w:rPr>
+          <w:rStyle w:val="hljs-string"/>
+        </w:rPr>
+        <w:t>"</w:t>
+      </w:r>
+      <w:proofErr w:type="spellStart"/>
+      <w:r>
+        <w:rPr>
+          <w:rStyle w:val="hljs-string"/>
+        </w:rPr>
+        <w:t>webrtc_offer</w:t>
+      </w:r>
+      <w:proofErr w:type="spellEnd"/>
+      <w:r>
+        <w:rPr>
+          <w:rStyle w:val="hljs-string"/>
+        </w:rPr>
+        <w:t>"</w:t>
+      </w:r>
+      <w:r>
+        <w:rPr>
+          <w:rStyle w:val="HTML"/>
+        </w:rPr>
+        <w:t>,</w:t>
+      </w:r>
+    </w:p>
+    <w:p>
+      <w:pPr>
+        <w:pStyle w:val="HTML0"/>
+        <w:rPr>
+          <w:rStyle w:val="HTML"/>
+        </w:rPr>
+      </w:pPr>
+      <w:r>
+        <w:rPr>
+          <w:rStyle w:val="HTML"/>
+        </w:rPr>
+        <w:t xml:space="preserve">  </w:t>
+      </w:r>
+      <w:r>
+        <w:rPr>
+          <w:rStyle w:val="hljs-attr"/>
+        </w:rPr>
+        <w:t>"data"</w:t>
+      </w:r>
+      <w:r>
+        <w:rPr>
+          <w:rStyle w:val="HTML"/>
+        </w:rPr>
+        <w:t>: {</w:t>
+      </w:r>
+    </w:p>
+    <w:p>
+      <w:pPr>
+        <w:pStyle w:val="HTML0"/>
+        <w:rPr>
+          <w:rStyle w:val="HTML"/>
+        </w:rPr>
+      </w:pPr>
+      <w:r>
+        <w:rPr>
+          <w:rStyle w:val="HTML"/>
+        </w:rPr>
+        <w:t xml:space="preserve">    </w:t>
+      </w:r>
+      <w:r>
+        <w:rPr>
+          <w:rStyle w:val="hljs-attr"/>
+        </w:rPr>
+        <w:t>"</w:t>
+      </w:r>
+      <w:proofErr w:type="spellStart"/>
+      <w:r>
+        <w:rPr>
+          <w:rStyle w:val="hljs-attr"/>
+        </w:rPr>
+        <w:t>sdp</w:t>
+      </w:r>
+      <w:proofErr w:type="spellEnd"/>
+      <w:r>
+        <w:rPr>
+          <w:rStyle w:val="hljs-attr"/>
+        </w:rPr>
+        <w:t>"</w:t>
+      </w:r>
+      <w:r>
+        <w:rPr>
+          <w:rStyle w:val="HTML"/>
+        </w:rPr>
+        <w:t xml:space="preserve">: </w:t>
+      </w:r>
+      <w:r>
+        <w:rPr>
+          <w:rStyle w:val="hljs-string"/>
+        </w:rPr>
+        <w:t>"v=0..."</w:t>
+      </w:r>
+      <w:r>
+        <w:rPr>
+          <w:rStyle w:val="HTML"/>
+        </w:rPr>
+        <w:t>,</w:t>
+      </w:r>
+    </w:p>
+    <w:p>
+      <w:pPr>
+        <w:pStyle w:val="HTML0"/>
+        <w:rPr>
+          <w:rStyle w:val="HTML"/>
+        </w:rPr>
+      </w:pPr>
+      <w:r>
+        <w:rPr>
+          <w:rStyle w:val="HTML"/>
+        </w:rPr>
+        <w:t xml:space="preserve">    </w:t>
+      </w:r>
+      <w:r>
+        <w:rPr>
+          <w:rStyle w:val="hljs-attr"/>
+        </w:rPr>
+        <w:t>"</w:t>
+      </w:r>
+      <w:proofErr w:type="spellStart"/>
+      <w:proofErr w:type="gramStart"/>
+      <w:r>
+        <w:rPr>
+          <w:rStyle w:val="hljs-attr"/>
+        </w:rPr>
+        <w:t>session</w:t>
+      </w:r>
+      <w:proofErr w:type="gramEnd"/>
+      <w:r>
+        <w:rPr>
+          <w:rStyle w:val="hljs-attr"/>
+        </w:rPr>
+        <w:t>_id</w:t>
+      </w:r>
+      <w:proofErr w:type="spellEnd"/>
+      <w:r>
+        <w:rPr>
+          <w:rStyle w:val="hljs-attr"/>
+        </w:rPr>
+        <w:t>"</w:t>
+      </w:r>
+      <w:r>
+        <w:rPr>
+          <w:rStyle w:val="HTML"/>
+        </w:rPr>
+        <w:t xml:space="preserve">: </w:t>
+      </w:r>
+      <w:r>
+        <w:rPr>
+          <w:rStyle w:val="hljs-string"/>
+        </w:rPr>
+        <w:t>"sess_9901"</w:t>
+      </w:r>
+    </w:p>
+    <w:p>
+      <w:pPr>
+        <w:pStyle w:val="HTML0"/>
+        <w:rPr>
+          <w:rStyle w:val="HTML"/>
+        </w:rPr>
+      </w:pPr>
+      <w:r>
+        <w:rPr>
+          <w:rStyle w:val="HTML"/>
+        </w:rPr>
+        <w:t xml:space="preserve">  }</w:t>
+      </w:r>
+    </w:p>
+    <w:p>
+      <w:pPr>
+        <w:pStyle w:val="HTML0"/>
+        <w:rPr>
+          <w:rStyle w:val="HTML"/>
+        </w:rPr>
+      </w:pPr>
+      <w:r>
+        <w:rPr>
+          <w:rStyle w:val="HTML"/>
+        </w:rPr>
+        <w:t>}</w:t>
+      </w:r>
+    </w:p>
+    <w:p>
+      <w:pPr>
+        <w:pStyle w:val="3"/>
+        <w:numPr>
+          <w:ilvl w:val="0"/>
+          <w:numId w:val="0"/>
+        </w:numPr>
+        <w:ind w:left="709"/>
+      </w:pPr>
+      <w:r>
+        <w:t xml:space="preserve">4.3 </w:t>
+      </w:r>
+      <w:r>
+        <w:t>状态通知与异常反馈</w:t>
+      </w:r>
+      <w:r>
+        <w:t xml:space="preserve"> (Agent -&gt; </w:t>
+      </w:r>
+      <w:r>
+        <w:t>前端</w:t>
+      </w:r>
+      <w:r>
+        <w:t>)</w:t>
+      </w:r>
+    </w:p>
+    <w:p>
+      <w:pPr>
+        <w:pStyle w:val="ae"/>
+      </w:pPr>
+      <w:r>
+        <w:rPr>
+          <w:b/>
+          <w:bCs/>
+        </w:rPr>
+        <w:t>设计说明</w:t>
+      </w:r>
+      <w:r>
+        <w:t xml:space="preserve">：涵盖了代码中的 </w:t>
+      </w:r>
+      <w:proofErr w:type="spellStart"/>
+      <w:r>
+        <w:rPr>
+          <w:rStyle w:val="HTML"/>
+        </w:rPr>
+        <w:t>remoteWindowMissing</w:t>
+      </w:r>
+      <w:proofErr w:type="spellEnd"/>
+      <w:r>
+        <w:t xml:space="preserve"> 和 </w:t>
+      </w:r>
+      <w:proofErr w:type="spellStart"/>
+      <w:r>
+        <w:rPr>
+          <w:rStyle w:val="HTML"/>
+        </w:rPr>
+        <w:t>remoteProcessExited</w:t>
+      </w:r>
+      <w:proofErr w:type="spellEnd"/>
+      <w:r>
+        <w:t xml:space="preserve"> 逻辑。</w:t>
+      </w:r>
+    </w:p>
+    <w:p>
+      <w:pPr>
+        <w:pStyle w:val="ae"/>
+      </w:pPr>
+      <w:r>
+        <w:rPr>
+          <w:b/>
+          <w:bCs/>
+        </w:rPr>
+        <w:t>下发 (Agent -&gt; 前端)</w:t>
+      </w:r>
+      <w:r>
+        <w:t>：</w:t>
+      </w:r>
+    </w:p>
+    <w:p>
+      <w:r>
+        <w:rPr>
+          <w:rStyle w:val="ng-tns-c3743259804-61"/>
+        </w:rPr>
+        <w:t>JSON</w:t>
+      </w:r>
+    </w:p>
+    <w:p>
+      <w:pPr>
+        <w:pStyle w:val="HTML0"/>
+        <w:rPr>
+          <w:rStyle w:val="HTML"/>
+        </w:rPr>
+      </w:pPr>
+      <w:r>
+        <w:rPr>
+          <w:rStyle w:val="HTML"/>
+        </w:rPr>
+        <w:t>{</w:t>
+      </w:r>
+    </w:p>
+    <w:p>
+      <w:pPr>
+        <w:pStyle w:val="HTML0"/>
+        <w:rPr>
+          <w:rStyle w:val="HTML"/>
+        </w:rPr>
+      </w:pPr>
+      <w:r>
+        <w:rPr>
+          <w:rStyle w:val="HTML"/>
+        </w:rPr>
+        <w:t xml:space="preserve">  </w:t>
+      </w:r>
+      <w:r>
+        <w:rPr>
+          <w:rStyle w:val="hljs-attr"/>
+        </w:rPr>
+        <w:t>"type"</w:t>
+      </w:r>
+      <w:r>
+        <w:rPr>
+          <w:rStyle w:val="HTML"/>
+        </w:rPr>
+        <w:t xml:space="preserve">: </w:t>
+      </w:r>
+      <w:r>
+        <w:rPr>
+          <w:rStyle w:val="hljs-string"/>
+        </w:rPr>
+        <w:t>"</w:t>
+      </w:r>
+      <w:proofErr w:type="spellStart"/>
+      <w:r>
+        <w:rPr>
+          <w:rStyle w:val="hljs-string"/>
+        </w:rPr>
+        <w:t>session_status_change</w:t>
+      </w:r>
+      <w:proofErr w:type="spellEnd"/>
+      <w:r>
+        <w:rPr>
+          <w:rStyle w:val="hljs-string"/>
+        </w:rPr>
+        <w:t>"</w:t>
+      </w:r>
+      <w:r>
+        <w:rPr>
+          <w:rStyle w:val="HTML"/>
+        </w:rPr>
+        <w:t>,</w:t>
+      </w:r>
+    </w:p>
+    <w:p>
+      <w:pPr>
+        <w:pStyle w:val="HTML0"/>
+        <w:rPr>
+          <w:rStyle w:val="HTML"/>
+        </w:rPr>
+      </w:pPr>
+      <w:r>
+        <w:rPr>
+          <w:rStyle w:val="HTML"/>
+        </w:rPr>
+        <w:t xml:space="preserve">  </w:t>
+      </w:r>
+      <w:r>
+        <w:rPr>
+          <w:rStyle w:val="hljs-attr"/>
+        </w:rPr>
+        <w:t>"data"</w:t>
+      </w:r>
+      <w:r>
+        <w:rPr>
+          <w:rStyle w:val="HTML"/>
+        </w:rPr>
+        <w:t>: {</w:t>
+      </w:r>
+    </w:p>
+    <w:p>
+      <w:pPr>
+        <w:pStyle w:val="HTML0"/>
+        <w:rPr>
+          <w:rStyle w:val="HTML"/>
+        </w:rPr>
+      </w:pPr>
+      <w:r>
+        <w:rPr>
+          <w:rStyle w:val="HTML"/>
+        </w:rPr>
+        <w:t xml:space="preserve">    </w:t>
+      </w:r>
+      <w:r>
+        <w:rPr>
+          <w:rStyle w:val="hljs-attr"/>
+        </w:rPr>
+        <w:t>"status"</w:t>
+      </w:r>
+      <w:r>
+        <w:rPr>
+          <w:rStyle w:val="HTML"/>
+        </w:rPr>
+        <w:t xml:space="preserve">: </w:t>
+      </w:r>
+      <w:r>
+        <w:rPr>
+          <w:rStyle w:val="hljs-string"/>
+        </w:rPr>
+        <w:t>"</w:t>
+      </w:r>
+      <w:proofErr w:type="spellStart"/>
+      <w:r>
+        <w:rPr>
+          <w:rStyle w:val="hljs-string"/>
+        </w:rPr>
+        <w:t>window_missing</w:t>
+      </w:r>
+      <w:proofErr w:type="spellEnd"/>
+      <w:r>
+        <w:rPr>
+          <w:rStyle w:val="hljs-string"/>
+        </w:rPr>
+        <w:t>"</w:t>
+      </w:r>
+      <w:r>
+        <w:rPr>
+          <w:rStyle w:val="HTML"/>
+        </w:rPr>
+        <w:t xml:space="preserve">, </w:t>
+      </w:r>
+      <w:r>
+        <w:rPr>
+          <w:rStyle w:val="hljs-comment"/>
+        </w:rPr>
+        <w:t xml:space="preserve">// 取值: exited, </w:t>
+      </w:r>
+      <w:proofErr w:type="spellStart"/>
+      <w:r>
+        <w:rPr>
+          <w:rStyle w:val="hljs-comment"/>
+        </w:rPr>
+        <w:t>window_missing</w:t>
+      </w:r>
+      <w:proofErr w:type="spellEnd"/>
+      <w:r>
+        <w:rPr>
+          <w:rStyle w:val="hljs-comment"/>
+        </w:rPr>
+        <w:t xml:space="preserve">, </w:t>
+      </w:r>
+      <w:proofErr w:type="spellStart"/>
+      <w:r>
+        <w:rPr>
+          <w:rStyle w:val="hljs-comment"/>
+        </w:rPr>
+        <w:t>window_restored</w:t>
+      </w:r>
+      <w:proofErr w:type="spellEnd"/>
+    </w:p>
+    <w:p>
+      <w:pPr>
+        <w:pStyle w:val="HTML0"/>
+        <w:rPr>
+          <w:rStyle w:val="HTML"/>
+        </w:rPr>
+      </w:pPr>
+      <w:r>
+        <w:rPr>
+          <w:rStyle w:val="HTML"/>
+        </w:rPr>
+        <w:t xml:space="preserve">    </w:t>
+      </w:r>
+      <w:r>
+        <w:rPr>
+          <w:rStyle w:val="hljs-attr"/>
+        </w:rPr>
+        <w:t>"message"</w:t>
+      </w:r>
+      <w:r>
+        <w:rPr>
+          <w:rStyle w:val="HTML"/>
+        </w:rPr>
+        <w:t xml:space="preserve">: </w:t>
+      </w:r>
+      <w:r>
+        <w:rPr>
+          <w:rStyle w:val="hljs-string"/>
+        </w:rPr>
+        <w:t>"进程仍在运行，但未检测到可见窗口"</w:t>
+      </w:r>
+      <w:r>
+        <w:rPr>
+          <w:rStyle w:val="HTML"/>
+        </w:rPr>
+        <w:t>,</w:t>
+      </w:r>
+    </w:p>
+    <w:p>
+      <w:pPr>
+        <w:pStyle w:val="HTML0"/>
+        <w:rPr>
+          <w:rStyle w:val="HTML"/>
+        </w:rPr>
+      </w:pPr>
+      <w:r>
+        <w:rPr>
+          <w:rStyle w:val="HTML"/>
+        </w:rPr>
+        <w:t xml:space="preserve">    </w:t>
+      </w:r>
+      <w:r>
+        <w:rPr>
+          <w:rStyle w:val="hljs-attr"/>
+        </w:rPr>
+        <w:t>"timestamp"</w:t>
+      </w:r>
+      <w:r>
+        <w:rPr>
+          <w:rStyle w:val="HTML"/>
+        </w:rPr>
+        <w:t xml:space="preserve">: </w:t>
+      </w:r>
+      <w:r>
+        <w:rPr>
+          <w:rStyle w:val="hljs-number"/>
+        </w:rPr>
+        <w:t>1715012345678</w:t>
+      </w:r>
+    </w:p>
+    <w:p>
+      <w:pPr>
+        <w:pStyle w:val="HTML0"/>
+        <w:rPr>
+          <w:rStyle w:val="HTML"/>
+        </w:rPr>
+      </w:pPr>
+      <w:r>
+        <w:rPr>
+          <w:rStyle w:val="HTML"/>
+        </w:rPr>
+        <w:t xml:space="preserve">  }</w:t>
+      </w:r>
+    </w:p>
+    <w:p>
+      <w:pPr>
+        <w:pStyle w:val="HTML0"/>
+      </w:pPr>
+      <w:r>
+        <w:rPr>
+          <w:rStyle w:val="HTML"/>
+        </w:rPr>
+        <w:t>}</w:t>
+      </w:r>
+    </w:p>
+    <w:p>
+      <w:pPr>
+        <w:widowControl/>
+        <w:jc w:val="left"/>
+        <w:rPr>
+          <w:rFonts w:ascii="宋体" w:eastAsia="宋体" w:hAnsi="宋体" w:cs="宋体" w:hint="eastAsia"/>
+          <w:kern w:val="0"/>
+          <w:sz w:val="24"/>
+          <w:szCs w:val="24"/>
+        </w:rPr>
+      </w:pPr>
+      <w:r>
+        <w:rPr>
+          <w:rFonts w:ascii="宋体" w:eastAsia="宋体" w:hAnsi="宋体" w:cs="宋体"/>
+          <w:kern w:val="0"/>
+          <w:sz w:val="24"/>
+          <w:szCs w:val="24"/>
+        </w:rPr>
+        <w:pict w14:anchorId="01DD2DEA">
+          <v:rect id="_x0000_i1028" style="width:0;height:1.5pt" o:hralign="center" o:hrstd="t" o:hr="t" fillcolor="#a0a0a0" stroked="f"/>
+        </w:pict>
+      </w:r>
+    </w:p>
+    <w:p>
+      <w:pPr>
+        <w:widowControl/>
+        <w:numPr>
+          <w:ilvl w:val="0"/>
+          <w:numId w:val="12"/>
+        </w:numPr>
+        <w:tabs>
+          <w:tab w:val="clear" w:pos="720"/>
+        </w:tabs>
+        <w:spacing w:before="100" w:beforeAutospacing="1" w:after="100" w:afterAutospacing="1"/>
+        <w:ind w:left="0" w:firstLine="0"/>
+        <w:jc w:val="left"/>
+        <w:outlineLvl w:val="1"/>
+        <w:rPr>
+          <w:rFonts w:ascii="宋体" w:eastAsia="宋体" w:hAnsi="宋体" w:cs="宋体" w:hint="eastAsia"/>
+          <w:b/>
+          <w:bCs/>
+          <w:kern w:val="0"/>
+          <w:sz w:val="36"/>
+          <w:szCs w:val="36"/>
+        </w:rPr>
+      </w:pPr>
+      <w:r>
+        <w:rPr>
+          <w:rFonts w:ascii="宋体" w:eastAsia="宋体" w:hAnsi="宋体" w:cs="宋体"/>
+          <w:b/>
+          <w:bCs/>
+          <w:kern w:val="0"/>
+          <w:sz w:val="36"/>
+          <w:szCs w:val="36"/>
+        </w:rPr>
+        <w:t>统计与审计接口 (Signaling)</w:t>
+      </w:r>
+    </w:p>
+    <w:p>
+      <w:pPr>
+        <w:widowControl/>
+        <w:numPr>
+          <w:ilvl w:val="0"/>
+          <w:numId w:val="18"/>
+        </w:numPr>
+        <w:tabs>
+          <w:tab w:val="clear" w:pos="720"/>
+        </w:tabs>
+        <w:spacing w:before="100" w:beforeAutospacing="1" w:after="100" w:afterAutospacing="1"/>
+        <w:ind w:left="0" w:firstLine="0"/>
+        <w:jc w:val="left"/>
+        <w:outlineLvl w:val="2"/>
+        <w:rPr>
+          <w:rFonts w:ascii="宋体" w:eastAsia="宋体" w:hAnsi="宋体" w:cs="宋体" w:hint="eastAsia"/>
+          <w:b/>
+          <w:bCs/>
+          <w:kern w:val="0"/>
+          <w:sz w:val="27"/>
+          <w:szCs w:val="27"/>
+        </w:rPr>
+      </w:pPr>
+      <w:r>
+        <w:rPr>
+          <w:rFonts w:ascii="宋体" w:eastAsia="宋体" w:hAnsi="宋体" w:cs="宋体"/>
+          <w:b/>
+          <w:bCs/>
+          <w:kern w:val="0"/>
+          <w:sz w:val="27"/>
+          <w:szCs w:val="27"/>
+        </w:rPr>
+        <w:t>5.1 获取审计看板数据</w:t>
+      </w:r>
+    </w:p>
+    <w:p>
+      <w:pPr>
+        <w:widowControl/>
+        <w:numPr>
+          <w:ilvl w:val="0"/>
+          <w:numId w:val="19"/>
+        </w:numPr>
+        <w:spacing w:before="100" w:beforeAutospacing="1" w:after="100" w:afterAutospacing="1"/>
+        <w:jc w:val="left"/>
+        <w:rPr>
+          <w:rFonts w:ascii="宋体" w:eastAsia="宋体" w:hAnsi="宋体" w:cs="宋体" w:hint="eastAsia"/>
+          <w:kern w:val="0"/>
+          <w:sz w:val="24"/>
+          <w:szCs w:val="24"/>
+        </w:rPr>
+      </w:pPr>
+      <w:r>
+        <w:rPr>
+          <w:rFonts w:ascii="宋体" w:eastAsia="宋体" w:hAnsi="宋体" w:cs="宋体"/>
+          <w:b/>
+          <w:bCs/>
+          <w:kern w:val="0"/>
+          <w:sz w:val="24"/>
+          <w:szCs w:val="24"/>
+        </w:rPr>
+        <w:t>请求 (前端 -&gt; Server)</w:t>
+      </w:r>
+      <w:r>
+        <w:rPr>
+          <w:rFonts w:ascii="宋体" w:eastAsia="宋体" w:hAnsi="宋体" w:cs="宋体"/>
+          <w:kern w:val="0"/>
+          <w:sz w:val="24"/>
+          <w:szCs w:val="24"/>
+        </w:rPr>
+        <w:t>：</w:t>
+      </w:r>
+    </w:p>
+    <w:p>
+      <w:pPr>
+        <w:widowControl/>
+        <w:spacing w:beforeAutospacing="1" w:afterAutospacing="1"/>
+        <w:ind w:left="720"/>
+        <w:jc w:val="left"/>
+        <w:rPr>
+          <w:rFonts w:ascii="宋体" w:eastAsia="宋体" w:hAnsi="宋体" w:cs="宋体" w:hint="eastAsia"/>
+          <w:kern w:val="0"/>
+          <w:sz w:val="24"/>
+          <w:szCs w:val="24"/>
+        </w:rPr>
+      </w:pPr>
+      <w:r>
+        <w:rPr>
+          <w:rFonts w:ascii="宋体" w:eastAsia="宋体" w:hAnsi="宋体" w:cs="宋体"/>
+          <w:kern w:val="0"/>
+          <w:sz w:val="24"/>
+          <w:szCs w:val="24"/>
+        </w:rPr>
+        <w:t>JSON</w:t>
       </w:r>
     </w:p>
     <w:p>
@@ -4261,20 +6256,20 @@
         <w:ind w:firstLine="0"/>
         <w:jc w:val="left"/>
         <w:rPr>
-          <w:rFonts w:ascii="宋体" w:eastAsia="宋体" w:hAnsi="宋体" w:cs="宋体"/>
-          <w:kern w:val="0"/>
-          <w:sz w:val="24"/>
-          <w:szCs w:val="24"/>
-        </w:rPr>
-      </w:pPr>
-      <w:r>
-        <w:rPr>
-          <w:rFonts w:ascii="宋体" w:eastAsia="宋体" w:hAnsi="宋体" w:cs="宋体"/>
-          <w:kern w:val="0"/>
-          <w:sz w:val="24"/>
-          <w:szCs w:val="24"/>
-        </w:rPr>
-        <w:t xml:space="preserve">  "exe_path": "C:\\Program\\Sim.exe", // Server 数据库转换所得</w:t>
+          <w:rFonts w:ascii="宋体" w:eastAsia="宋体" w:hAnsi="宋体" w:cs="宋体" w:hint="eastAsia"/>
+          <w:kern w:val="0"/>
+          <w:sz w:val="24"/>
+          <w:szCs w:val="24"/>
+        </w:rPr>
+      </w:pPr>
+      <w:r>
+        <w:rPr>
+          <w:rFonts w:ascii="宋体" w:eastAsia="宋体" w:hAnsi="宋体" w:cs="宋体"/>
+          <w:kern w:val="0"/>
+          <w:sz w:val="24"/>
+          <w:szCs w:val="24"/>
+        </w:rPr>
+        <w:t>{</w:t>
       </w:r>
     </w:p>
     <w:p>
@@ -4306,20 +6301,40 @@
         <w:ind w:firstLine="0"/>
         <w:jc w:val="left"/>
         <w:rPr>
-          <w:rFonts w:ascii="宋体" w:eastAsia="宋体" w:hAnsi="宋体" w:cs="宋体"/>
-          <w:kern w:val="0"/>
-          <w:sz w:val="24"/>
-          <w:szCs w:val="24"/>
-        </w:rPr>
-      </w:pPr>
-      <w:r>
-        <w:rPr>
-          <w:rFonts w:ascii="宋体" w:eastAsia="宋体" w:hAnsi="宋体" w:cs="宋体"/>
-          <w:kern w:val="0"/>
-          <w:sz w:val="24"/>
-          <w:szCs w:val="24"/>
-        </w:rPr>
-        <w:t xml:space="preserve">  "work_dir": "C:\\Program\\"</w:t>
+          <w:rFonts w:ascii="宋体" w:eastAsia="宋体" w:hAnsi="宋体" w:cs="宋体" w:hint="eastAsia"/>
+          <w:kern w:val="0"/>
+          <w:sz w:val="24"/>
+          <w:szCs w:val="24"/>
+        </w:rPr>
+      </w:pPr>
+      <w:r>
+        <w:rPr>
+          <w:rFonts w:ascii="宋体" w:eastAsia="宋体" w:hAnsi="宋体" w:cs="宋体"/>
+          <w:kern w:val="0"/>
+          <w:sz w:val="24"/>
+          <w:szCs w:val="24"/>
+        </w:rPr>
+        <w:t xml:space="preserve">  "type": "</w:t>
+      </w:r>
+      <w:proofErr w:type="spellStart"/>
+      <w:r>
+        <w:rPr>
+          <w:rFonts w:ascii="宋体" w:eastAsia="宋体" w:hAnsi="宋体" w:cs="宋体"/>
+          <w:kern w:val="0"/>
+          <w:sz w:val="24"/>
+          <w:szCs w:val="24"/>
+        </w:rPr>
+        <w:t>get_admin_stats</w:t>
+      </w:r>
+      <w:proofErr w:type="spellEnd"/>
+      <w:r>
+        <w:rPr>
+          <w:rFonts w:ascii="宋体" w:eastAsia="宋体" w:hAnsi="宋体" w:cs="宋体"/>
+          <w:kern w:val="0"/>
+          <w:sz w:val="24"/>
+          <w:szCs w:val="24"/>
+        </w:rPr>
+        <w:t>",</w:t>
       </w:r>
     </w:p>
     <w:p>
@@ -4351,173 +6366,20 @@
         <w:ind w:firstLine="0"/>
         <w:jc w:val="left"/>
         <w:rPr>
-          <w:rFonts w:ascii="宋体" w:eastAsia="宋体" w:hAnsi="宋体" w:cs="宋体"/>
-          <w:kern w:val="0"/>
-          <w:sz w:val="24"/>
-          <w:szCs w:val="24"/>
-        </w:rPr>
-      </w:pPr>
-      <w:r>
-        <w:rPr>
-          <w:rFonts w:ascii="宋体" w:eastAsia="宋体" w:hAnsi="宋体" w:cs="宋体"/>
-          <w:kern w:val="0"/>
-          <w:sz w:val="24"/>
-          <w:szCs w:val="24"/>
-        </w:rPr>
-        <w:t>}</w:t>
-      </w:r>
-    </w:p>
-    <w:p>
-      <w:pPr>
-        <w:widowControl/>
-        <w:jc w:val="left"/>
-        <w:rPr>
-          <w:rFonts w:ascii="宋体" w:eastAsia="宋体" w:hAnsi="宋体" w:cs="宋体"/>
-          <w:kern w:val="0"/>
-          <w:sz w:val="24"/>
-          <w:szCs w:val="24"/>
-        </w:rPr>
-      </w:pPr>
-      <w:r>
-        <w:rPr>
-          <w:rFonts w:ascii="宋体" w:eastAsia="宋体" w:hAnsi="宋体" w:cs="宋体"/>
-          <w:kern w:val="0"/>
-          <w:sz w:val="24"/>
-          <w:szCs w:val="24"/>
-        </w:rPr>
-        <w:pict w14:anchorId="01DD2DEA">
-          <v:rect id="_x0000_i1028" style="width:0;height:1.5pt" o:hralign="center" o:hrstd="t" o:hr="t" fillcolor="#a0a0a0" stroked="f"/>
-        </w:pict>
-      </w:r>
-    </w:p>
-    <w:p>
-      <w:pPr>
-        <w:widowControl/>
-        <w:numPr>
-          <w:ilvl w:val="0"/>
-          <w:numId w:val="12"/>
-        </w:numPr>
-        <w:tabs>
-          <w:tab w:val="clear" w:pos="720"/>
-        </w:tabs>
-        <w:spacing w:before="100" w:beforeAutospacing="1" w:after="100" w:afterAutospacing="1"/>
-        <w:ind w:left="0" w:firstLine="0"/>
-        <w:jc w:val="left"/>
-        <w:outlineLvl w:val="1"/>
-        <w:rPr>
-          <w:rFonts w:ascii="宋体" w:eastAsia="宋体" w:hAnsi="宋体" w:cs="宋体"/>
-          <w:b/>
-          <w:bCs/>
-          <w:kern w:val="0"/>
-          <w:sz w:val="36"/>
-          <w:szCs w:val="36"/>
-        </w:rPr>
-      </w:pPr>
-      <w:r>
-        <w:rPr>
-          <w:rFonts w:ascii="宋体" w:eastAsia="宋体" w:hAnsi="宋体" w:cs="宋体"/>
-          <w:b/>
-          <w:bCs/>
-          <w:kern w:val="0"/>
-          <w:sz w:val="36"/>
-          <w:szCs w:val="36"/>
-        </w:rPr>
-        <w:t>5. 统计与审计接口 (Signaling)</w:t>
-      </w:r>
-    </w:p>
-    <w:p>
-      <w:pPr>
-        <w:widowControl/>
-        <w:numPr>
-          <w:ilvl w:val="0"/>
-          <w:numId w:val="18"/>
-        </w:numPr>
-        <w:tabs>
-          <w:tab w:val="clear" w:pos="720"/>
-        </w:tabs>
-        <w:spacing w:before="100" w:beforeAutospacing="1" w:after="100" w:afterAutospacing="1"/>
-        <w:ind w:left="0" w:firstLine="0"/>
-        <w:jc w:val="left"/>
-        <w:outlineLvl w:val="2"/>
-        <w:rPr>
-          <w:rFonts w:ascii="宋体" w:eastAsia="宋体" w:hAnsi="宋体" w:cs="宋体"/>
-          <w:b/>
-          <w:bCs/>
-          <w:kern w:val="0"/>
-          <w:sz w:val="27"/>
-          <w:szCs w:val="27"/>
-        </w:rPr>
-      </w:pPr>
-      <w:r>
-        <w:rPr>
-          <w:rFonts w:ascii="宋体" w:eastAsia="宋体" w:hAnsi="宋体" w:cs="宋体"/>
-          <w:b/>
-          <w:bCs/>
-          <w:kern w:val="0"/>
-          <w:sz w:val="27"/>
-          <w:szCs w:val="27"/>
-        </w:rPr>
-        <w:t>5.1 获取审计看板数据</w:t>
-      </w:r>
-    </w:p>
-    <w:p>
-      <w:pPr>
-        <w:widowControl/>
-        <w:numPr>
-          <w:ilvl w:val="0"/>
-          <w:numId w:val="19"/>
-        </w:numPr>
-        <w:spacing w:before="100" w:beforeAutospacing="1" w:after="100" w:afterAutospacing="1"/>
-        <w:jc w:val="left"/>
-        <w:rPr>
-          <w:rFonts w:ascii="宋体" w:eastAsia="宋体" w:hAnsi="宋体" w:cs="宋体"/>
-          <w:kern w:val="0"/>
-          <w:sz w:val="24"/>
-          <w:szCs w:val="24"/>
-        </w:rPr>
-      </w:pPr>
-      <w:r>
-        <w:rPr>
-          <w:rFonts w:ascii="宋体" w:eastAsia="宋体" w:hAnsi="宋体" w:cs="宋体"/>
-          <w:b/>
-          <w:bCs/>
-          <w:kern w:val="0"/>
-          <w:sz w:val="24"/>
-          <w:szCs w:val="24"/>
-        </w:rPr>
-        <w:t>请求 (前端 -&gt; Server)</w:t>
-      </w:r>
-      <w:r>
-        <w:rPr>
-          <w:rFonts w:ascii="宋体" w:eastAsia="宋体" w:hAnsi="宋体" w:cs="宋体"/>
-          <w:kern w:val="0"/>
-          <w:sz w:val="24"/>
-          <w:szCs w:val="24"/>
-        </w:rPr>
-        <w:t>：</w:t>
-      </w:r>
-    </w:p>
-    <w:p>
-      <w:pPr>
-        <w:widowControl/>
-        <w:spacing w:beforeAutospacing="1" w:afterAutospacing="1"/>
-        <w:ind w:left="720"/>
-        <w:jc w:val="left"/>
-        <w:rPr>
-          <w:rFonts w:ascii="宋体" w:eastAsia="宋体" w:hAnsi="宋体" w:cs="宋体"/>
-          <w:kern w:val="0"/>
-          <w:sz w:val="24"/>
-          <w:szCs w:val="24"/>
-        </w:rPr>
-      </w:pPr>
-      <w:r>
-        <w:rPr>
-          <w:rFonts w:ascii="宋体" w:eastAsia="宋体" w:hAnsi="宋体" w:cs="宋体"/>
-          <w:kern w:val="0"/>
-          <w:sz w:val="24"/>
-          <w:szCs w:val="24"/>
-        </w:rPr>
-        <w:t>JSON</w:t>
+          <w:rFonts w:ascii="宋体" w:eastAsia="宋体" w:hAnsi="宋体" w:cs="宋体" w:hint="eastAsia"/>
+          <w:kern w:val="0"/>
+          <w:sz w:val="24"/>
+          <w:szCs w:val="24"/>
+        </w:rPr>
+      </w:pPr>
+      <w:r>
+        <w:rPr>
+          <w:rFonts w:ascii="宋体" w:eastAsia="宋体" w:hAnsi="宋体" w:cs="宋体"/>
+          <w:kern w:val="0"/>
+          <w:sz w:val="24"/>
+          <w:szCs w:val="24"/>
+        </w:rPr>
+        <w:t xml:space="preserve">  "token": "tk_88291029384"</w:t>
       </w:r>
     </w:p>
     <w:p>
@@ -4549,20 +6411,81 @@
         <w:ind w:firstLine="0"/>
         <w:jc w:val="left"/>
         <w:rPr>
-          <w:rFonts w:ascii="宋体" w:eastAsia="宋体" w:hAnsi="宋体" w:cs="宋体"/>
-          <w:kern w:val="0"/>
-          <w:sz w:val="24"/>
-          <w:szCs w:val="24"/>
-        </w:rPr>
-      </w:pPr>
-      <w:r>
-        <w:rPr>
-          <w:rFonts w:ascii="宋体" w:eastAsia="宋体" w:hAnsi="宋体" w:cs="宋体"/>
-          <w:kern w:val="0"/>
-          <w:sz w:val="24"/>
-          <w:szCs w:val="24"/>
-        </w:rPr>
-        <w:t>{</w:t>
+          <w:rFonts w:ascii="宋体" w:eastAsia="宋体" w:hAnsi="宋体" w:cs="宋体" w:hint="eastAsia"/>
+          <w:kern w:val="0"/>
+          <w:sz w:val="24"/>
+          <w:szCs w:val="24"/>
+        </w:rPr>
+      </w:pPr>
+      <w:r>
+        <w:rPr>
+          <w:rFonts w:ascii="宋体" w:eastAsia="宋体" w:hAnsi="宋体" w:cs="宋体"/>
+          <w:kern w:val="0"/>
+          <w:sz w:val="24"/>
+          <w:szCs w:val="24"/>
+        </w:rPr>
+        <w:t>}</w:t>
+      </w:r>
+    </w:p>
+    <w:p>
+      <w:pPr>
+        <w:widowControl/>
+        <w:numPr>
+          <w:ilvl w:val="0"/>
+          <w:numId w:val="19"/>
+        </w:numPr>
+        <w:spacing w:before="100" w:beforeAutospacing="1" w:after="100" w:afterAutospacing="1"/>
+        <w:jc w:val="left"/>
+        <w:rPr>
+          <w:rFonts w:ascii="宋体" w:eastAsia="宋体" w:hAnsi="宋体" w:cs="宋体" w:hint="eastAsia"/>
+          <w:kern w:val="0"/>
+          <w:sz w:val="24"/>
+          <w:szCs w:val="24"/>
+        </w:rPr>
+      </w:pPr>
+      <w:r>
+        <w:rPr>
+          <w:rFonts w:ascii="宋体" w:eastAsia="宋体" w:hAnsi="宋体" w:cs="宋体"/>
+          <w:b/>
+          <w:bCs/>
+          <w:kern w:val="0"/>
+          <w:sz w:val="24"/>
+          <w:szCs w:val="24"/>
+        </w:rPr>
+        <w:t>响应 (Server -&gt; 前端)</w:t>
+      </w:r>
+      <w:r>
+        <w:rPr>
+          <w:rFonts w:ascii="宋体" w:eastAsia="宋体" w:hAnsi="宋体" w:cs="宋体"/>
+          <w:kern w:val="0"/>
+          <w:sz w:val="24"/>
+          <w:szCs w:val="24"/>
+        </w:rPr>
+        <w:t>：</w:t>
+      </w:r>
+    </w:p>
+    <w:p>
+      <w:pPr>
+        <w:widowControl/>
+        <w:spacing w:beforeAutospacing="1" w:afterAutospacing="1"/>
+        <w:ind w:left="720"/>
+        <w:jc w:val="left"/>
+        <w:rPr>
+          <w:rFonts w:ascii="宋体" w:eastAsia="宋体" w:hAnsi="宋体" w:cs="宋体" w:hint="eastAsia"/>
+          <w:kern w:val="0"/>
+          <w:sz w:val="24"/>
+          <w:szCs w:val="24"/>
+        </w:rPr>
+      </w:pPr>
+      <w:r>
+        <w:rPr>
+          <w:rFonts w:ascii="宋体" w:eastAsia="宋体" w:hAnsi="宋体" w:cs="宋体"/>
+          <w:kern w:val="0"/>
+          <w:sz w:val="24"/>
+          <w:szCs w:val="24"/>
+        </w:rPr>
+        <w:lastRenderedPageBreak/>
+        <w:t>JSON</w:t>
       </w:r>
     </w:p>
     <w:p>
@@ -4594,20 +6517,20 @@
         <w:ind w:firstLine="0"/>
         <w:jc w:val="left"/>
         <w:rPr>
-          <w:rFonts w:ascii="宋体" w:eastAsia="宋体" w:hAnsi="宋体" w:cs="宋体"/>
-          <w:kern w:val="0"/>
-          <w:sz w:val="24"/>
-          <w:szCs w:val="24"/>
-        </w:rPr>
-      </w:pPr>
-      <w:r>
-        <w:rPr>
-          <w:rFonts w:ascii="宋体" w:eastAsia="宋体" w:hAnsi="宋体" w:cs="宋体"/>
-          <w:kern w:val="0"/>
-          <w:sz w:val="24"/>
-          <w:szCs w:val="24"/>
-        </w:rPr>
-        <w:t xml:space="preserve">  "type": "get_admin_stats",</w:t>
+          <w:rFonts w:ascii="宋体" w:eastAsia="宋体" w:hAnsi="宋体" w:cs="宋体" w:hint="eastAsia"/>
+          <w:kern w:val="0"/>
+          <w:sz w:val="24"/>
+          <w:szCs w:val="24"/>
+        </w:rPr>
+      </w:pPr>
+      <w:r>
+        <w:rPr>
+          <w:rFonts w:ascii="宋体" w:eastAsia="宋体" w:hAnsi="宋体" w:cs="宋体"/>
+          <w:kern w:val="0"/>
+          <w:sz w:val="24"/>
+          <w:szCs w:val="24"/>
+        </w:rPr>
+        <w:t>{</w:t>
       </w:r>
     </w:p>
     <w:p>
@@ -4639,20 +6562,40 @@
         <w:ind w:firstLine="0"/>
         <w:jc w:val="left"/>
         <w:rPr>
-          <w:rFonts w:ascii="宋体" w:eastAsia="宋体" w:hAnsi="宋体" w:cs="宋体"/>
-          <w:kern w:val="0"/>
-          <w:sz w:val="24"/>
-          <w:szCs w:val="24"/>
-        </w:rPr>
-      </w:pPr>
-      <w:r>
-        <w:rPr>
-          <w:rFonts w:ascii="宋体" w:eastAsia="宋体" w:hAnsi="宋体" w:cs="宋体"/>
-          <w:kern w:val="0"/>
-          <w:sz w:val="24"/>
-          <w:szCs w:val="24"/>
-        </w:rPr>
-        <w:t xml:space="preserve">  "token": "tk_88291029384"</w:t>
+          <w:rFonts w:ascii="宋体" w:eastAsia="宋体" w:hAnsi="宋体" w:cs="宋体" w:hint="eastAsia"/>
+          <w:kern w:val="0"/>
+          <w:sz w:val="24"/>
+          <w:szCs w:val="24"/>
+        </w:rPr>
+      </w:pPr>
+      <w:r>
+        <w:rPr>
+          <w:rFonts w:ascii="宋体" w:eastAsia="宋体" w:hAnsi="宋体" w:cs="宋体"/>
+          <w:kern w:val="0"/>
+          <w:sz w:val="24"/>
+          <w:szCs w:val="24"/>
+        </w:rPr>
+        <w:t xml:space="preserve">  "type": "</w:t>
+      </w:r>
+      <w:proofErr w:type="spellStart"/>
+      <w:r>
+        <w:rPr>
+          <w:rFonts w:ascii="宋体" w:eastAsia="宋体" w:hAnsi="宋体" w:cs="宋体"/>
+          <w:kern w:val="0"/>
+          <w:sz w:val="24"/>
+          <w:szCs w:val="24"/>
+        </w:rPr>
+        <w:t>admin_stats_res</w:t>
+      </w:r>
+      <w:proofErr w:type="spellEnd"/>
+      <w:r>
+        <w:rPr>
+          <w:rFonts w:ascii="宋体" w:eastAsia="宋体" w:hAnsi="宋体" w:cs="宋体"/>
+          <w:kern w:val="0"/>
+          <w:sz w:val="24"/>
+          <w:szCs w:val="24"/>
+        </w:rPr>
+        <w:t>",</w:t>
       </w:r>
     </w:p>
     <w:p>
@@ -4684,80 +6627,20 @@
         <w:ind w:firstLine="0"/>
         <w:jc w:val="left"/>
         <w:rPr>
-          <w:rFonts w:ascii="宋体" w:eastAsia="宋体" w:hAnsi="宋体" w:cs="宋体"/>
-          <w:kern w:val="0"/>
-          <w:sz w:val="24"/>
-          <w:szCs w:val="24"/>
-        </w:rPr>
-      </w:pPr>
-      <w:r>
-        <w:rPr>
-          <w:rFonts w:ascii="宋体" w:eastAsia="宋体" w:hAnsi="宋体" w:cs="宋体"/>
-          <w:kern w:val="0"/>
-          <w:sz w:val="24"/>
-          <w:szCs w:val="24"/>
-        </w:rPr>
-        <w:t>}</w:t>
-      </w:r>
-    </w:p>
-    <w:p>
-      <w:pPr>
-        <w:widowControl/>
-        <w:numPr>
-          <w:ilvl w:val="0"/>
-          <w:numId w:val="19"/>
-        </w:numPr>
-        <w:spacing w:before="100" w:beforeAutospacing="1" w:after="100" w:afterAutospacing="1"/>
-        <w:jc w:val="left"/>
-        <w:rPr>
-          <w:rFonts w:ascii="宋体" w:eastAsia="宋体" w:hAnsi="宋体" w:cs="宋体"/>
-          <w:kern w:val="0"/>
-          <w:sz w:val="24"/>
-          <w:szCs w:val="24"/>
-        </w:rPr>
-      </w:pPr>
-      <w:r>
-        <w:rPr>
-          <w:rFonts w:ascii="宋体" w:eastAsia="宋体" w:hAnsi="宋体" w:cs="宋体"/>
-          <w:b/>
-          <w:bCs/>
-          <w:kern w:val="0"/>
-          <w:sz w:val="24"/>
-          <w:szCs w:val="24"/>
-        </w:rPr>
-        <w:t>响应 (Server -&gt; 前端)</w:t>
-      </w:r>
-      <w:r>
-        <w:rPr>
-          <w:rFonts w:ascii="宋体" w:eastAsia="宋体" w:hAnsi="宋体" w:cs="宋体"/>
-          <w:kern w:val="0"/>
-          <w:sz w:val="24"/>
-          <w:szCs w:val="24"/>
-        </w:rPr>
-        <w:t>：</w:t>
-      </w:r>
-    </w:p>
-    <w:p>
-      <w:pPr>
-        <w:widowControl/>
-        <w:spacing w:beforeAutospacing="1" w:afterAutospacing="1"/>
-        <w:ind w:left="720"/>
-        <w:jc w:val="left"/>
-        <w:rPr>
-          <w:rFonts w:ascii="宋体" w:eastAsia="宋体" w:hAnsi="宋体" w:cs="宋体"/>
-          <w:kern w:val="0"/>
-          <w:sz w:val="24"/>
-          <w:szCs w:val="24"/>
-        </w:rPr>
-      </w:pPr>
-      <w:r>
-        <w:rPr>
-          <w:rFonts w:ascii="宋体" w:eastAsia="宋体" w:hAnsi="宋体" w:cs="宋体"/>
-          <w:kern w:val="0"/>
-          <w:sz w:val="24"/>
-          <w:szCs w:val="24"/>
-        </w:rPr>
-        <w:t>JSON</w:t>
+          <w:rFonts w:ascii="宋体" w:eastAsia="宋体" w:hAnsi="宋体" w:cs="宋体" w:hint="eastAsia"/>
+          <w:kern w:val="0"/>
+          <w:sz w:val="24"/>
+          <w:szCs w:val="24"/>
+        </w:rPr>
+      </w:pPr>
+      <w:r>
+        <w:rPr>
+          <w:rFonts w:ascii="宋体" w:eastAsia="宋体" w:hAnsi="宋体" w:cs="宋体"/>
+          <w:kern w:val="0"/>
+          <w:sz w:val="24"/>
+          <w:szCs w:val="24"/>
+        </w:rPr>
+        <w:t xml:space="preserve">  "data": {</w:t>
       </w:r>
     </w:p>
     <w:p>
@@ -4789,20 +6672,51 @@
         <w:ind w:firstLine="0"/>
         <w:jc w:val="left"/>
         <w:rPr>
-          <w:rFonts w:ascii="宋体" w:eastAsia="宋体" w:hAnsi="宋体" w:cs="宋体"/>
-          <w:kern w:val="0"/>
-          <w:sz w:val="24"/>
-          <w:szCs w:val="24"/>
-        </w:rPr>
-      </w:pPr>
-      <w:r>
-        <w:rPr>
-          <w:rFonts w:ascii="宋体" w:eastAsia="宋体" w:hAnsi="宋体" w:cs="宋体"/>
-          <w:kern w:val="0"/>
-          <w:sz w:val="24"/>
-          <w:szCs w:val="24"/>
-        </w:rPr>
-        <w:t>{</w:t>
+          <w:rFonts w:ascii="宋体" w:eastAsia="宋体" w:hAnsi="宋体" w:cs="宋体" w:hint="eastAsia"/>
+          <w:kern w:val="0"/>
+          <w:sz w:val="24"/>
+          <w:szCs w:val="24"/>
+        </w:rPr>
+      </w:pPr>
+      <w:r>
+        <w:rPr>
+          <w:rFonts w:ascii="宋体" w:eastAsia="宋体" w:hAnsi="宋体" w:cs="宋体"/>
+          <w:kern w:val="0"/>
+          <w:sz w:val="24"/>
+          <w:szCs w:val="24"/>
+        </w:rPr>
+        <w:t xml:space="preserve">    "</w:t>
+      </w:r>
+      <w:proofErr w:type="spellStart"/>
+      <w:proofErr w:type="gramStart"/>
+      <w:r>
+        <w:rPr>
+          <w:rFonts w:ascii="宋体" w:eastAsia="宋体" w:hAnsi="宋体" w:cs="宋体"/>
+          <w:kern w:val="0"/>
+          <w:sz w:val="24"/>
+          <w:szCs w:val="24"/>
+        </w:rPr>
+        <w:t>active</w:t>
+      </w:r>
+      <w:proofErr w:type="gramEnd"/>
+      <w:r>
+        <w:rPr>
+          <w:rFonts w:ascii="宋体" w:eastAsia="宋体" w:hAnsi="宋体" w:cs="宋体"/>
+          <w:kern w:val="0"/>
+          <w:sz w:val="24"/>
+          <w:szCs w:val="24"/>
+        </w:rPr>
+        <w:t>_sessions</w:t>
+      </w:r>
+      <w:proofErr w:type="spellEnd"/>
+      <w:r>
+        <w:rPr>
+          <w:rFonts w:ascii="宋体" w:eastAsia="宋体" w:hAnsi="宋体" w:cs="宋体"/>
+          <w:kern w:val="0"/>
+          <w:sz w:val="24"/>
+          <w:szCs w:val="24"/>
+        </w:rPr>
+        <w:t>": 5,</w:t>
       </w:r>
     </w:p>
     <w:p>
@@ -4834,21 +6748,51 @@
         <w:ind w:firstLine="0"/>
         <w:jc w:val="left"/>
         <w:rPr>
-          <w:rFonts w:ascii="宋体" w:eastAsia="宋体" w:hAnsi="宋体" w:cs="宋体"/>
-          <w:kern w:val="0"/>
-          <w:sz w:val="24"/>
-          <w:szCs w:val="24"/>
-        </w:rPr>
-      </w:pPr>
-      <w:r>
-        <w:rPr>
-          <w:rFonts w:ascii="宋体" w:eastAsia="宋体" w:hAnsi="宋体" w:cs="宋体"/>
-          <w:kern w:val="0"/>
-          <w:sz w:val="24"/>
-          <w:szCs w:val="24"/>
-        </w:rPr>
-        <w:lastRenderedPageBreak/>
-        <w:t xml:space="preserve">  "type": "admin_stats_res",</w:t>
+          <w:rFonts w:ascii="宋体" w:eastAsia="宋体" w:hAnsi="宋体" w:cs="宋体" w:hint="eastAsia"/>
+          <w:kern w:val="0"/>
+          <w:sz w:val="24"/>
+          <w:szCs w:val="24"/>
+        </w:rPr>
+      </w:pPr>
+      <w:r>
+        <w:rPr>
+          <w:rFonts w:ascii="宋体" w:eastAsia="宋体" w:hAnsi="宋体" w:cs="宋体"/>
+          <w:kern w:val="0"/>
+          <w:sz w:val="24"/>
+          <w:szCs w:val="24"/>
+        </w:rPr>
+        <w:t xml:space="preserve">    "</w:t>
+      </w:r>
+      <w:proofErr w:type="spellStart"/>
+      <w:proofErr w:type="gramStart"/>
+      <w:r>
+        <w:rPr>
+          <w:rFonts w:ascii="宋体" w:eastAsia="宋体" w:hAnsi="宋体" w:cs="宋体"/>
+          <w:kern w:val="0"/>
+          <w:sz w:val="24"/>
+          <w:szCs w:val="24"/>
+        </w:rPr>
+        <w:t>nodes</w:t>
+      </w:r>
+      <w:proofErr w:type="gramEnd"/>
+      <w:r>
+        <w:rPr>
+          <w:rFonts w:ascii="宋体" w:eastAsia="宋体" w:hAnsi="宋体" w:cs="宋体"/>
+          <w:kern w:val="0"/>
+          <w:sz w:val="24"/>
+          <w:szCs w:val="24"/>
+        </w:rPr>
+        <w:t>_online</w:t>
+      </w:r>
+      <w:proofErr w:type="spellEnd"/>
+      <w:r>
+        <w:rPr>
+          <w:rFonts w:ascii="宋体" w:eastAsia="宋体" w:hAnsi="宋体" w:cs="宋体"/>
+          <w:kern w:val="0"/>
+          <w:sz w:val="24"/>
+          <w:szCs w:val="24"/>
+        </w:rPr>
+        <w:t>": ["Lab_PC_01"],</w:t>
       </w:r>
     </w:p>
     <w:p>
@@ -4880,20 +6824,91 @@
         <w:ind w:firstLine="0"/>
         <w:jc w:val="left"/>
         <w:rPr>
-          <w:rFonts w:ascii="宋体" w:eastAsia="宋体" w:hAnsi="宋体" w:cs="宋体"/>
-          <w:kern w:val="0"/>
-          <w:sz w:val="24"/>
-          <w:szCs w:val="24"/>
-        </w:rPr>
-      </w:pPr>
-      <w:r>
-        <w:rPr>
-          <w:rFonts w:ascii="宋体" w:eastAsia="宋体" w:hAnsi="宋体" w:cs="宋体"/>
-          <w:kern w:val="0"/>
-          <w:sz w:val="24"/>
-          <w:szCs w:val="24"/>
-        </w:rPr>
-        <w:t xml:space="preserve">  "data": {</w:t>
+          <w:rFonts w:ascii="宋体" w:eastAsia="宋体" w:hAnsi="宋体" w:cs="宋体" w:hint="eastAsia"/>
+          <w:kern w:val="0"/>
+          <w:sz w:val="24"/>
+          <w:szCs w:val="24"/>
+        </w:rPr>
+      </w:pPr>
+      <w:r>
+        <w:rPr>
+          <w:rFonts w:ascii="宋体" w:eastAsia="宋体" w:hAnsi="宋体" w:cs="宋体"/>
+          <w:kern w:val="0"/>
+          <w:sz w:val="24"/>
+          <w:szCs w:val="24"/>
+        </w:rPr>
+        <w:t xml:space="preserve">    "</w:t>
+      </w:r>
+      <w:proofErr w:type="spellStart"/>
+      <w:proofErr w:type="gramStart"/>
+      <w:r>
+        <w:rPr>
+          <w:rFonts w:ascii="宋体" w:eastAsia="宋体" w:hAnsi="宋体" w:cs="宋体"/>
+          <w:kern w:val="0"/>
+          <w:sz w:val="24"/>
+          <w:szCs w:val="24"/>
+        </w:rPr>
+        <w:t>usage</w:t>
+      </w:r>
+      <w:proofErr w:type="gramEnd"/>
+      <w:r>
+        <w:rPr>
+          <w:rFonts w:ascii="宋体" w:eastAsia="宋体" w:hAnsi="宋体" w:cs="宋体"/>
+          <w:kern w:val="0"/>
+          <w:sz w:val="24"/>
+          <w:szCs w:val="24"/>
+        </w:rPr>
+        <w:t>_ranking</w:t>
+      </w:r>
+      <w:proofErr w:type="spellEnd"/>
+      <w:r>
+        <w:rPr>
+          <w:rFonts w:ascii="宋体" w:eastAsia="宋体" w:hAnsi="宋体" w:cs="宋体"/>
+          <w:kern w:val="0"/>
+          <w:sz w:val="24"/>
+          <w:szCs w:val="24"/>
+        </w:rPr>
+        <w:t>": [{"</w:t>
+      </w:r>
+      <w:proofErr w:type="spellStart"/>
+      <w:r>
+        <w:rPr>
+          <w:rFonts w:ascii="宋体" w:eastAsia="宋体" w:hAnsi="宋体" w:cs="宋体"/>
+          <w:kern w:val="0"/>
+          <w:sz w:val="24"/>
+          <w:szCs w:val="24"/>
+        </w:rPr>
+        <w:t>app_id</w:t>
+      </w:r>
+      <w:proofErr w:type="spellEnd"/>
+      <w:r>
+        <w:rPr>
+          <w:rFonts w:ascii="宋体" w:eastAsia="宋体" w:hAnsi="宋体" w:cs="宋体"/>
+          <w:kern w:val="0"/>
+          <w:sz w:val="24"/>
+          <w:szCs w:val="24"/>
+        </w:rPr>
+        <w:t>": 101, "</w:t>
+      </w:r>
+      <w:proofErr w:type="spellStart"/>
+      <w:r>
+        <w:rPr>
+          <w:rFonts w:ascii="宋体" w:eastAsia="宋体" w:hAnsi="宋体" w:cs="宋体"/>
+          <w:kern w:val="0"/>
+          <w:sz w:val="24"/>
+          <w:szCs w:val="24"/>
+        </w:rPr>
+        <w:t>total_time</w:t>
+      </w:r>
+      <w:proofErr w:type="spellEnd"/>
+      <w:r>
+        <w:rPr>
+          <w:rFonts w:ascii="宋体" w:eastAsia="宋体" w:hAnsi="宋体" w:cs="宋体"/>
+          <w:kern w:val="0"/>
+          <w:sz w:val="24"/>
+          <w:szCs w:val="24"/>
+        </w:rPr>
+        <w:t>": 3600}]</w:t>
       </w:r>
     </w:p>
     <w:p>
@@ -4925,20 +6940,20 @@
         <w:ind w:firstLine="0"/>
         <w:jc w:val="left"/>
         <w:rPr>
-          <w:rFonts w:ascii="宋体" w:eastAsia="宋体" w:hAnsi="宋体" w:cs="宋体"/>
-          <w:kern w:val="0"/>
-          <w:sz w:val="24"/>
-          <w:szCs w:val="24"/>
-        </w:rPr>
-      </w:pPr>
-      <w:r>
-        <w:rPr>
-          <w:rFonts w:ascii="宋体" w:eastAsia="宋体" w:hAnsi="宋体" w:cs="宋体"/>
-          <w:kern w:val="0"/>
-          <w:sz w:val="24"/>
-          <w:szCs w:val="24"/>
-        </w:rPr>
-        <w:t xml:space="preserve">    "active_sessions": 5,</w:t>
+          <w:rFonts w:ascii="宋体" w:eastAsia="宋体" w:hAnsi="宋体" w:cs="宋体" w:hint="eastAsia"/>
+          <w:kern w:val="0"/>
+          <w:sz w:val="24"/>
+          <w:szCs w:val="24"/>
+        </w:rPr>
+      </w:pPr>
+      <w:r>
+        <w:rPr>
+          <w:rFonts w:ascii="宋体" w:eastAsia="宋体" w:hAnsi="宋体" w:cs="宋体"/>
+          <w:kern w:val="0"/>
+          <w:sz w:val="24"/>
+          <w:szCs w:val="24"/>
+        </w:rPr>
+        <w:t xml:space="preserve">  }</w:t>
       </w:r>
     </w:p>
     <w:p>
@@ -4970,142 +6985,7 @@
         <w:ind w:firstLine="0"/>
         <w:jc w:val="left"/>
         <w:rPr>
-          <w:rFonts w:ascii="宋体" w:eastAsia="宋体" w:hAnsi="宋体" w:cs="宋体"/>
-          <w:kern w:val="0"/>
-          <w:sz w:val="24"/>
-          <w:szCs w:val="24"/>
-        </w:rPr>
-      </w:pPr>
-      <w:r>
-        <w:rPr>
-          <w:rFonts w:ascii="宋体" w:eastAsia="宋体" w:hAnsi="宋体" w:cs="宋体"/>
-          <w:kern w:val="0"/>
-          <w:sz w:val="24"/>
-          <w:szCs w:val="24"/>
-        </w:rPr>
-        <w:t xml:space="preserve">    "nodes_online": ["Lab_PC_01"],</w:t>
-      </w:r>
-    </w:p>
-    <w:p>
-      <w:pPr>
-        <w:widowControl/>
-        <w:numPr>
-          <w:ilvl w:val="0"/>
-          <w:numId w:val="19"/>
-        </w:numPr>
-        <w:tabs>
-          <w:tab w:val="clear" w:pos="720"/>
-          <w:tab w:val="left" w:pos="916"/>
-          <w:tab w:val="left" w:pos="1832"/>
-          <w:tab w:val="left" w:pos="2748"/>
-          <w:tab w:val="left" w:pos="3664"/>
-          <w:tab w:val="left" w:pos="4580"/>
-          <w:tab w:val="left" w:pos="5496"/>
-          <w:tab w:val="left" w:pos="6412"/>
-          <w:tab w:val="left" w:pos="7328"/>
-          <w:tab w:val="left" w:pos="8244"/>
-          <w:tab w:val="left" w:pos="9160"/>
-          <w:tab w:val="left" w:pos="10076"/>
-          <w:tab w:val="left" w:pos="10992"/>
-          <w:tab w:val="left" w:pos="11908"/>
-          <w:tab w:val="left" w:pos="12824"/>
-          <w:tab w:val="left" w:pos="13740"/>
-          <w:tab w:val="left" w:pos="14656"/>
-        </w:tabs>
-        <w:ind w:firstLine="0"/>
-        <w:jc w:val="left"/>
-        <w:rPr>
-          <w:rFonts w:ascii="宋体" w:eastAsia="宋体" w:hAnsi="宋体" w:cs="宋体"/>
-          <w:kern w:val="0"/>
-          <w:sz w:val="24"/>
-          <w:szCs w:val="24"/>
-        </w:rPr>
-      </w:pPr>
-      <w:r>
-        <w:rPr>
-          <w:rFonts w:ascii="宋体" w:eastAsia="宋体" w:hAnsi="宋体" w:cs="宋体"/>
-          <w:kern w:val="0"/>
-          <w:sz w:val="24"/>
-          <w:szCs w:val="24"/>
-        </w:rPr>
-        <w:t xml:space="preserve">    "usage_ranking": [{"app_id": 101, "total_time": 3600}]</w:t>
-      </w:r>
-    </w:p>
-    <w:p>
-      <w:pPr>
-        <w:widowControl/>
-        <w:numPr>
-          <w:ilvl w:val="0"/>
-          <w:numId w:val="19"/>
-        </w:numPr>
-        <w:tabs>
-          <w:tab w:val="clear" w:pos="720"/>
-          <w:tab w:val="left" w:pos="916"/>
-          <w:tab w:val="left" w:pos="1832"/>
-          <w:tab w:val="left" w:pos="2748"/>
-          <w:tab w:val="left" w:pos="3664"/>
-          <w:tab w:val="left" w:pos="4580"/>
-          <w:tab w:val="left" w:pos="5496"/>
-          <w:tab w:val="left" w:pos="6412"/>
-          <w:tab w:val="left" w:pos="7328"/>
-          <w:tab w:val="left" w:pos="8244"/>
-          <w:tab w:val="left" w:pos="9160"/>
-          <w:tab w:val="left" w:pos="10076"/>
-          <w:tab w:val="left" w:pos="10992"/>
-          <w:tab w:val="left" w:pos="11908"/>
-          <w:tab w:val="left" w:pos="12824"/>
-          <w:tab w:val="left" w:pos="13740"/>
-          <w:tab w:val="left" w:pos="14656"/>
-        </w:tabs>
-        <w:ind w:firstLine="0"/>
-        <w:jc w:val="left"/>
-        <w:rPr>
-          <w:rFonts w:ascii="宋体" w:eastAsia="宋体" w:hAnsi="宋体" w:cs="宋体"/>
-          <w:kern w:val="0"/>
-          <w:sz w:val="24"/>
-          <w:szCs w:val="24"/>
-        </w:rPr>
-      </w:pPr>
-      <w:r>
-        <w:rPr>
-          <w:rFonts w:ascii="宋体" w:eastAsia="宋体" w:hAnsi="宋体" w:cs="宋体"/>
-          <w:kern w:val="0"/>
-          <w:sz w:val="24"/>
-          <w:szCs w:val="24"/>
-        </w:rPr>
-        <w:t xml:space="preserve">  }</w:t>
-      </w:r>
-    </w:p>
-    <w:p>
-      <w:pPr>
-        <w:widowControl/>
-        <w:numPr>
-          <w:ilvl w:val="0"/>
-          <w:numId w:val="19"/>
-        </w:numPr>
-        <w:tabs>
-          <w:tab w:val="clear" w:pos="720"/>
-          <w:tab w:val="left" w:pos="916"/>
-          <w:tab w:val="left" w:pos="1832"/>
-          <w:tab w:val="left" w:pos="2748"/>
-          <w:tab w:val="left" w:pos="3664"/>
-          <w:tab w:val="left" w:pos="4580"/>
-          <w:tab w:val="left" w:pos="5496"/>
-          <w:tab w:val="left" w:pos="6412"/>
-          <w:tab w:val="left" w:pos="7328"/>
-          <w:tab w:val="left" w:pos="8244"/>
-          <w:tab w:val="left" w:pos="9160"/>
-          <w:tab w:val="left" w:pos="10076"/>
-          <w:tab w:val="left" w:pos="10992"/>
-          <w:tab w:val="left" w:pos="11908"/>
-          <w:tab w:val="left" w:pos="12824"/>
-          <w:tab w:val="left" w:pos="13740"/>
-          <w:tab w:val="left" w:pos="14656"/>
-        </w:tabs>
-        <w:ind w:firstLine="0"/>
-        <w:jc w:val="left"/>
-        <w:rPr>
-          <w:rFonts w:ascii="宋体" w:eastAsia="宋体" w:hAnsi="宋体" w:cs="宋体"/>
+          <w:rFonts w:ascii="宋体" w:eastAsia="宋体" w:hAnsi="宋体" w:cs="宋体" w:hint="eastAsia"/>
           <w:kern w:val="0"/>
           <w:sz w:val="24"/>
           <w:szCs w:val="24"/>
@@ -5126,7 +7006,7 @@
         <w:widowControl/>
         <w:jc w:val="left"/>
         <w:rPr>
-          <w:rFonts w:ascii="宋体" w:eastAsia="宋体" w:hAnsi="宋体" w:cs="宋体"/>
+          <w:rFonts w:ascii="宋体" w:eastAsia="宋体" w:hAnsi="宋体" w:cs="宋体" w:hint="eastAsia"/>
           <w:kern w:val="0"/>
           <w:sz w:val="24"/>
           <w:szCs w:val="24"/>
@@ -5159,7 +7039,7 @@
         <w:jc w:val="left"/>
         <w:outlineLvl w:val="1"/>
         <w:rPr>
-          <w:rFonts w:ascii="宋体" w:eastAsia="宋体" w:hAnsi="宋体" w:cs="宋体"/>
+          <w:rFonts w:ascii="宋体" w:eastAsia="宋体" w:hAnsi="宋体" w:cs="宋体" w:hint="eastAsia"/>
           <w:b/>
           <w:bCs/>
           <w:kern w:val="0"/>
@@ -5176,566 +7056,2526 @@
           <w:sz w:val="36"/>
           <w:szCs w:val="36"/>
         </w:rPr>
-        <w:t>6. 文件操作接口 (DataChannel)</w:t>
-      </w:r>
-    </w:p>
-    <w:p>
-      <w:pPr>
-        <w:widowControl/>
-        <w:spacing w:before="100" w:beforeAutospacing="1" w:after="100" w:afterAutospacing="1"/>
-        <w:jc w:val="left"/>
-        <w:rPr>
-          <w:rFonts w:ascii="宋体" w:eastAsia="宋体" w:hAnsi="宋体" w:cs="宋体"/>
-          <w:kern w:val="0"/>
-          <w:sz w:val="24"/>
-          <w:szCs w:val="24"/>
-        </w:rPr>
-      </w:pPr>
-      <w:r>
-        <w:rPr>
-          <w:rFonts w:ascii="宋体" w:eastAsia="宋体" w:hAnsi="宋体" w:cs="宋体"/>
-          <w:kern w:val="0"/>
-          <w:sz w:val="24"/>
-          <w:szCs w:val="24"/>
-        </w:rPr>
-        <w:t>虽然是 P2P，但 Agent 会校验首条消息中的 Token。</w:t>
-      </w:r>
-    </w:p>
-    <w:p>
-      <w:pPr>
-        <w:widowControl/>
+        <w:t>文件操作接口 (</w:t>
+      </w:r>
+      <w:proofErr w:type="spellStart"/>
+      <w:r>
+        <w:rPr>
+          <w:rFonts w:ascii="宋体" w:eastAsia="宋体" w:hAnsi="宋体" w:cs="宋体"/>
+          <w:b/>
+          <w:bCs/>
+          <w:kern w:val="0"/>
+          <w:sz w:val="36"/>
+          <w:szCs w:val="36"/>
+        </w:rPr>
+        <w:t>DataChannel</w:t>
+      </w:r>
+      <w:proofErr w:type="spellEnd"/>
+      <w:r>
+        <w:rPr>
+          <w:rFonts w:ascii="宋体" w:eastAsia="宋体" w:hAnsi="宋体" w:cs="宋体"/>
+          <w:b/>
+          <w:bCs/>
+          <w:kern w:val="0"/>
+          <w:sz w:val="36"/>
+          <w:szCs w:val="36"/>
+        </w:rPr>
+        <w:t>)</w:t>
+      </w:r>
+    </w:p>
+    <w:p>
+      <w:pPr>
+        <w:pStyle w:val="ae"/>
+      </w:pPr>
+      <w:r>
+        <w:t xml:space="preserve">该部分在 </w:t>
+      </w:r>
+      <w:proofErr w:type="spellStart"/>
+      <w:r>
+        <w:t>DataChannel</w:t>
+      </w:r>
+      <w:proofErr w:type="spellEnd"/>
+      <w:r>
+        <w:t xml:space="preserve"> 建立后使用，增加了</w:t>
+      </w:r>
+      <w:r>
+        <w:rPr>
+          <w:b/>
+          <w:bCs/>
+        </w:rPr>
+        <w:t>分片确认(ACK)与路径沙</w:t>
+      </w:r>
+      <w:proofErr w:type="gramStart"/>
+      <w:r>
+        <w:rPr>
+          <w:b/>
+          <w:bCs/>
+        </w:rPr>
+        <w:t>箱安全</w:t>
+      </w:r>
+      <w:proofErr w:type="gramEnd"/>
+      <w:r>
+        <w:t>逻辑。</w:t>
+      </w:r>
+    </w:p>
+    <w:p>
+      <w:pPr>
+        <w:pStyle w:val="3"/>
         <w:numPr>
           <w:ilvl w:val="0"/>
-          <w:numId w:val="18"/>
+          <w:numId w:val="0"/>
         </w:numPr>
-        <w:tabs>
-          <w:tab w:val="clear" w:pos="720"/>
-        </w:tabs>
-        <w:spacing w:before="100" w:beforeAutospacing="1" w:after="100" w:afterAutospacing="1"/>
-        <w:ind w:left="0" w:firstLine="0"/>
-        <w:jc w:val="left"/>
-        <w:outlineLvl w:val="2"/>
-        <w:rPr>
-          <w:rFonts w:ascii="宋体" w:eastAsia="宋体" w:hAnsi="宋体" w:cs="宋体"/>
+        <w:ind w:left="709"/>
+      </w:pPr>
+      <w:r>
+        <w:t xml:space="preserve">6.1 </w:t>
+      </w:r>
+      <w:r>
+        <w:t>文件列表与预览</w:t>
+      </w:r>
+    </w:p>
+    <w:p>
+      <w:pPr>
+        <w:pStyle w:val="ae"/>
+      </w:pPr>
+      <w:r>
+        <w:rPr>
           <w:b/>
           <w:bCs/>
-          <w:kern w:val="0"/>
-          <w:sz w:val="27"/>
-          <w:szCs w:val="27"/>
-        </w:rPr>
-      </w:pPr>
-      <w:r>
-        <w:rPr>
-          <w:rFonts w:ascii="宋体" w:eastAsia="宋体" w:hAnsi="宋体" w:cs="宋体"/>
+        </w:rPr>
+        <w:t>请求 (前端 -&gt; Agent)</w:t>
+      </w:r>
+      <w:r>
+        <w:t>：</w:t>
+      </w:r>
+    </w:p>
+    <w:p>
+      <w:r>
+        <w:rPr>
+          <w:rStyle w:val="ng-tns-c3743259804-62"/>
+        </w:rPr>
+        <w:t>JSON</w:t>
+      </w:r>
+    </w:p>
+    <w:p>
+      <w:pPr>
+        <w:pStyle w:val="HTML0"/>
+        <w:rPr>
+          <w:rStyle w:val="HTML"/>
+        </w:rPr>
+      </w:pPr>
+      <w:r>
+        <w:rPr>
+          <w:rStyle w:val="HTML"/>
+        </w:rPr>
+        <w:t>{</w:t>
+      </w:r>
+    </w:p>
+    <w:p>
+      <w:pPr>
+        <w:pStyle w:val="HTML0"/>
+        <w:rPr>
+          <w:rStyle w:val="HTML"/>
+        </w:rPr>
+      </w:pPr>
+      <w:r>
+        <w:rPr>
+          <w:rStyle w:val="HTML"/>
+        </w:rPr>
+        <w:t xml:space="preserve">  </w:t>
+      </w:r>
+      <w:r>
+        <w:rPr>
+          <w:rStyle w:val="hljs-attr"/>
+        </w:rPr>
+        <w:t>"type"</w:t>
+      </w:r>
+      <w:r>
+        <w:rPr>
+          <w:rStyle w:val="HTML"/>
+        </w:rPr>
+        <w:t xml:space="preserve">: </w:t>
+      </w:r>
+      <w:r>
+        <w:rPr>
+          <w:rStyle w:val="hljs-string"/>
+        </w:rPr>
+        <w:t>"</w:t>
+      </w:r>
+      <w:proofErr w:type="spellStart"/>
+      <w:r>
+        <w:rPr>
+          <w:rStyle w:val="hljs-string"/>
+        </w:rPr>
+        <w:t>file_list_req</w:t>
+      </w:r>
+      <w:proofErr w:type="spellEnd"/>
+      <w:r>
+        <w:rPr>
+          <w:rStyle w:val="hljs-string"/>
+        </w:rPr>
+        <w:t>"</w:t>
+      </w:r>
+      <w:r>
+        <w:rPr>
+          <w:rStyle w:val="HTML"/>
+        </w:rPr>
+        <w:t>,</w:t>
+      </w:r>
+    </w:p>
+    <w:p>
+      <w:pPr>
+        <w:pStyle w:val="HTML0"/>
+        <w:rPr>
+          <w:rStyle w:val="HTML"/>
+        </w:rPr>
+      </w:pPr>
+      <w:r>
+        <w:rPr>
+          <w:rStyle w:val="HTML"/>
+        </w:rPr>
+        <w:t xml:space="preserve">  </w:t>
+      </w:r>
+      <w:r>
+        <w:rPr>
+          <w:rStyle w:val="hljs-attr"/>
+        </w:rPr>
+        <w:t>"token"</w:t>
+      </w:r>
+      <w:r>
+        <w:rPr>
+          <w:rStyle w:val="HTML"/>
+        </w:rPr>
+        <w:t xml:space="preserve">: </w:t>
+      </w:r>
+      <w:r>
+        <w:rPr>
+          <w:rStyle w:val="hljs-string"/>
+        </w:rPr>
+        <w:t>"tk_88291029384"</w:t>
+      </w:r>
+      <w:r>
+        <w:rPr>
+          <w:rStyle w:val="HTML"/>
+        </w:rPr>
+        <w:t>,</w:t>
+      </w:r>
+    </w:p>
+    <w:p>
+      <w:pPr>
+        <w:pStyle w:val="HTML0"/>
+        <w:rPr>
+          <w:rStyle w:val="HTML"/>
+        </w:rPr>
+      </w:pPr>
+      <w:r>
+        <w:rPr>
+          <w:rStyle w:val="HTML"/>
+        </w:rPr>
+        <w:t xml:space="preserve">  </w:t>
+      </w:r>
+      <w:r>
+        <w:rPr>
+          <w:rStyle w:val="hljs-attr"/>
+        </w:rPr>
+        <w:t>"data"</w:t>
+      </w:r>
+      <w:r>
+        <w:rPr>
+          <w:rStyle w:val="HTML"/>
+        </w:rPr>
+        <w:t xml:space="preserve">: </w:t>
+      </w:r>
+      <w:proofErr w:type="gramStart"/>
+      <w:r>
+        <w:rPr>
+          <w:rStyle w:val="HTML"/>
+        </w:rPr>
+        <w:t xml:space="preserve">{ </w:t>
+      </w:r>
+      <w:r>
+        <w:rPr>
+          <w:rStyle w:val="hljs-attr"/>
+        </w:rPr>
+        <w:t>"</w:t>
+      </w:r>
+      <w:proofErr w:type="gramEnd"/>
+      <w:r>
+        <w:rPr>
+          <w:rStyle w:val="hljs-attr"/>
+        </w:rPr>
+        <w:t>path"</w:t>
+      </w:r>
+      <w:r>
+        <w:rPr>
+          <w:rStyle w:val="HTML"/>
+        </w:rPr>
+        <w:t xml:space="preserve">: </w:t>
+      </w:r>
+      <w:r>
+        <w:rPr>
+          <w:rStyle w:val="hljs-string"/>
+        </w:rPr>
+        <w:t>"/logs/</w:t>
+      </w:r>
+      <w:proofErr w:type="spellStart"/>
+      <w:r>
+        <w:rPr>
+          <w:rStyle w:val="hljs-string"/>
+        </w:rPr>
+        <w:t>june</w:t>
+      </w:r>
+      <w:proofErr w:type="spellEnd"/>
+      <w:r>
+        <w:rPr>
+          <w:rStyle w:val="hljs-string"/>
+        </w:rPr>
+        <w:t>/</w:t>
+      </w:r>
+      <w:proofErr w:type="gramStart"/>
+      <w:r>
+        <w:rPr>
+          <w:rStyle w:val="hljs-string"/>
+        </w:rPr>
+        <w:t>"</w:t>
+      </w:r>
+      <w:r>
+        <w:rPr>
+          <w:rStyle w:val="HTML"/>
+        </w:rPr>
+        <w:t xml:space="preserve"> }</w:t>
+      </w:r>
+      <w:proofErr w:type="gramEnd"/>
+    </w:p>
+    <w:p>
+      <w:pPr>
+        <w:pStyle w:val="HTML0"/>
+        <w:rPr>
+          <w:rStyle w:val="HTML"/>
+        </w:rPr>
+      </w:pPr>
+      <w:r>
+        <w:rPr>
+          <w:rStyle w:val="HTML"/>
+        </w:rPr>
+        <w:t>}</w:t>
+      </w:r>
+    </w:p>
+    <w:p>
+      <w:pPr>
+        <w:pStyle w:val="ae"/>
+      </w:pPr>
+      <w:r>
+        <w:rPr>
           <w:b/>
           <w:bCs/>
-          <w:kern w:val="0"/>
-          <w:sz w:val="27"/>
-          <w:szCs w:val="27"/>
-        </w:rPr>
-        <w:t>6.1 文件列表请求</w:t>
-      </w:r>
-    </w:p>
-    <w:p>
-      <w:pPr>
-        <w:widowControl/>
+        </w:rPr>
+        <w:t>响应 (Agent -&gt; 前端)</w:t>
+      </w:r>
+      <w:r>
+        <w:t>：</w:t>
+      </w:r>
+    </w:p>
+    <w:p>
+      <w:r>
+        <w:rPr>
+          <w:rStyle w:val="ng-tns-c3743259804-63"/>
+        </w:rPr>
+        <w:t>JSON</w:t>
+      </w:r>
+    </w:p>
+    <w:p>
+      <w:pPr>
+        <w:pStyle w:val="HTML0"/>
+        <w:rPr>
+          <w:rStyle w:val="HTML"/>
+        </w:rPr>
+      </w:pPr>
+      <w:r>
+        <w:rPr>
+          <w:rStyle w:val="HTML"/>
+        </w:rPr>
+        <w:t>{</w:t>
+      </w:r>
+    </w:p>
+    <w:p>
+      <w:pPr>
+        <w:pStyle w:val="HTML0"/>
+        <w:rPr>
+          <w:rStyle w:val="HTML"/>
+        </w:rPr>
+      </w:pPr>
+      <w:r>
+        <w:rPr>
+          <w:rStyle w:val="HTML"/>
+        </w:rPr>
+        <w:t xml:space="preserve">  </w:t>
+      </w:r>
+      <w:r>
+        <w:rPr>
+          <w:rStyle w:val="hljs-attr"/>
+        </w:rPr>
+        <w:t>"type"</w:t>
+      </w:r>
+      <w:r>
+        <w:rPr>
+          <w:rStyle w:val="HTML"/>
+        </w:rPr>
+        <w:t xml:space="preserve">: </w:t>
+      </w:r>
+      <w:r>
+        <w:rPr>
+          <w:rStyle w:val="hljs-string"/>
+        </w:rPr>
+        <w:t>"</w:t>
+      </w:r>
+      <w:proofErr w:type="spellStart"/>
+      <w:r>
+        <w:rPr>
+          <w:rStyle w:val="hljs-string"/>
+        </w:rPr>
+        <w:t>file_list_res</w:t>
+      </w:r>
+      <w:proofErr w:type="spellEnd"/>
+      <w:r>
+        <w:rPr>
+          <w:rStyle w:val="hljs-string"/>
+        </w:rPr>
+        <w:t>"</w:t>
+      </w:r>
+      <w:r>
+        <w:rPr>
+          <w:rStyle w:val="HTML"/>
+        </w:rPr>
+        <w:t>,</w:t>
+      </w:r>
+    </w:p>
+    <w:p>
+      <w:pPr>
+        <w:pStyle w:val="HTML0"/>
+        <w:rPr>
+          <w:rStyle w:val="HTML"/>
+        </w:rPr>
+      </w:pPr>
+      <w:r>
+        <w:rPr>
+          <w:rStyle w:val="HTML"/>
+        </w:rPr>
+        <w:t xml:space="preserve">  </w:t>
+      </w:r>
+      <w:r>
+        <w:rPr>
+          <w:rStyle w:val="hljs-attr"/>
+        </w:rPr>
+        <w:t>"data"</w:t>
+      </w:r>
+      <w:r>
+        <w:rPr>
+          <w:rStyle w:val="HTML"/>
+        </w:rPr>
+        <w:t>: {</w:t>
+      </w:r>
+    </w:p>
+    <w:p>
+      <w:pPr>
+        <w:pStyle w:val="HTML0"/>
+        <w:rPr>
+          <w:rStyle w:val="HTML"/>
+        </w:rPr>
+      </w:pPr>
+      <w:r>
+        <w:rPr>
+          <w:rStyle w:val="HTML"/>
+        </w:rPr>
+        <w:t xml:space="preserve">    </w:t>
+      </w:r>
+      <w:r>
+        <w:rPr>
+          <w:rStyle w:val="hljs-attr"/>
+        </w:rPr>
+        <w:t>"</w:t>
+      </w:r>
+      <w:proofErr w:type="spellStart"/>
+      <w:proofErr w:type="gramStart"/>
+      <w:r>
+        <w:rPr>
+          <w:rStyle w:val="hljs-attr"/>
+        </w:rPr>
+        <w:t>current</w:t>
+      </w:r>
+      <w:proofErr w:type="gramEnd"/>
+      <w:r>
+        <w:rPr>
+          <w:rStyle w:val="hljs-attr"/>
+        </w:rPr>
+        <w:t>_path</w:t>
+      </w:r>
+      <w:proofErr w:type="spellEnd"/>
+      <w:r>
+        <w:rPr>
+          <w:rStyle w:val="hljs-attr"/>
+        </w:rPr>
+        <w:t>"</w:t>
+      </w:r>
+      <w:r>
+        <w:rPr>
+          <w:rStyle w:val="HTML"/>
+        </w:rPr>
+        <w:t xml:space="preserve">: </w:t>
+      </w:r>
+      <w:r>
+        <w:rPr>
+          <w:rStyle w:val="hljs-string"/>
+        </w:rPr>
+        <w:t>"/logs/</w:t>
+      </w:r>
+      <w:proofErr w:type="spellStart"/>
+      <w:r>
+        <w:rPr>
+          <w:rStyle w:val="hljs-string"/>
+        </w:rPr>
+        <w:t>june</w:t>
+      </w:r>
+      <w:proofErr w:type="spellEnd"/>
+      <w:r>
+        <w:rPr>
+          <w:rStyle w:val="hljs-string"/>
+        </w:rPr>
+        <w:t>/"</w:t>
+      </w:r>
+      <w:r>
+        <w:rPr>
+          <w:rStyle w:val="HTML"/>
+        </w:rPr>
+        <w:t>,</w:t>
+      </w:r>
+    </w:p>
+    <w:p>
+      <w:pPr>
+        <w:pStyle w:val="HTML0"/>
+        <w:rPr>
+          <w:rStyle w:val="HTML"/>
+        </w:rPr>
+      </w:pPr>
+      <w:r>
+        <w:rPr>
+          <w:rStyle w:val="HTML"/>
+        </w:rPr>
+        <w:t xml:space="preserve">    </w:t>
+      </w:r>
+      <w:r>
+        <w:rPr>
+          <w:rStyle w:val="hljs-attr"/>
+        </w:rPr>
+        <w:t>"entries"</w:t>
+      </w:r>
+      <w:r>
+        <w:rPr>
+          <w:rStyle w:val="HTML"/>
+        </w:rPr>
+        <w:t>: [</w:t>
+      </w:r>
+    </w:p>
+    <w:p>
+      <w:pPr>
+        <w:pStyle w:val="HTML0"/>
+        <w:rPr>
+          <w:rStyle w:val="HTML"/>
+        </w:rPr>
+      </w:pPr>
+      <w:r>
+        <w:rPr>
+          <w:rStyle w:val="HTML"/>
+        </w:rPr>
+        <w:t xml:space="preserve">      {</w:t>
+      </w:r>
+      <w:r>
+        <w:rPr>
+          <w:rStyle w:val="hljs-attr"/>
+        </w:rPr>
+        <w:t>"name"</w:t>
+      </w:r>
+      <w:r>
+        <w:rPr>
+          <w:rStyle w:val="HTML"/>
+        </w:rPr>
+        <w:t xml:space="preserve">: </w:t>
+      </w:r>
+      <w:r>
+        <w:rPr>
+          <w:rStyle w:val="hljs-string"/>
+        </w:rPr>
+        <w:t>"config.txt"</w:t>
+      </w:r>
+      <w:r>
+        <w:rPr>
+          <w:rStyle w:val="HTML"/>
+        </w:rPr>
+        <w:t xml:space="preserve">, </w:t>
+      </w:r>
+      <w:r>
+        <w:rPr>
+          <w:rStyle w:val="hljs-attr"/>
+        </w:rPr>
+        <w:t>"</w:t>
+      </w:r>
+      <w:proofErr w:type="spellStart"/>
+      <w:r>
+        <w:rPr>
+          <w:rStyle w:val="hljs-attr"/>
+        </w:rPr>
+        <w:t>is_dir</w:t>
+      </w:r>
+      <w:proofErr w:type="spellEnd"/>
+      <w:r>
+        <w:rPr>
+          <w:rStyle w:val="hljs-attr"/>
+        </w:rPr>
+        <w:t>"</w:t>
+      </w:r>
+      <w:r>
+        <w:rPr>
+          <w:rStyle w:val="HTML"/>
+        </w:rPr>
+        <w:t xml:space="preserve">: </w:t>
+      </w:r>
+      <w:r>
+        <w:rPr>
+          <w:rStyle w:val="hljs-literal"/>
+        </w:rPr>
+        <w:t>false</w:t>
+      </w:r>
+      <w:r>
+        <w:rPr>
+          <w:rStyle w:val="HTML"/>
+        </w:rPr>
+        <w:t xml:space="preserve">, </w:t>
+      </w:r>
+      <w:r>
+        <w:rPr>
+          <w:rStyle w:val="hljs-attr"/>
+        </w:rPr>
+        <w:t>"size"</w:t>
+      </w:r>
+      <w:r>
+        <w:rPr>
+          <w:rStyle w:val="HTML"/>
+        </w:rPr>
+        <w:t xml:space="preserve">: </w:t>
+      </w:r>
+      <w:r>
+        <w:rPr>
+          <w:rStyle w:val="hljs-number"/>
+        </w:rPr>
+        <w:t>1024</w:t>
+      </w:r>
+      <w:r>
+        <w:rPr>
+          <w:rStyle w:val="HTML"/>
+        </w:rPr>
+        <w:t xml:space="preserve">, </w:t>
+      </w:r>
+      <w:r>
+        <w:rPr>
+          <w:rStyle w:val="hljs-attr"/>
+        </w:rPr>
+        <w:t>"</w:t>
+      </w:r>
+      <w:proofErr w:type="spellStart"/>
+      <w:r>
+        <w:rPr>
+          <w:rStyle w:val="hljs-attr"/>
+        </w:rPr>
+        <w:t>mtime</w:t>
+      </w:r>
+      <w:proofErr w:type="spellEnd"/>
+      <w:r>
+        <w:rPr>
+          <w:rStyle w:val="hljs-attr"/>
+        </w:rPr>
+        <w:t>"</w:t>
+      </w:r>
+      <w:r>
+        <w:rPr>
+          <w:rStyle w:val="HTML"/>
+        </w:rPr>
+        <w:t xml:space="preserve">: </w:t>
+      </w:r>
+      <w:r>
+        <w:rPr>
+          <w:rStyle w:val="hljs-number"/>
+        </w:rPr>
+        <w:t>1715012000</w:t>
+      </w:r>
+      <w:r>
+        <w:rPr>
+          <w:rStyle w:val="HTML"/>
+        </w:rPr>
+        <w:t>}</w:t>
+      </w:r>
+    </w:p>
+    <w:p>
+      <w:pPr>
+        <w:pStyle w:val="HTML0"/>
+        <w:rPr>
+          <w:rStyle w:val="HTML"/>
+        </w:rPr>
+      </w:pPr>
+      <w:r>
+        <w:rPr>
+          <w:rStyle w:val="HTML"/>
+        </w:rPr>
+        <w:t xml:space="preserve">    ]</w:t>
+      </w:r>
+    </w:p>
+    <w:p>
+      <w:pPr>
+        <w:pStyle w:val="HTML0"/>
+        <w:rPr>
+          <w:rStyle w:val="HTML"/>
+        </w:rPr>
+      </w:pPr>
+      <w:r>
+        <w:rPr>
+          <w:rStyle w:val="HTML"/>
+        </w:rPr>
+        <w:t xml:space="preserve">  }</w:t>
+      </w:r>
+    </w:p>
+    <w:p>
+      <w:pPr>
+        <w:pStyle w:val="HTML0"/>
+        <w:rPr>
+          <w:rStyle w:val="HTML"/>
+        </w:rPr>
+      </w:pPr>
+      <w:r>
+        <w:rPr>
+          <w:rStyle w:val="HTML"/>
+        </w:rPr>
+        <w:t>}</w:t>
+      </w:r>
+    </w:p>
+    <w:p>
+      <w:pPr>
+        <w:pStyle w:val="3"/>
         <w:numPr>
           <w:ilvl w:val="0"/>
-          <w:numId w:val="20"/>
+          <w:numId w:val="0"/>
         </w:numPr>
-        <w:spacing w:before="100" w:beforeAutospacing="1" w:after="100" w:afterAutospacing="1"/>
-        <w:jc w:val="left"/>
-        <w:rPr>
-          <w:rFonts w:ascii="宋体" w:eastAsia="宋体" w:hAnsi="宋体" w:cs="宋体"/>
-          <w:kern w:val="0"/>
-          <w:sz w:val="24"/>
-          <w:szCs w:val="24"/>
-        </w:rPr>
-      </w:pPr>
-      <w:r>
-        <w:rPr>
-          <w:rFonts w:ascii="宋体" w:eastAsia="宋体" w:hAnsi="宋体" w:cs="宋体"/>
+        <w:ind w:left="709"/>
+      </w:pPr>
+      <w:r>
+        <w:lastRenderedPageBreak/>
+        <w:t xml:space="preserve">6.2 </w:t>
+      </w:r>
+      <w:r>
+        <w:t>文件下载</w:t>
+      </w:r>
+      <w:r>
+        <w:t xml:space="preserve"> (</w:t>
+      </w:r>
+      <w:r>
+        <w:t>拉取模式</w:t>
+      </w:r>
+      <w:r>
+        <w:t>)</w:t>
+      </w:r>
+    </w:p>
+    <w:p>
+      <w:pPr>
+        <w:pStyle w:val="ae"/>
+      </w:pPr>
+      <w:r>
+        <w:rPr>
           <w:b/>
           <w:bCs/>
-          <w:kern w:val="0"/>
-          <w:sz w:val="24"/>
-          <w:szCs w:val="24"/>
-        </w:rPr>
-        <w:t>请求 (前端 -&gt; Agent)</w:t>
-      </w:r>
-      <w:r>
-        <w:rPr>
-          <w:rFonts w:ascii="宋体" w:eastAsia="宋体" w:hAnsi="宋体" w:cs="宋体"/>
-          <w:kern w:val="0"/>
-          <w:sz w:val="24"/>
-          <w:szCs w:val="24"/>
-        </w:rPr>
+        </w:rPr>
+        <w:t>设计说明</w:t>
+      </w:r>
+      <w:r>
+        <w:t xml:space="preserve">：符合代码中 </w:t>
+      </w:r>
+      <w:proofErr w:type="spellStart"/>
+      <w:r>
+        <w:rPr>
+          <w:rStyle w:val="HTML"/>
+        </w:rPr>
+        <w:t>fileDownloadInit</w:t>
+      </w:r>
+      <w:proofErr w:type="spellEnd"/>
+      <w:r>
+        <w:t xml:space="preserve"> + </w:t>
+      </w:r>
+      <w:proofErr w:type="spellStart"/>
+      <w:r>
+        <w:rPr>
+          <w:rStyle w:val="HTML"/>
+        </w:rPr>
+        <w:t>fileDownloadChunk</w:t>
+      </w:r>
+      <w:proofErr w:type="spellEnd"/>
+      <w:r>
+        <w:t xml:space="preserve"> 的逻辑。</w:t>
+      </w:r>
+    </w:p>
+    <w:p>
+      <w:pPr>
+        <w:pStyle w:val="ae"/>
+      </w:pPr>
+      <w:r>
+        <w:rPr>
+          <w:b/>
+          <w:bCs/>
+        </w:rPr>
+        <w:t>初始化请求 (前端 -&gt; Agent)</w:t>
+      </w:r>
+      <w:r>
         <w:t>：</w:t>
       </w:r>
     </w:p>
     <w:p>
-      <w:pPr>
-        <w:widowControl/>
-        <w:spacing w:beforeAutospacing="1" w:afterAutospacing="1"/>
-        <w:ind w:left="720"/>
-        <w:jc w:val="left"/>
-        <w:rPr>
-          <w:rFonts w:ascii="宋体" w:eastAsia="宋体" w:hAnsi="宋体" w:cs="宋体"/>
-          <w:kern w:val="0"/>
-          <w:sz w:val="24"/>
-          <w:szCs w:val="24"/>
-        </w:rPr>
-      </w:pPr>
-      <w:r>
-        <w:rPr>
-          <w:rFonts w:ascii="宋体" w:eastAsia="宋体" w:hAnsi="宋体" w:cs="宋体"/>
-          <w:kern w:val="0"/>
-          <w:sz w:val="24"/>
-          <w:szCs w:val="24"/>
+      <w:r>
+        <w:rPr>
+          <w:rStyle w:val="ng-tns-c3743259804-64"/>
         </w:rPr>
         <w:t>JSON</w:t>
       </w:r>
     </w:p>
     <w:p>
       <w:pPr>
-        <w:widowControl/>
+        <w:pStyle w:val="HTML0"/>
+        <w:rPr>
+          <w:rStyle w:val="HTML"/>
+        </w:rPr>
+      </w:pPr>
+      <w:r>
+        <w:rPr>
+          <w:rStyle w:val="HTML"/>
+        </w:rPr>
+        <w:t>{</w:t>
+      </w:r>
+    </w:p>
+    <w:p>
+      <w:pPr>
+        <w:pStyle w:val="HTML0"/>
+        <w:rPr>
+          <w:rStyle w:val="HTML"/>
+        </w:rPr>
+      </w:pPr>
+      <w:r>
+        <w:rPr>
+          <w:rStyle w:val="HTML"/>
+        </w:rPr>
+        <w:t xml:space="preserve">  </w:t>
+      </w:r>
+      <w:r>
+        <w:rPr>
+          <w:rStyle w:val="hljs-attr"/>
+        </w:rPr>
+        <w:t>"type"</w:t>
+      </w:r>
+      <w:r>
+        <w:rPr>
+          <w:rStyle w:val="HTML"/>
+        </w:rPr>
+        <w:t xml:space="preserve">: </w:t>
+      </w:r>
+      <w:r>
+        <w:rPr>
+          <w:rStyle w:val="hljs-string"/>
+        </w:rPr>
+        <w:t>"</w:t>
+      </w:r>
+      <w:proofErr w:type="spellStart"/>
+      <w:r>
+        <w:rPr>
+          <w:rStyle w:val="hljs-string"/>
+        </w:rPr>
+        <w:t>file_download_init</w:t>
+      </w:r>
+      <w:proofErr w:type="spellEnd"/>
+      <w:r>
+        <w:rPr>
+          <w:rStyle w:val="hljs-string"/>
+        </w:rPr>
+        <w:t>"</w:t>
+      </w:r>
+      <w:r>
+        <w:rPr>
+          <w:rStyle w:val="HTML"/>
+        </w:rPr>
+        <w:t>,</w:t>
+      </w:r>
+    </w:p>
+    <w:p>
+      <w:pPr>
+        <w:pStyle w:val="HTML0"/>
+        <w:rPr>
+          <w:rStyle w:val="HTML"/>
+        </w:rPr>
+      </w:pPr>
+      <w:r>
+        <w:rPr>
+          <w:rStyle w:val="HTML"/>
+        </w:rPr>
+        <w:t xml:space="preserve">  </w:t>
+      </w:r>
+      <w:r>
+        <w:rPr>
+          <w:rStyle w:val="hljs-attr"/>
+        </w:rPr>
+        <w:t>"data"</w:t>
+      </w:r>
+      <w:r>
+        <w:rPr>
+          <w:rStyle w:val="HTML"/>
+        </w:rPr>
+        <w:t xml:space="preserve">: </w:t>
+      </w:r>
+      <w:proofErr w:type="gramStart"/>
+      <w:r>
+        <w:rPr>
+          <w:rStyle w:val="HTML"/>
+        </w:rPr>
+        <w:t xml:space="preserve">{ </w:t>
+      </w:r>
+      <w:r>
+        <w:rPr>
+          <w:rStyle w:val="hljs-attr"/>
+        </w:rPr>
+        <w:t>"</w:t>
+      </w:r>
+      <w:proofErr w:type="gramEnd"/>
+      <w:r>
+        <w:rPr>
+          <w:rStyle w:val="hljs-attr"/>
+        </w:rPr>
+        <w:t>path"</w:t>
+      </w:r>
+      <w:r>
+        <w:rPr>
+          <w:rStyle w:val="HTML"/>
+        </w:rPr>
+        <w:t xml:space="preserve">: </w:t>
+      </w:r>
+      <w:r>
+        <w:rPr>
+          <w:rStyle w:val="hljs-string"/>
+        </w:rPr>
+        <w:t>"/data/report.zip"</w:t>
+      </w:r>
+      <w:r>
+        <w:rPr>
+          <w:rStyle w:val="HTML"/>
+        </w:rPr>
+        <w:t xml:space="preserve">, </w:t>
+      </w:r>
+      <w:r>
+        <w:rPr>
+          <w:rStyle w:val="hljs-attr"/>
+        </w:rPr>
+        <w:t>"</w:t>
+      </w:r>
+      <w:proofErr w:type="spellStart"/>
+      <w:r>
+        <w:rPr>
+          <w:rStyle w:val="hljs-attr"/>
+        </w:rPr>
+        <w:t>chunk_size</w:t>
+      </w:r>
+      <w:proofErr w:type="spellEnd"/>
+      <w:r>
+        <w:rPr>
+          <w:rStyle w:val="hljs-attr"/>
+        </w:rPr>
+        <w:t>"</w:t>
+      </w:r>
+      <w:r>
+        <w:rPr>
+          <w:rStyle w:val="HTML"/>
+        </w:rPr>
+        <w:t xml:space="preserve">: </w:t>
+      </w:r>
+      <w:proofErr w:type="gramStart"/>
+      <w:r>
+        <w:rPr>
+          <w:rStyle w:val="hljs-number"/>
+        </w:rPr>
+        <w:t>16384</w:t>
+      </w:r>
+      <w:r>
+        <w:rPr>
+          <w:rStyle w:val="HTML"/>
+        </w:rPr>
+        <w:t xml:space="preserve"> }</w:t>
+      </w:r>
+      <w:proofErr w:type="gramEnd"/>
+    </w:p>
+    <w:p>
+      <w:pPr>
+        <w:pStyle w:val="HTML0"/>
+        <w:rPr>
+          <w:rStyle w:val="HTML"/>
+        </w:rPr>
+      </w:pPr>
+      <w:r>
+        <w:rPr>
+          <w:rStyle w:val="HTML"/>
+        </w:rPr>
+        <w:t>}</w:t>
+      </w:r>
+    </w:p>
+    <w:p>
+      <w:pPr>
+        <w:pStyle w:val="ae"/>
+      </w:pPr>
+      <w:r>
+        <w:rPr>
+          <w:b/>
+          <w:bCs/>
+        </w:rPr>
+        <w:t>分片数据返回 (Agent -&gt; 前端)</w:t>
+      </w:r>
+      <w:r>
+        <w:t>：</w:t>
+      </w:r>
+    </w:p>
+    <w:p>
+      <w:r>
+        <w:rPr>
+          <w:rStyle w:val="ng-tns-c3743259804-65"/>
+        </w:rPr>
+        <w:t>JSON</w:t>
+      </w:r>
+    </w:p>
+    <w:p>
+      <w:pPr>
+        <w:pStyle w:val="HTML0"/>
+        <w:rPr>
+          <w:rStyle w:val="HTML"/>
+        </w:rPr>
+      </w:pPr>
+      <w:r>
+        <w:rPr>
+          <w:rStyle w:val="HTML"/>
+        </w:rPr>
+        <w:t>{</w:t>
+      </w:r>
+    </w:p>
+    <w:p>
+      <w:pPr>
+        <w:pStyle w:val="HTML0"/>
+        <w:rPr>
+          <w:rStyle w:val="HTML"/>
+        </w:rPr>
+      </w:pPr>
+      <w:r>
+        <w:rPr>
+          <w:rStyle w:val="HTML"/>
+        </w:rPr>
+        <w:t xml:space="preserve">  </w:t>
+      </w:r>
+      <w:r>
+        <w:rPr>
+          <w:rStyle w:val="hljs-attr"/>
+        </w:rPr>
+        <w:t>"type"</w:t>
+      </w:r>
+      <w:r>
+        <w:rPr>
+          <w:rStyle w:val="HTML"/>
+        </w:rPr>
+        <w:t xml:space="preserve">: </w:t>
+      </w:r>
+      <w:r>
+        <w:rPr>
+          <w:rStyle w:val="hljs-string"/>
+        </w:rPr>
+        <w:t>"</w:t>
+      </w:r>
+      <w:proofErr w:type="spellStart"/>
+      <w:r>
+        <w:rPr>
+          <w:rStyle w:val="hljs-string"/>
+        </w:rPr>
+        <w:t>file_download_data</w:t>
+      </w:r>
+      <w:proofErr w:type="spellEnd"/>
+      <w:r>
+        <w:rPr>
+          <w:rStyle w:val="hljs-string"/>
+        </w:rPr>
+        <w:t>"</w:t>
+      </w:r>
+      <w:r>
+        <w:rPr>
+          <w:rStyle w:val="HTML"/>
+        </w:rPr>
+        <w:t>,</w:t>
+      </w:r>
+    </w:p>
+    <w:p>
+      <w:pPr>
+        <w:pStyle w:val="HTML0"/>
+        <w:rPr>
+          <w:rStyle w:val="HTML"/>
+        </w:rPr>
+      </w:pPr>
+      <w:r>
+        <w:rPr>
+          <w:rStyle w:val="HTML"/>
+        </w:rPr>
+        <w:t xml:space="preserve">  </w:t>
+      </w:r>
+      <w:r>
+        <w:rPr>
+          <w:rStyle w:val="hljs-attr"/>
+        </w:rPr>
+        <w:t>"data"</w:t>
+      </w:r>
+      <w:r>
+        <w:rPr>
+          <w:rStyle w:val="HTML"/>
+        </w:rPr>
+        <w:t>: {</w:t>
+      </w:r>
+    </w:p>
+    <w:p>
+      <w:pPr>
+        <w:pStyle w:val="HTML0"/>
+        <w:rPr>
+          <w:rStyle w:val="HTML"/>
+        </w:rPr>
+      </w:pPr>
+      <w:r>
+        <w:rPr>
+          <w:rStyle w:val="HTML"/>
+        </w:rPr>
+        <w:t xml:space="preserve">    </w:t>
+      </w:r>
+      <w:r>
+        <w:rPr>
+          <w:rStyle w:val="hljs-attr"/>
+        </w:rPr>
+        <w:t>"</w:t>
+      </w:r>
+      <w:proofErr w:type="spellStart"/>
+      <w:proofErr w:type="gramStart"/>
+      <w:r>
+        <w:rPr>
+          <w:rStyle w:val="hljs-attr"/>
+        </w:rPr>
+        <w:t>transfer</w:t>
+      </w:r>
+      <w:proofErr w:type="gramEnd"/>
+      <w:r>
+        <w:rPr>
+          <w:rStyle w:val="hljs-attr"/>
+        </w:rPr>
+        <w:t>_id</w:t>
+      </w:r>
+      <w:proofErr w:type="spellEnd"/>
+      <w:r>
+        <w:rPr>
+          <w:rStyle w:val="hljs-attr"/>
+        </w:rPr>
+        <w:t>"</w:t>
+      </w:r>
+      <w:r>
+        <w:rPr>
+          <w:rStyle w:val="HTML"/>
+        </w:rPr>
+        <w:t xml:space="preserve">: </w:t>
+      </w:r>
+      <w:r>
+        <w:rPr>
+          <w:rStyle w:val="hljs-string"/>
+        </w:rPr>
+        <w:t>"tx_5566"</w:t>
+      </w:r>
+      <w:r>
+        <w:rPr>
+          <w:rStyle w:val="HTML"/>
+        </w:rPr>
+        <w:t>,</w:t>
+      </w:r>
+    </w:p>
+    <w:p>
+      <w:pPr>
+        <w:pStyle w:val="HTML0"/>
+        <w:rPr>
+          <w:rStyle w:val="HTML"/>
+        </w:rPr>
+      </w:pPr>
+      <w:r>
+        <w:rPr>
+          <w:rStyle w:val="HTML"/>
+        </w:rPr>
+        <w:t xml:space="preserve">    </w:t>
+      </w:r>
+      <w:r>
+        <w:rPr>
+          <w:rStyle w:val="hljs-attr"/>
+        </w:rPr>
+        <w:t>"offset"</w:t>
+      </w:r>
+      <w:r>
+        <w:rPr>
+          <w:rStyle w:val="HTML"/>
+        </w:rPr>
+        <w:t xml:space="preserve">: </w:t>
+      </w:r>
+      <w:r>
+        <w:rPr>
+          <w:rStyle w:val="hljs-number"/>
+        </w:rPr>
+        <w:t>0</w:t>
+      </w:r>
+      <w:r>
+        <w:rPr>
+          <w:rStyle w:val="HTML"/>
+        </w:rPr>
+        <w:t>,</w:t>
+      </w:r>
+    </w:p>
+    <w:p>
+      <w:pPr>
+        <w:pStyle w:val="HTML0"/>
+        <w:rPr>
+          <w:rStyle w:val="HTML"/>
+        </w:rPr>
+      </w:pPr>
+      <w:r>
+        <w:rPr>
+          <w:rStyle w:val="HTML"/>
+        </w:rPr>
+        <w:t xml:space="preserve">    </w:t>
+      </w:r>
+      <w:r>
+        <w:rPr>
+          <w:rStyle w:val="hljs-attr"/>
+        </w:rPr>
+        <w:t>"data"</w:t>
+      </w:r>
+      <w:r>
+        <w:rPr>
+          <w:rStyle w:val="HTML"/>
+        </w:rPr>
+        <w:t xml:space="preserve">: </w:t>
+      </w:r>
+      <w:r>
+        <w:rPr>
+          <w:rStyle w:val="hljs-string"/>
+        </w:rPr>
+        <w:t>"iVBORw0KGgo..."</w:t>
+      </w:r>
+      <w:r>
+        <w:rPr>
+          <w:rStyle w:val="HTML"/>
+        </w:rPr>
+        <w:t xml:space="preserve">, </w:t>
+      </w:r>
+      <w:r>
+        <w:rPr>
+          <w:rStyle w:val="hljs-comment"/>
+        </w:rPr>
+        <w:t>// Base64</w:t>
+      </w:r>
+    </w:p>
+    <w:p>
+      <w:pPr>
+        <w:pStyle w:val="HTML0"/>
+        <w:rPr>
+          <w:rStyle w:val="HTML"/>
+        </w:rPr>
+      </w:pPr>
+      <w:r>
+        <w:rPr>
+          <w:rStyle w:val="HTML"/>
+        </w:rPr>
+        <w:t xml:space="preserve">    </w:t>
+      </w:r>
+      <w:r>
+        <w:rPr>
+          <w:rStyle w:val="hljs-attr"/>
+        </w:rPr>
+        <w:t>"</w:t>
+      </w:r>
+      <w:proofErr w:type="spellStart"/>
+      <w:proofErr w:type="gramStart"/>
+      <w:r>
+        <w:rPr>
+          <w:rStyle w:val="hljs-attr"/>
+        </w:rPr>
+        <w:t>is</w:t>
+      </w:r>
+      <w:proofErr w:type="gramEnd"/>
+      <w:r>
+        <w:rPr>
+          <w:rStyle w:val="hljs-attr"/>
+        </w:rPr>
+        <w:t>_eof</w:t>
+      </w:r>
+      <w:proofErr w:type="spellEnd"/>
+      <w:r>
+        <w:rPr>
+          <w:rStyle w:val="hljs-attr"/>
+        </w:rPr>
+        <w:t>"</w:t>
+      </w:r>
+      <w:r>
+        <w:rPr>
+          <w:rStyle w:val="HTML"/>
+        </w:rPr>
+        <w:t xml:space="preserve">: </w:t>
+      </w:r>
+      <w:r>
+        <w:rPr>
+          <w:rStyle w:val="hljs-literal"/>
+        </w:rPr>
+        <w:t>false</w:t>
+      </w:r>
+    </w:p>
+    <w:p>
+      <w:pPr>
+        <w:pStyle w:val="HTML0"/>
+        <w:rPr>
+          <w:rStyle w:val="HTML"/>
+        </w:rPr>
+      </w:pPr>
+      <w:r>
+        <w:rPr>
+          <w:rStyle w:val="HTML"/>
+        </w:rPr>
+        <w:t xml:space="preserve">  }</w:t>
+      </w:r>
+    </w:p>
+    <w:p>
+      <w:pPr>
+        <w:pStyle w:val="HTML0"/>
+        <w:rPr>
+          <w:rStyle w:val="HTML"/>
+        </w:rPr>
+      </w:pPr>
+      <w:r>
+        <w:rPr>
+          <w:rStyle w:val="HTML"/>
+        </w:rPr>
+        <w:t>}</w:t>
+      </w:r>
+    </w:p>
+    <w:p>
+      <w:pPr>
+        <w:pStyle w:val="3"/>
         <w:numPr>
           <w:ilvl w:val="0"/>
-          <w:numId w:val="19"/>
+          <w:numId w:val="0"/>
         </w:numPr>
-        <w:tabs>
-          <w:tab w:val="clear" w:pos="720"/>
-          <w:tab w:val="left" w:pos="916"/>
-          <w:tab w:val="left" w:pos="1832"/>
-          <w:tab w:val="left" w:pos="2748"/>
-          <w:tab w:val="left" w:pos="3664"/>
-          <w:tab w:val="left" w:pos="4580"/>
-          <w:tab w:val="left" w:pos="5496"/>
-          <w:tab w:val="left" w:pos="6412"/>
-          <w:tab w:val="left" w:pos="7328"/>
-          <w:tab w:val="left" w:pos="8244"/>
-          <w:tab w:val="left" w:pos="9160"/>
-          <w:tab w:val="left" w:pos="10076"/>
-          <w:tab w:val="left" w:pos="10992"/>
-          <w:tab w:val="left" w:pos="11908"/>
-          <w:tab w:val="left" w:pos="12824"/>
-          <w:tab w:val="left" w:pos="13740"/>
-          <w:tab w:val="left" w:pos="14656"/>
-        </w:tabs>
-        <w:ind w:firstLine="0"/>
-        <w:jc w:val="left"/>
-        <w:rPr>
-          <w:rFonts w:ascii="宋体" w:eastAsia="宋体" w:hAnsi="宋体" w:cs="宋体"/>
-          <w:kern w:val="0"/>
-          <w:sz w:val="24"/>
-          <w:szCs w:val="24"/>
-        </w:rPr>
-      </w:pPr>
-      <w:r>
-        <w:rPr>
-          <w:rFonts w:ascii="宋体" w:eastAsia="宋体" w:hAnsi="宋体" w:cs="宋体"/>
-          <w:kern w:val="0"/>
-          <w:sz w:val="24"/>
-          <w:szCs w:val="24"/>
+        <w:ind w:left="709"/>
+      </w:pPr>
+      <w:r>
+        <w:t xml:space="preserve">6.3 </w:t>
+      </w:r>
+      <w:r>
+        <w:t>文件上传</w:t>
+      </w:r>
+      <w:r>
+        <w:t xml:space="preserve"> (</w:t>
+      </w:r>
+      <w:proofErr w:type="gramStart"/>
+      <w:r>
+        <w:t>推模式</w:t>
+      </w:r>
+      <w:proofErr w:type="gramEnd"/>
+      <w:r>
+        <w:t xml:space="preserve"> + ACK </w:t>
+      </w:r>
+      <w:r>
+        <w:t>机制</w:t>
+      </w:r>
+      <w:r>
+        <w:t>)</w:t>
+      </w:r>
+    </w:p>
+    <w:p>
+      <w:pPr>
+        <w:pStyle w:val="ae"/>
+      </w:pPr>
+      <w:r>
+        <w:rPr>
+          <w:b/>
+          <w:bCs/>
+        </w:rPr>
+        <w:t>设计说明</w:t>
+      </w:r>
+      <w:r>
+        <w:t xml:space="preserve">：为了防止 </w:t>
+      </w:r>
+      <w:proofErr w:type="spellStart"/>
+      <w:r>
+        <w:t>DataChannel</w:t>
+      </w:r>
+      <w:proofErr w:type="spellEnd"/>
+      <w:r>
+        <w:t xml:space="preserve"> 缓冲区溢出，Agent 会针对分片返回 ACK。</w:t>
+      </w:r>
+    </w:p>
+    <w:p>
+      <w:pPr>
+        <w:pStyle w:val="ae"/>
+      </w:pPr>
+      <w:r>
+        <w:rPr>
+          <w:b/>
+          <w:bCs/>
+        </w:rPr>
+        <w:t>分片上传 (前端 -&gt; Agent)</w:t>
+      </w:r>
+      <w:r>
+        <w:t>：</w:t>
+      </w:r>
+    </w:p>
+    <w:p>
+      <w:r>
+        <w:rPr>
+          <w:rStyle w:val="ng-tns-c3743259804-66"/>
+        </w:rPr>
+        <w:t>JSON</w:t>
+      </w:r>
+    </w:p>
+    <w:p>
+      <w:pPr>
+        <w:pStyle w:val="HTML0"/>
+        <w:rPr>
+          <w:rStyle w:val="HTML"/>
+        </w:rPr>
+      </w:pPr>
+      <w:r>
+        <w:rPr>
+          <w:rStyle w:val="HTML"/>
         </w:rPr>
         <w:t>{</w:t>
       </w:r>
     </w:p>
     <w:p>
       <w:pPr>
-        <w:widowControl/>
+        <w:pStyle w:val="HTML0"/>
+        <w:rPr>
+          <w:rStyle w:val="HTML"/>
+        </w:rPr>
+      </w:pPr>
+      <w:r>
+        <w:rPr>
+          <w:rStyle w:val="HTML"/>
+        </w:rPr>
+        <w:t xml:space="preserve">  </w:t>
+      </w:r>
+      <w:r>
+        <w:rPr>
+          <w:rStyle w:val="hljs-attr"/>
+        </w:rPr>
+        <w:t>"type"</w:t>
+      </w:r>
+      <w:r>
+        <w:rPr>
+          <w:rStyle w:val="HTML"/>
+        </w:rPr>
+        <w:t xml:space="preserve">: </w:t>
+      </w:r>
+      <w:r>
+        <w:rPr>
+          <w:rStyle w:val="hljs-string"/>
+        </w:rPr>
+        <w:t>"</w:t>
+      </w:r>
+      <w:proofErr w:type="spellStart"/>
+      <w:r>
+        <w:rPr>
+          <w:rStyle w:val="hljs-string"/>
+        </w:rPr>
+        <w:t>file_upload_chunk</w:t>
+      </w:r>
+      <w:proofErr w:type="spellEnd"/>
+      <w:r>
+        <w:rPr>
+          <w:rStyle w:val="hljs-string"/>
+        </w:rPr>
+        <w:t>"</w:t>
+      </w:r>
+      <w:r>
+        <w:rPr>
+          <w:rStyle w:val="HTML"/>
+        </w:rPr>
+        <w:t>,</w:t>
+      </w:r>
+    </w:p>
+    <w:p>
+      <w:pPr>
+        <w:pStyle w:val="HTML0"/>
+        <w:rPr>
+          <w:rStyle w:val="HTML"/>
+        </w:rPr>
+      </w:pPr>
+      <w:r>
+        <w:rPr>
+          <w:rStyle w:val="HTML"/>
+        </w:rPr>
+        <w:t xml:space="preserve">  </w:t>
+      </w:r>
+      <w:r>
+        <w:rPr>
+          <w:rStyle w:val="hljs-attr"/>
+        </w:rPr>
+        <w:t>"data"</w:t>
+      </w:r>
+      <w:r>
+        <w:rPr>
+          <w:rStyle w:val="HTML"/>
+        </w:rPr>
+        <w:t>: {</w:t>
+      </w:r>
+    </w:p>
+    <w:p>
+      <w:pPr>
+        <w:pStyle w:val="HTML0"/>
+        <w:rPr>
+          <w:rStyle w:val="HTML"/>
+        </w:rPr>
+      </w:pPr>
+      <w:r>
+        <w:rPr>
+          <w:rStyle w:val="HTML"/>
+        </w:rPr>
+        <w:t xml:space="preserve">    </w:t>
+      </w:r>
+      <w:r>
+        <w:rPr>
+          <w:rStyle w:val="hljs-attr"/>
+        </w:rPr>
+        <w:t>"</w:t>
+      </w:r>
+      <w:proofErr w:type="spellStart"/>
+      <w:proofErr w:type="gramStart"/>
+      <w:r>
+        <w:rPr>
+          <w:rStyle w:val="hljs-attr"/>
+        </w:rPr>
+        <w:t>transfer</w:t>
+      </w:r>
+      <w:proofErr w:type="gramEnd"/>
+      <w:r>
+        <w:rPr>
+          <w:rStyle w:val="hljs-attr"/>
+        </w:rPr>
+        <w:t>_id</w:t>
+      </w:r>
+      <w:proofErr w:type="spellEnd"/>
+      <w:r>
+        <w:rPr>
+          <w:rStyle w:val="hljs-attr"/>
+        </w:rPr>
+        <w:t>"</w:t>
+      </w:r>
+      <w:r>
+        <w:rPr>
+          <w:rStyle w:val="HTML"/>
+        </w:rPr>
+        <w:t xml:space="preserve">: </w:t>
+      </w:r>
+      <w:r>
+        <w:rPr>
+          <w:rStyle w:val="hljs-string"/>
+        </w:rPr>
+        <w:t>"tx_7788"</w:t>
+      </w:r>
+      <w:r>
+        <w:rPr>
+          <w:rStyle w:val="HTML"/>
+        </w:rPr>
+        <w:t>,</w:t>
+      </w:r>
+    </w:p>
+    <w:p>
+      <w:pPr>
+        <w:pStyle w:val="HTML0"/>
+        <w:rPr>
+          <w:rStyle w:val="HTML"/>
+        </w:rPr>
+      </w:pPr>
+      <w:r>
+        <w:rPr>
+          <w:rStyle w:val="HTML"/>
+        </w:rPr>
+        <w:t xml:space="preserve">    </w:t>
+      </w:r>
+      <w:r>
+        <w:rPr>
+          <w:rStyle w:val="hljs-attr"/>
+        </w:rPr>
+        <w:t>"offset"</w:t>
+      </w:r>
+      <w:r>
+        <w:rPr>
+          <w:rStyle w:val="HTML"/>
+        </w:rPr>
+        <w:t xml:space="preserve">: </w:t>
+      </w:r>
+      <w:r>
+        <w:rPr>
+          <w:rStyle w:val="hljs-number"/>
+        </w:rPr>
+        <w:t>4096</w:t>
+      </w:r>
+      <w:r>
+        <w:rPr>
+          <w:rStyle w:val="HTML"/>
+        </w:rPr>
+        <w:t>,</w:t>
+      </w:r>
+    </w:p>
+    <w:p>
+      <w:pPr>
+        <w:pStyle w:val="HTML0"/>
+        <w:rPr>
+          <w:rStyle w:val="HTML"/>
+        </w:rPr>
+      </w:pPr>
+      <w:r>
+        <w:rPr>
+          <w:rStyle w:val="HTML"/>
+        </w:rPr>
+        <w:t xml:space="preserve">    </w:t>
+      </w:r>
+      <w:r>
+        <w:rPr>
+          <w:rStyle w:val="hljs-attr"/>
+        </w:rPr>
+        <w:t>"data"</w:t>
+      </w:r>
+      <w:r>
+        <w:rPr>
+          <w:rStyle w:val="HTML"/>
+        </w:rPr>
+        <w:t xml:space="preserve">: </w:t>
+      </w:r>
+      <w:r>
+        <w:rPr>
+          <w:rStyle w:val="hljs-string"/>
+        </w:rPr>
+        <w:t>"aG93IGFyZSB5b3U="</w:t>
+      </w:r>
+    </w:p>
+    <w:p>
+      <w:pPr>
+        <w:pStyle w:val="HTML0"/>
+        <w:rPr>
+          <w:rStyle w:val="HTML"/>
+        </w:rPr>
+      </w:pPr>
+      <w:r>
+        <w:rPr>
+          <w:rStyle w:val="HTML"/>
+        </w:rPr>
+        <w:t xml:space="preserve">  }</w:t>
+      </w:r>
+    </w:p>
+    <w:p>
+      <w:pPr>
+        <w:pStyle w:val="HTML0"/>
+        <w:rPr>
+          <w:rStyle w:val="HTML"/>
+        </w:rPr>
+      </w:pPr>
+      <w:r>
+        <w:rPr>
+          <w:rStyle w:val="HTML"/>
+        </w:rPr>
+        <w:t>}</w:t>
+      </w:r>
+    </w:p>
+    <w:p>
+      <w:pPr>
+        <w:pStyle w:val="ae"/>
+      </w:pPr>
+      <w:r>
+        <w:rPr>
+          <w:b/>
+          <w:bCs/>
+        </w:rPr>
+        <w:t>上传确认 (Agent -&gt; 前端)</w:t>
+      </w:r>
+      <w:r>
+        <w:t>：</w:t>
+      </w:r>
+    </w:p>
+    <w:p>
+      <w:r>
+        <w:rPr>
+          <w:rStyle w:val="ng-tns-c3743259804-67"/>
+        </w:rPr>
+        <w:t>JSON</w:t>
+      </w:r>
+    </w:p>
+    <w:p>
+      <w:pPr>
+        <w:pStyle w:val="HTML0"/>
+        <w:rPr>
+          <w:rStyle w:val="HTML"/>
+        </w:rPr>
+      </w:pPr>
+      <w:r>
+        <w:rPr>
+          <w:rStyle w:val="HTML"/>
+        </w:rPr>
+        <w:lastRenderedPageBreak/>
+        <w:t>{</w:t>
+      </w:r>
+    </w:p>
+    <w:p>
+      <w:pPr>
+        <w:pStyle w:val="HTML0"/>
+        <w:rPr>
+          <w:rStyle w:val="HTML"/>
+        </w:rPr>
+      </w:pPr>
+      <w:r>
+        <w:rPr>
+          <w:rStyle w:val="HTML"/>
+        </w:rPr>
+        <w:t xml:space="preserve">  </w:t>
+      </w:r>
+      <w:r>
+        <w:rPr>
+          <w:rStyle w:val="hljs-attr"/>
+        </w:rPr>
+        <w:t>"type"</w:t>
+      </w:r>
+      <w:r>
+        <w:rPr>
+          <w:rStyle w:val="HTML"/>
+        </w:rPr>
+        <w:t xml:space="preserve">: </w:t>
+      </w:r>
+      <w:r>
+        <w:rPr>
+          <w:rStyle w:val="hljs-string"/>
+        </w:rPr>
+        <w:t>"</w:t>
+      </w:r>
+      <w:proofErr w:type="spellStart"/>
+      <w:r>
+        <w:rPr>
+          <w:rStyle w:val="hljs-string"/>
+        </w:rPr>
+        <w:t>file_upload_ack</w:t>
+      </w:r>
+      <w:proofErr w:type="spellEnd"/>
+      <w:r>
+        <w:rPr>
+          <w:rStyle w:val="hljs-string"/>
+        </w:rPr>
+        <w:t>"</w:t>
+      </w:r>
+      <w:r>
+        <w:rPr>
+          <w:rStyle w:val="HTML"/>
+        </w:rPr>
+        <w:t>,</w:t>
+      </w:r>
+    </w:p>
+    <w:p>
+      <w:pPr>
+        <w:pStyle w:val="HTML0"/>
+        <w:rPr>
+          <w:rStyle w:val="HTML"/>
+        </w:rPr>
+      </w:pPr>
+      <w:r>
+        <w:rPr>
+          <w:rStyle w:val="HTML"/>
+        </w:rPr>
+        <w:t xml:space="preserve">  </w:t>
+      </w:r>
+      <w:r>
+        <w:rPr>
+          <w:rStyle w:val="hljs-attr"/>
+        </w:rPr>
+        <w:t>"success"</w:t>
+      </w:r>
+      <w:r>
+        <w:rPr>
+          <w:rStyle w:val="HTML"/>
+        </w:rPr>
+        <w:t xml:space="preserve">: </w:t>
+      </w:r>
+      <w:r>
+        <w:rPr>
+          <w:rStyle w:val="hljs-literal"/>
+        </w:rPr>
+        <w:t>true</w:t>
+      </w:r>
+      <w:r>
+        <w:rPr>
+          <w:rStyle w:val="HTML"/>
+        </w:rPr>
+        <w:t>,</w:t>
+      </w:r>
+    </w:p>
+    <w:p>
+      <w:pPr>
+        <w:pStyle w:val="HTML0"/>
+        <w:rPr>
+          <w:rStyle w:val="HTML"/>
+        </w:rPr>
+      </w:pPr>
+      <w:r>
+        <w:rPr>
+          <w:rStyle w:val="HTML"/>
+        </w:rPr>
+        <w:t xml:space="preserve">  </w:t>
+      </w:r>
+      <w:r>
+        <w:rPr>
+          <w:rStyle w:val="hljs-attr"/>
+        </w:rPr>
+        <w:t>"data"</w:t>
+      </w:r>
+      <w:r>
+        <w:rPr>
+          <w:rStyle w:val="HTML"/>
+        </w:rPr>
+        <w:t>: {</w:t>
+      </w:r>
+    </w:p>
+    <w:p>
+      <w:pPr>
+        <w:pStyle w:val="HTML0"/>
+        <w:rPr>
+          <w:rStyle w:val="HTML"/>
+        </w:rPr>
+      </w:pPr>
+      <w:r>
+        <w:rPr>
+          <w:rStyle w:val="HTML"/>
+        </w:rPr>
+        <w:t xml:space="preserve">    </w:t>
+      </w:r>
+      <w:r>
+        <w:rPr>
+          <w:rStyle w:val="hljs-attr"/>
+        </w:rPr>
+        <w:t>"</w:t>
+      </w:r>
+      <w:proofErr w:type="spellStart"/>
+      <w:proofErr w:type="gramStart"/>
+      <w:r>
+        <w:rPr>
+          <w:rStyle w:val="hljs-attr"/>
+        </w:rPr>
+        <w:t>transfer</w:t>
+      </w:r>
+      <w:proofErr w:type="gramEnd"/>
+      <w:r>
+        <w:rPr>
+          <w:rStyle w:val="hljs-attr"/>
+        </w:rPr>
+        <w:t>_id</w:t>
+      </w:r>
+      <w:proofErr w:type="spellEnd"/>
+      <w:r>
+        <w:rPr>
+          <w:rStyle w:val="hljs-attr"/>
+        </w:rPr>
+        <w:t>"</w:t>
+      </w:r>
+      <w:r>
+        <w:rPr>
+          <w:rStyle w:val="HTML"/>
+        </w:rPr>
+        <w:t xml:space="preserve">: </w:t>
+      </w:r>
+      <w:r>
+        <w:rPr>
+          <w:rStyle w:val="hljs-string"/>
+        </w:rPr>
+        <w:t>"tx_7788"</w:t>
+      </w:r>
+      <w:r>
+        <w:rPr>
+          <w:rStyle w:val="HTML"/>
+        </w:rPr>
+        <w:t>,</w:t>
+      </w:r>
+    </w:p>
+    <w:p>
+      <w:pPr>
+        <w:pStyle w:val="HTML0"/>
+        <w:rPr>
+          <w:rStyle w:val="HTML"/>
+        </w:rPr>
+      </w:pPr>
+      <w:r>
+        <w:rPr>
+          <w:rStyle w:val="HTML"/>
+        </w:rPr>
+        <w:t xml:space="preserve">    </w:t>
+      </w:r>
+      <w:r>
+        <w:rPr>
+          <w:rStyle w:val="hljs-attr"/>
+        </w:rPr>
+        <w:t>"</w:t>
+      </w:r>
+      <w:proofErr w:type="spellStart"/>
+      <w:proofErr w:type="gramStart"/>
+      <w:r>
+        <w:rPr>
+          <w:rStyle w:val="hljs-attr"/>
+        </w:rPr>
+        <w:t>next</w:t>
+      </w:r>
+      <w:proofErr w:type="gramEnd"/>
+      <w:r>
+        <w:rPr>
+          <w:rStyle w:val="hljs-attr"/>
+        </w:rPr>
+        <w:t>_expected_offset</w:t>
+      </w:r>
+      <w:proofErr w:type="spellEnd"/>
+      <w:r>
+        <w:rPr>
+          <w:rStyle w:val="hljs-attr"/>
+        </w:rPr>
+        <w:t>"</w:t>
+      </w:r>
+      <w:r>
+        <w:rPr>
+          <w:rStyle w:val="HTML"/>
+        </w:rPr>
+        <w:t xml:space="preserve">: </w:t>
+      </w:r>
+      <w:r>
+        <w:rPr>
+          <w:rStyle w:val="hljs-number"/>
+        </w:rPr>
+        <w:t>8192</w:t>
+      </w:r>
+      <w:r>
+        <w:rPr>
+          <w:rStyle w:val="HTML"/>
+        </w:rPr>
+        <w:t>,</w:t>
+      </w:r>
+    </w:p>
+    <w:p>
+      <w:pPr>
+        <w:pStyle w:val="HTML0"/>
+        <w:rPr>
+          <w:rStyle w:val="HTML"/>
+        </w:rPr>
+      </w:pPr>
+      <w:r>
+        <w:rPr>
+          <w:rStyle w:val="HTML"/>
+        </w:rPr>
+        <w:t xml:space="preserve">    </w:t>
+      </w:r>
+      <w:r>
+        <w:rPr>
+          <w:rStyle w:val="hljs-attr"/>
+        </w:rPr>
+        <w:t>"</w:t>
+      </w:r>
+      <w:proofErr w:type="spellStart"/>
+      <w:proofErr w:type="gramStart"/>
+      <w:r>
+        <w:rPr>
+          <w:rStyle w:val="hljs-attr"/>
+        </w:rPr>
+        <w:t>is</w:t>
+      </w:r>
+      <w:proofErr w:type="gramEnd"/>
+      <w:r>
+        <w:rPr>
+          <w:rStyle w:val="hljs-attr"/>
+        </w:rPr>
+        <w:t>_complete</w:t>
+      </w:r>
+      <w:proofErr w:type="spellEnd"/>
+      <w:r>
+        <w:rPr>
+          <w:rStyle w:val="hljs-attr"/>
+        </w:rPr>
+        <w:t>"</w:t>
+      </w:r>
+      <w:r>
+        <w:rPr>
+          <w:rStyle w:val="HTML"/>
+        </w:rPr>
+        <w:t xml:space="preserve">: </w:t>
+      </w:r>
+      <w:r>
+        <w:rPr>
+          <w:rStyle w:val="hljs-literal"/>
+        </w:rPr>
+        <w:t>false</w:t>
+      </w:r>
+    </w:p>
+    <w:p>
+      <w:pPr>
+        <w:pStyle w:val="HTML0"/>
+        <w:rPr>
+          <w:rStyle w:val="HTML"/>
+        </w:rPr>
+      </w:pPr>
+      <w:r>
+        <w:rPr>
+          <w:rStyle w:val="HTML"/>
+        </w:rPr>
+        <w:t xml:space="preserve">  }</w:t>
+      </w:r>
+    </w:p>
+    <w:p>
+      <w:pPr>
+        <w:pStyle w:val="HTML0"/>
+        <w:rPr>
+          <w:rStyle w:val="HTML"/>
+        </w:rPr>
+      </w:pPr>
+      <w:r>
+        <w:rPr>
+          <w:rStyle w:val="HTML"/>
+        </w:rPr>
+        <w:t>}</w:t>
+      </w:r>
+    </w:p>
+    <w:p>
+      <w:r>
+        <w:pict w14:anchorId="3C4D4357">
+          <v:rect id="_x0000_i1032" style="width:0;height:1.5pt" o:hralign="center" o:hrstd="t" o:hr="t" fillcolor="#a0a0a0" stroked="f"/>
+        </w:pict>
+      </w:r>
+    </w:p>
+    <w:p>
+      <w:pPr>
+        <w:pStyle w:val="2"/>
         <w:numPr>
           <w:ilvl w:val="0"/>
-          <w:numId w:val="19"/>
+          <w:numId w:val="0"/>
         </w:numPr>
-        <w:tabs>
-          <w:tab w:val="clear" w:pos="720"/>
-          <w:tab w:val="left" w:pos="916"/>
-          <w:tab w:val="left" w:pos="1832"/>
-          <w:tab w:val="left" w:pos="2748"/>
-          <w:tab w:val="left" w:pos="3664"/>
-          <w:tab w:val="left" w:pos="4580"/>
-          <w:tab w:val="left" w:pos="5496"/>
-          <w:tab w:val="left" w:pos="6412"/>
-          <w:tab w:val="left" w:pos="7328"/>
-          <w:tab w:val="left" w:pos="8244"/>
-          <w:tab w:val="left" w:pos="9160"/>
-          <w:tab w:val="left" w:pos="10076"/>
-          <w:tab w:val="left" w:pos="10992"/>
-          <w:tab w:val="left" w:pos="11908"/>
-          <w:tab w:val="left" w:pos="12824"/>
-          <w:tab w:val="left" w:pos="13740"/>
-          <w:tab w:val="left" w:pos="14656"/>
-        </w:tabs>
-        <w:ind w:firstLine="0"/>
-        <w:jc w:val="left"/>
-        <w:rPr>
-          <w:rFonts w:ascii="宋体" w:eastAsia="宋体" w:hAnsi="宋体" w:cs="宋体"/>
-          <w:kern w:val="0"/>
-          <w:sz w:val="24"/>
-          <w:szCs w:val="24"/>
-        </w:rPr>
-      </w:pPr>
-      <w:r>
-        <w:rPr>
-          <w:rFonts w:ascii="宋体" w:eastAsia="宋体" w:hAnsi="宋体" w:cs="宋体"/>
-          <w:kern w:val="0"/>
-          <w:sz w:val="24"/>
-          <w:szCs w:val="24"/>
-        </w:rPr>
-        <w:t xml:space="preserve">  "type": "fileList",</w:t>
-      </w:r>
-    </w:p>
-    <w:p>
-      <w:pPr>
-        <w:widowControl/>
+        <w:ind w:left="567"/>
+      </w:pPr>
+      <w:r>
+        <w:t xml:space="preserve">7. </w:t>
+      </w:r>
+      <w:r>
+        <w:t>扩展控制接口</w:t>
+      </w:r>
+      <w:r>
+        <w:t xml:space="preserve"> (</w:t>
+      </w:r>
+      <w:proofErr w:type="spellStart"/>
+      <w:r>
+        <w:t>DataChannel</w:t>
+      </w:r>
+      <w:proofErr w:type="spellEnd"/>
+      <w:r>
+        <w:t xml:space="preserve"> </w:t>
+      </w:r>
+      <w:r>
+        <w:t>专属</w:t>
+      </w:r>
+      <w:r>
+        <w:t>)</w:t>
+      </w:r>
+    </w:p>
+    <w:p>
+      <w:pPr>
+        <w:pStyle w:val="ae"/>
+      </w:pPr>
+      <w:r>
+        <w:t>根据已实现的功能，补充了控制权与诊断协议。</w:t>
+      </w:r>
+    </w:p>
+    <w:p>
+      <w:pPr>
+        <w:pStyle w:val="3"/>
         <w:numPr>
           <w:ilvl w:val="0"/>
-          <w:numId w:val="19"/>
+          <w:numId w:val="0"/>
         </w:numPr>
-        <w:tabs>
-          <w:tab w:val="clear" w:pos="720"/>
-          <w:tab w:val="left" w:pos="916"/>
-          <w:tab w:val="left" w:pos="1832"/>
-          <w:tab w:val="left" w:pos="2748"/>
-          <w:tab w:val="left" w:pos="3664"/>
-          <w:tab w:val="left" w:pos="4580"/>
-          <w:tab w:val="left" w:pos="5496"/>
-          <w:tab w:val="left" w:pos="6412"/>
-          <w:tab w:val="left" w:pos="7328"/>
-          <w:tab w:val="left" w:pos="8244"/>
-          <w:tab w:val="left" w:pos="9160"/>
-          <w:tab w:val="left" w:pos="10076"/>
-          <w:tab w:val="left" w:pos="10992"/>
-          <w:tab w:val="left" w:pos="11908"/>
-          <w:tab w:val="left" w:pos="12824"/>
-          <w:tab w:val="left" w:pos="13740"/>
-          <w:tab w:val="left" w:pos="14656"/>
-        </w:tabs>
-        <w:ind w:firstLine="0"/>
-        <w:jc w:val="left"/>
-        <w:rPr>
-          <w:rFonts w:ascii="宋体" w:eastAsia="宋体" w:hAnsi="宋体" w:cs="宋体"/>
-          <w:kern w:val="0"/>
-          <w:sz w:val="24"/>
-          <w:szCs w:val="24"/>
-        </w:rPr>
-      </w:pPr>
-      <w:r>
-        <w:rPr>
-          <w:rFonts w:ascii="宋体" w:eastAsia="宋体" w:hAnsi="宋体" w:cs="宋体"/>
-          <w:kern w:val="0"/>
-          <w:sz w:val="24"/>
-          <w:szCs w:val="24"/>
-        </w:rPr>
-        <w:t xml:space="preserve">  "token": "tk_88291029384",</w:t>
-      </w:r>
-    </w:p>
-    <w:p>
-      <w:pPr>
-        <w:widowControl/>
+        <w:ind w:left="709"/>
+      </w:pPr>
+      <w:r>
+        <w:t xml:space="preserve">7.1 </w:t>
+      </w:r>
+      <w:r>
+        <w:t>控制权争夺</w:t>
+      </w:r>
+    </w:p>
+    <w:p>
+      <w:r>
+        <w:rPr>
+          <w:rStyle w:val="ng-tns-c3743259804-68"/>
+        </w:rPr>
+        <w:t>JSON</w:t>
+      </w:r>
+    </w:p>
+    <w:p>
+      <w:pPr>
+        <w:pStyle w:val="HTML0"/>
+        <w:rPr>
+          <w:rStyle w:val="HTML"/>
+        </w:rPr>
+      </w:pPr>
+      <w:r>
+        <w:rPr>
+          <w:rStyle w:val="HTML"/>
+        </w:rPr>
+        <w:t>{</w:t>
+      </w:r>
+    </w:p>
+    <w:p>
+      <w:pPr>
+        <w:pStyle w:val="HTML0"/>
+        <w:rPr>
+          <w:rStyle w:val="HTML"/>
+        </w:rPr>
+      </w:pPr>
+      <w:r>
+        <w:rPr>
+          <w:rStyle w:val="HTML"/>
+        </w:rPr>
+        <w:t xml:space="preserve">  </w:t>
+      </w:r>
+      <w:r>
+        <w:rPr>
+          <w:rStyle w:val="hljs-attr"/>
+        </w:rPr>
+        <w:t>"type"</w:t>
+      </w:r>
+      <w:r>
+        <w:rPr>
+          <w:rStyle w:val="HTML"/>
+        </w:rPr>
+        <w:t xml:space="preserve">: </w:t>
+      </w:r>
+      <w:r>
+        <w:rPr>
+          <w:rStyle w:val="hljs-string"/>
+        </w:rPr>
+        <w:t>"</w:t>
+      </w:r>
+      <w:proofErr w:type="spellStart"/>
+      <w:r>
+        <w:rPr>
+          <w:rStyle w:val="hljs-string"/>
+        </w:rPr>
+        <w:t>control_action</w:t>
+      </w:r>
+      <w:proofErr w:type="spellEnd"/>
+      <w:r>
+        <w:rPr>
+          <w:rStyle w:val="hljs-string"/>
+        </w:rPr>
+        <w:t>"</w:t>
+      </w:r>
+      <w:r>
+        <w:rPr>
+          <w:rStyle w:val="HTML"/>
+        </w:rPr>
+        <w:t>,</w:t>
+      </w:r>
+    </w:p>
+    <w:p>
+      <w:pPr>
+        <w:pStyle w:val="HTML0"/>
+        <w:rPr>
+          <w:rStyle w:val="HTML"/>
+        </w:rPr>
+      </w:pPr>
+      <w:r>
+        <w:rPr>
+          <w:rStyle w:val="HTML"/>
+        </w:rPr>
+        <w:t xml:space="preserve">  </w:t>
+      </w:r>
+      <w:r>
+        <w:rPr>
+          <w:rStyle w:val="hljs-attr"/>
+        </w:rPr>
+        <w:t>"data"</w:t>
+      </w:r>
+      <w:r>
+        <w:rPr>
+          <w:rStyle w:val="HTML"/>
+        </w:rPr>
+        <w:t>: {</w:t>
+      </w:r>
+    </w:p>
+    <w:p>
+      <w:pPr>
+        <w:pStyle w:val="HTML0"/>
+        <w:rPr>
+          <w:rStyle w:val="HTML"/>
+        </w:rPr>
+      </w:pPr>
+      <w:r>
+        <w:rPr>
+          <w:rStyle w:val="HTML"/>
+        </w:rPr>
+        <w:t xml:space="preserve">    </w:t>
+      </w:r>
+      <w:r>
+        <w:rPr>
+          <w:rStyle w:val="hljs-attr"/>
+        </w:rPr>
+        <w:t>"action"</w:t>
+      </w:r>
+      <w:r>
+        <w:rPr>
+          <w:rStyle w:val="HTML"/>
+        </w:rPr>
+        <w:t xml:space="preserve">: </w:t>
+      </w:r>
+      <w:r>
+        <w:rPr>
+          <w:rStyle w:val="hljs-string"/>
+        </w:rPr>
+        <w:t>"request"</w:t>
+      </w:r>
+      <w:r>
+        <w:rPr>
+          <w:rStyle w:val="HTML"/>
+        </w:rPr>
+        <w:t xml:space="preserve">, </w:t>
+      </w:r>
+      <w:r>
+        <w:rPr>
+          <w:rStyle w:val="hljs-comment"/>
+        </w:rPr>
+        <w:t>// 取值: request, release</w:t>
+      </w:r>
+    </w:p>
+    <w:p>
+      <w:pPr>
+        <w:pStyle w:val="HTML0"/>
+        <w:rPr>
+          <w:rStyle w:val="HTML"/>
+        </w:rPr>
+      </w:pPr>
+      <w:r>
+        <w:rPr>
+          <w:rStyle w:val="HTML"/>
+        </w:rPr>
+        <w:t xml:space="preserve">    </w:t>
+      </w:r>
+      <w:r>
+        <w:rPr>
+          <w:rStyle w:val="hljs-attr"/>
+        </w:rPr>
+        <w:t>"force"</w:t>
+      </w:r>
+      <w:r>
+        <w:rPr>
+          <w:rStyle w:val="HTML"/>
+        </w:rPr>
+        <w:t xml:space="preserve">: </w:t>
+      </w:r>
+      <w:r>
+        <w:rPr>
+          <w:rStyle w:val="hljs-literal"/>
+        </w:rPr>
+        <w:t>false</w:t>
+      </w:r>
+    </w:p>
+    <w:p>
+      <w:pPr>
+        <w:pStyle w:val="HTML0"/>
+        <w:rPr>
+          <w:rStyle w:val="HTML"/>
+        </w:rPr>
+      </w:pPr>
+      <w:r>
+        <w:rPr>
+          <w:rStyle w:val="HTML"/>
+        </w:rPr>
+        <w:t xml:space="preserve">  }</w:t>
+      </w:r>
+    </w:p>
+    <w:p>
+      <w:pPr>
+        <w:pStyle w:val="HTML0"/>
+        <w:rPr>
+          <w:rStyle w:val="HTML"/>
+        </w:rPr>
+      </w:pPr>
+      <w:r>
+        <w:rPr>
+          <w:rStyle w:val="HTML"/>
+        </w:rPr>
+        <w:t>}</w:t>
+      </w:r>
+    </w:p>
+    <w:p>
+      <w:pPr>
+        <w:pStyle w:val="3"/>
         <w:numPr>
           <w:ilvl w:val="0"/>
-          <w:numId w:val="19"/>
+          <w:numId w:val="0"/>
         </w:numPr>
-        <w:tabs>
-          <w:tab w:val="clear" w:pos="720"/>
-          <w:tab w:val="left" w:pos="916"/>
-          <w:tab w:val="left" w:pos="1832"/>
-          <w:tab w:val="left" w:pos="2748"/>
-          <w:tab w:val="left" w:pos="3664"/>
-          <w:tab w:val="left" w:pos="4580"/>
-          <w:tab w:val="left" w:pos="5496"/>
-          <w:tab w:val="left" w:pos="6412"/>
-          <w:tab w:val="left" w:pos="7328"/>
-          <w:tab w:val="left" w:pos="8244"/>
-          <w:tab w:val="left" w:pos="9160"/>
-          <w:tab w:val="left" w:pos="10076"/>
-          <w:tab w:val="left" w:pos="10992"/>
-          <w:tab w:val="left" w:pos="11908"/>
-          <w:tab w:val="left" w:pos="12824"/>
-          <w:tab w:val="left" w:pos="13740"/>
-          <w:tab w:val="left" w:pos="14656"/>
-        </w:tabs>
-        <w:ind w:firstLine="0"/>
-        <w:jc w:val="left"/>
-        <w:rPr>
-          <w:rFonts w:ascii="宋体" w:eastAsia="宋体" w:hAnsi="宋体" w:cs="宋体"/>
-          <w:kern w:val="0"/>
-          <w:sz w:val="24"/>
-          <w:szCs w:val="24"/>
-        </w:rPr>
-      </w:pPr>
-      <w:r>
-        <w:rPr>
-          <w:rFonts w:ascii="宋体" w:eastAsia="宋体" w:hAnsi="宋体" w:cs="宋体"/>
-          <w:kern w:val="0"/>
-          <w:sz w:val="24"/>
-          <w:szCs w:val="24"/>
-        </w:rPr>
-        <w:t xml:space="preserve">  "path": "/"</w:t>
-      </w:r>
-    </w:p>
-    <w:p>
-      <w:pPr>
-        <w:widowControl/>
-        <w:numPr>
-          <w:ilvl w:val="0"/>
-          <w:numId w:val="19"/>
-        </w:numPr>
-        <w:tabs>
-          <w:tab w:val="clear" w:pos="720"/>
-          <w:tab w:val="left" w:pos="916"/>
-          <w:tab w:val="left" w:pos="1832"/>
-          <w:tab w:val="left" w:pos="2748"/>
-          <w:tab w:val="left" w:pos="3664"/>
-          <w:tab w:val="left" w:pos="4580"/>
-          <w:tab w:val="left" w:pos="5496"/>
-          <w:tab w:val="left" w:pos="6412"/>
-          <w:tab w:val="left" w:pos="7328"/>
-          <w:tab w:val="left" w:pos="8244"/>
-          <w:tab w:val="left" w:pos="9160"/>
-          <w:tab w:val="left" w:pos="10076"/>
-          <w:tab w:val="left" w:pos="10992"/>
-          <w:tab w:val="left" w:pos="11908"/>
-          <w:tab w:val="left" w:pos="12824"/>
-          <w:tab w:val="left" w:pos="13740"/>
-          <w:tab w:val="left" w:pos="14656"/>
-        </w:tabs>
-        <w:ind w:firstLine="0"/>
-        <w:jc w:val="left"/>
-        <w:rPr>
-          <w:rFonts w:ascii="宋体" w:eastAsia="宋体" w:hAnsi="宋体" w:cs="宋体"/>
-          <w:kern w:val="0"/>
-          <w:sz w:val="24"/>
-          <w:szCs w:val="24"/>
-        </w:rPr>
-      </w:pPr>
-      <w:r>
-        <w:rPr>
-          <w:rFonts w:ascii="宋体" w:eastAsia="宋体" w:hAnsi="宋体" w:cs="宋体"/>
-          <w:kern w:val="0"/>
-          <w:sz w:val="24"/>
-          <w:szCs w:val="24"/>
-        </w:rPr>
-        <w:t>}</w:t>
-      </w:r>
-    </w:p>
-    <w:p>
-      <w:pPr>
-        <w:widowControl/>
-        <w:jc w:val="left"/>
-        <w:rPr>
-          <w:rFonts w:ascii="宋体" w:eastAsia="宋体" w:hAnsi="宋体" w:cs="宋体"/>
-          <w:kern w:val="0"/>
-          <w:sz w:val="24"/>
-          <w:szCs w:val="24"/>
-        </w:rPr>
-      </w:pPr>
-      <w:r>
-        <w:rPr>
-          <w:rFonts w:ascii="宋体" w:eastAsia="宋体" w:hAnsi="宋体" w:cs="宋体"/>
-          <w:kern w:val="0"/>
-          <w:sz w:val="24"/>
-          <w:szCs w:val="24"/>
-        </w:rPr>
-        <w:pict w14:anchorId="6786E34E">
-          <v:rect id="_x0000_i1030" style="width:0;height:1.5pt" o:hralign="center" o:hrstd="t" o:hr="t" fillcolor="#a0a0a0" stroked="f"/>
-        </w:pict>
-      </w:r>
-    </w:p>
-    <w:p>
-      <w:pPr>
-        <w:widowControl/>
-        <w:numPr>
-          <w:ilvl w:val="0"/>
-          <w:numId w:val="18"/>
-        </w:numPr>
-        <w:tabs>
-          <w:tab w:val="clear" w:pos="720"/>
-        </w:tabs>
-        <w:spacing w:before="100" w:beforeAutospacing="1" w:after="100" w:afterAutospacing="1"/>
-        <w:ind w:left="0" w:firstLine="0"/>
-        <w:jc w:val="left"/>
-        <w:outlineLvl w:val="2"/>
-        <w:rPr>
-          <w:rFonts w:ascii="宋体" w:eastAsia="宋体" w:hAnsi="宋体" w:cs="宋体"/>
+        <w:ind w:left="709"/>
+      </w:pPr>
+      <w:r>
+        <w:t xml:space="preserve">7.2 </w:t>
+      </w:r>
+      <w:r>
+        <w:t>延迟诊断</w:t>
+      </w:r>
+      <w:r>
+        <w:t xml:space="preserve"> (RTT)</w:t>
+      </w:r>
+    </w:p>
+    <w:p>
+      <w:pPr>
+        <w:pStyle w:val="ae"/>
+      </w:pPr>
+      <w:r>
+        <w:rPr>
           <w:b/>
           <w:bCs/>
-          <w:kern w:val="0"/>
-          <w:sz w:val="27"/>
-          <w:szCs w:val="27"/>
-        </w:rPr>
-      </w:pPr>
-      <w:r>
-        <w:rPr>
-          <w:rFonts w:ascii="Segoe UI Emoji" w:eastAsia="宋体" w:hAnsi="Segoe UI Emoji" w:cs="Segoe UI Emoji"/>
+        </w:rPr>
+        <w:t>设计说明</w:t>
+      </w:r>
+      <w:r>
+        <w:t xml:space="preserve">：对应代码中的 </w:t>
+      </w:r>
+      <w:proofErr w:type="spellStart"/>
+      <w:r>
+        <w:rPr>
+          <w:rStyle w:val="HTML"/>
+        </w:rPr>
+        <w:t>latPing</w:t>
+      </w:r>
+      <w:proofErr w:type="spellEnd"/>
+      <w:r>
+        <w:rPr>
+          <w:rStyle w:val="HTML"/>
+        </w:rPr>
+        <w:t>/</w:t>
+      </w:r>
+      <w:proofErr w:type="spellStart"/>
+      <w:r>
+        <w:rPr>
+          <w:rStyle w:val="HTML"/>
+        </w:rPr>
+        <w:t>latPong</w:t>
+      </w:r>
+      <w:proofErr w:type="spellEnd"/>
+      <w:r>
+        <w:t>。</w:t>
+      </w:r>
+    </w:p>
+    <w:p>
+      <w:pPr>
+        <w:pStyle w:val="ae"/>
+      </w:pPr>
+      <w:r>
+        <w:rPr>
           <w:b/>
           <w:bCs/>
-          <w:kern w:val="0"/>
-          <w:sz w:val="27"/>
-          <w:szCs w:val="27"/>
-        </w:rPr>
-        <w:t>💡</w:t>
-      </w:r>
-      <w:r>
-        <w:rPr>
-          <w:rFonts w:ascii="宋体" w:eastAsia="宋体" w:hAnsi="宋体" w:cs="宋体"/>
-          <w:b/>
-          <w:bCs/>
-          <w:kern w:val="0"/>
-          <w:sz w:val="27"/>
-          <w:szCs w:val="27"/>
-        </w:rPr>
-        <w:t xml:space="preserve"> 报文设计核心思路：</w:t>
-      </w:r>
-    </w:p>
-    <w:p>
-      <w:pPr>
-        <w:widowControl/>
-        <w:numPr>
-          <w:ilvl w:val="0"/>
-          <w:numId w:val="21"/>
-        </w:numPr>
-        <w:spacing w:before="100" w:beforeAutospacing="1" w:after="100" w:afterAutospacing="1"/>
-        <w:jc w:val="left"/>
-        <w:rPr>
-          <w:rFonts w:ascii="宋体" w:eastAsia="宋体" w:hAnsi="宋体" w:cs="宋体"/>
-          <w:kern w:val="0"/>
-          <w:sz w:val="24"/>
-          <w:szCs w:val="24"/>
-        </w:rPr>
-      </w:pPr>
-      <w:r>
-        <w:rPr>
-          <w:rFonts w:ascii="宋体" w:eastAsia="宋体" w:hAnsi="宋体" w:cs="宋体"/>
-          <w:b/>
-          <w:bCs/>
-          <w:kern w:val="0"/>
-          <w:sz w:val="24"/>
-          <w:szCs w:val="24"/>
-        </w:rPr>
-        <w:t>数据解耦</w:t>
-      </w:r>
-      <w:r>
-        <w:rPr>
-          <w:rFonts w:ascii="宋体" w:eastAsia="宋体" w:hAnsi="宋体" w:cs="宋体"/>
-          <w:kern w:val="0"/>
-          <w:sz w:val="24"/>
-          <w:szCs w:val="24"/>
-        </w:rPr>
-        <w:t>：将“应用元数据”与“应用图标数据”拆分为两个接口。这样做的好处是，当用户有很多应用时，列表可以瞬间加载，图标可以随后异步加载或使用本地缓存。</w:t>
-      </w:r>
-    </w:p>
-    <w:p>
-      <w:pPr>
-        <w:widowControl/>
-        <w:numPr>
-          <w:ilvl w:val="0"/>
-          <w:numId w:val="21"/>
-        </w:numPr>
-        <w:spacing w:before="100" w:beforeAutospacing="1" w:after="100" w:afterAutospacing="1"/>
-        <w:jc w:val="left"/>
-        <w:rPr>
-          <w:rFonts w:ascii="宋体" w:eastAsia="宋体" w:hAnsi="宋体" w:cs="宋体"/>
-          <w:kern w:val="0"/>
-          <w:sz w:val="24"/>
-          <w:szCs w:val="24"/>
-        </w:rPr>
-      </w:pPr>
-      <w:r>
-        <w:rPr>
-          <w:rFonts w:ascii="宋体" w:eastAsia="宋体" w:hAnsi="宋体" w:cs="宋体"/>
-          <w:b/>
-          <w:bCs/>
-          <w:kern w:val="0"/>
-          <w:sz w:val="24"/>
-          <w:szCs w:val="24"/>
-        </w:rPr>
-        <w:t>安全隔离</w:t>
-      </w:r>
-      <w:r>
-        <w:rPr>
-          <w:rFonts w:ascii="宋体" w:eastAsia="宋体" w:hAnsi="宋体" w:cs="宋体"/>
-          <w:kern w:val="0"/>
-          <w:sz w:val="24"/>
-          <w:szCs w:val="24"/>
-        </w:rPr>
-        <w:t>：前端始终不触碰真实的 exe_path。所有的路径转换都在信令服务（Qt Server）内部完成。</w:t>
-      </w:r>
-    </w:p>
-    <w:p>
-      <w:pPr>
-        <w:widowControl/>
-        <w:numPr>
-          <w:ilvl w:val="0"/>
-          <w:numId w:val="21"/>
-        </w:numPr>
-        <w:spacing w:before="100" w:beforeAutospacing="1" w:after="100" w:afterAutospacing="1"/>
-        <w:jc w:val="left"/>
-        <w:rPr>
-          <w:rFonts w:ascii="宋体" w:eastAsia="宋体" w:hAnsi="宋体" w:cs="宋体"/>
-          <w:kern w:val="0"/>
-          <w:sz w:val="24"/>
-          <w:szCs w:val="24"/>
-        </w:rPr>
-      </w:pPr>
-      <w:r>
-        <w:rPr>
-          <w:rFonts w:ascii="宋体" w:eastAsia="宋体" w:hAnsi="宋体" w:cs="宋体"/>
-          <w:b/>
-          <w:bCs/>
-          <w:kern w:val="0"/>
-          <w:sz w:val="24"/>
-          <w:szCs w:val="24"/>
-        </w:rPr>
-        <w:t>Token 贯穿</w:t>
-      </w:r>
-      <w:r>
-        <w:rPr>
-          <w:rFonts w:ascii="宋体" w:eastAsia="宋体" w:hAnsi="宋体" w:cs="宋体"/>
-          <w:kern w:val="0"/>
-          <w:sz w:val="24"/>
-          <w:szCs w:val="24"/>
-        </w:rPr>
-        <w:t>：除了初次 login 和 node_register，所有报文强制检查 token。如果校验失败，Server 直接返回 {"type": "error", "code": 401}。</w:t>
-      </w:r>
-    </w:p>
-    <w:p>
-      <w:pPr>
-        <w:widowControl/>
-        <w:numPr>
-          <w:ilvl w:val="0"/>
-          <w:numId w:val="21"/>
-        </w:numPr>
-        <w:spacing w:before="100" w:beforeAutospacing="1" w:after="100" w:afterAutospacing="1"/>
-        <w:jc w:val="left"/>
-        <w:rPr>
-          <w:rFonts w:ascii="宋体" w:eastAsia="宋体" w:hAnsi="宋体" w:cs="宋体"/>
-          <w:kern w:val="0"/>
-          <w:sz w:val="24"/>
-          <w:szCs w:val="24"/>
-        </w:rPr>
-      </w:pPr>
-      <w:r>
-        <w:rPr>
-          <w:rFonts w:ascii="宋体" w:eastAsia="宋体" w:hAnsi="宋体" w:cs="宋体"/>
-          <w:b/>
-          <w:bCs/>
-          <w:kern w:val="0"/>
-          <w:sz w:val="24"/>
-          <w:szCs w:val="24"/>
-        </w:rPr>
-        <w:t>Admin 专用通道</w:t>
-      </w:r>
-      <w:r>
-        <w:rPr>
-          <w:rFonts w:ascii="宋体" w:eastAsia="宋体" w:hAnsi="宋体" w:cs="宋体"/>
-          <w:kern w:val="0"/>
-          <w:sz w:val="24"/>
-          <w:szCs w:val="24"/>
-        </w:rPr>
-        <w:t>：以 admin_ 开头的类型在 Server 端会额外校验数据库中该 Token 对应的 role 是否为 Admin。</w:t>
+        </w:rPr>
+        <w:t>请求 (前端 -&gt; Agent)</w:t>
+      </w:r>
+      <w:r>
+        <w:t>：</w:t>
+      </w:r>
+    </w:p>
+    <w:p>
+      <w:r>
+        <w:rPr>
+          <w:rStyle w:val="ng-tns-c3743259804-69"/>
+        </w:rPr>
+        <w:t>JSON</w:t>
+      </w:r>
+    </w:p>
+    <w:p>
+      <w:pPr>
+        <w:pStyle w:val="HTML0"/>
+        <w:rPr>
+          <w:rStyle w:val="HTML"/>
+        </w:rPr>
+      </w:pPr>
+      <w:r>
+        <w:rPr>
+          <w:rStyle w:val="HTML"/>
+        </w:rPr>
+        <w:t>{</w:t>
+      </w:r>
+    </w:p>
+    <w:p>
+      <w:pPr>
+        <w:pStyle w:val="HTML0"/>
+        <w:rPr>
+          <w:rStyle w:val="HTML"/>
+        </w:rPr>
+      </w:pPr>
+      <w:r>
+        <w:rPr>
+          <w:rStyle w:val="HTML"/>
+        </w:rPr>
+        <w:t xml:space="preserve">  </w:t>
+      </w:r>
+      <w:r>
+        <w:rPr>
+          <w:rStyle w:val="hljs-attr"/>
+        </w:rPr>
+        <w:t>"type"</w:t>
+      </w:r>
+      <w:r>
+        <w:rPr>
+          <w:rStyle w:val="HTML"/>
+        </w:rPr>
+        <w:t xml:space="preserve">: </w:t>
+      </w:r>
+      <w:r>
+        <w:rPr>
+          <w:rStyle w:val="hljs-string"/>
+        </w:rPr>
+        <w:t>"</w:t>
+      </w:r>
+      <w:proofErr w:type="spellStart"/>
+      <w:r>
+        <w:rPr>
+          <w:rStyle w:val="hljs-string"/>
+        </w:rPr>
+        <w:t>latency_ping</w:t>
+      </w:r>
+      <w:proofErr w:type="spellEnd"/>
+      <w:r>
+        <w:rPr>
+          <w:rStyle w:val="hljs-string"/>
+        </w:rPr>
+        <w:t>"</w:t>
+      </w:r>
+      <w:r>
+        <w:rPr>
+          <w:rStyle w:val="HTML"/>
+        </w:rPr>
+        <w:t>,</w:t>
+      </w:r>
+    </w:p>
+    <w:p>
+      <w:pPr>
+        <w:pStyle w:val="HTML0"/>
+        <w:rPr>
+          <w:rStyle w:val="HTML"/>
+        </w:rPr>
+      </w:pPr>
+      <w:r>
+        <w:rPr>
+          <w:rStyle w:val="HTML"/>
+        </w:rPr>
+        <w:t xml:space="preserve">  </w:t>
+      </w:r>
+      <w:r>
+        <w:rPr>
+          <w:rStyle w:val="hljs-attr"/>
+        </w:rPr>
+        <w:t>"data"</w:t>
+      </w:r>
+      <w:r>
+        <w:rPr>
+          <w:rStyle w:val="HTML"/>
+        </w:rPr>
+        <w:t xml:space="preserve">: </w:t>
+      </w:r>
+      <w:proofErr w:type="gramStart"/>
+      <w:r>
+        <w:rPr>
+          <w:rStyle w:val="HTML"/>
+        </w:rPr>
+        <w:t xml:space="preserve">{ </w:t>
+      </w:r>
+      <w:r>
+        <w:rPr>
+          <w:rStyle w:val="hljs-attr"/>
+        </w:rPr>
+        <w:t>"</w:t>
+      </w:r>
+      <w:proofErr w:type="spellStart"/>
+      <w:proofErr w:type="gramEnd"/>
+      <w:r>
+        <w:rPr>
+          <w:rStyle w:val="hljs-attr"/>
+        </w:rPr>
+        <w:t>client_ts</w:t>
+      </w:r>
+      <w:proofErr w:type="spellEnd"/>
+      <w:r>
+        <w:rPr>
+          <w:rStyle w:val="hljs-attr"/>
+        </w:rPr>
+        <w:t>"</w:t>
+      </w:r>
+      <w:r>
+        <w:rPr>
+          <w:rStyle w:val="HTML"/>
+        </w:rPr>
+        <w:t xml:space="preserve">: </w:t>
+      </w:r>
+      <w:r>
+        <w:rPr>
+          <w:rStyle w:val="hljs-number"/>
+        </w:rPr>
+        <w:t>1715012345000</w:t>
+      </w:r>
+      <w:r>
+        <w:rPr>
+          <w:rStyle w:val="HTML"/>
+        </w:rPr>
+        <w:t xml:space="preserve">, </w:t>
+      </w:r>
+      <w:r>
+        <w:rPr>
+          <w:rStyle w:val="hljs-attr"/>
+        </w:rPr>
+        <w:t>"seq"</w:t>
+      </w:r>
+      <w:r>
+        <w:rPr>
+          <w:rStyle w:val="HTML"/>
+        </w:rPr>
+        <w:t xml:space="preserve">: </w:t>
+      </w:r>
+      <w:proofErr w:type="gramStart"/>
+      <w:r>
+        <w:rPr>
+          <w:rStyle w:val="hljs-number"/>
+        </w:rPr>
+        <w:t>101</w:t>
+      </w:r>
+      <w:r>
+        <w:rPr>
+          <w:rStyle w:val="HTML"/>
+        </w:rPr>
+        <w:t xml:space="preserve"> }</w:t>
+      </w:r>
+      <w:proofErr w:type="gramEnd"/>
+    </w:p>
+    <w:p>
+      <w:pPr>
+        <w:pStyle w:val="HTML0"/>
+        <w:rPr>
+          <w:rStyle w:val="HTML"/>
+        </w:rPr>
+      </w:pPr>
+      <w:r>
+        <w:rPr>
+          <w:rStyle w:val="HTML"/>
+        </w:rPr>
+        <w:t>}</w:t>
       </w:r>
     </w:p>
     <w:p>
@@ -6320,6 +10160,119 @@
     </w:lvl>
   </w:abstractNum>
   <w:abstractNum w:abstractNumId="4" w15:restartNumberingAfterBreak="0">
+    <w:nsid w:val="115C379F"/>
+    <w:multiLevelType w:val="multilevel"/>
+    <w:tmpl w:val="3656D00A"/>
+    <w:lvl w:ilvl="0">
+      <w:start w:val="1"/>
+      <w:numFmt w:val="decimal"/>
+      <w:lvlText w:val="%1."/>
+      <w:lvlJc w:val="left"/>
+      <w:pPr>
+        <w:tabs>
+          <w:tab w:val="num" w:pos="720"/>
+        </w:tabs>
+        <w:ind w:left="720" w:hanging="360"/>
+      </w:pPr>
+    </w:lvl>
+    <w:lvl w:ilvl="1" w:tentative="1">
+      <w:start w:val="1"/>
+      <w:numFmt w:val="decimal"/>
+      <w:lvlText w:val="%2."/>
+      <w:lvlJc w:val="left"/>
+      <w:pPr>
+        <w:tabs>
+          <w:tab w:val="num" w:pos="1440"/>
+        </w:tabs>
+        <w:ind w:left="1440" w:hanging="360"/>
+      </w:pPr>
+    </w:lvl>
+    <w:lvl w:ilvl="2" w:tentative="1">
+      <w:start w:val="1"/>
+      <w:numFmt w:val="decimal"/>
+      <w:lvlText w:val="%3."/>
+      <w:lvlJc w:val="left"/>
+      <w:pPr>
+        <w:tabs>
+          <w:tab w:val="num" w:pos="2160"/>
+        </w:tabs>
+        <w:ind w:left="2160" w:hanging="360"/>
+      </w:pPr>
+    </w:lvl>
+    <w:lvl w:ilvl="3" w:tentative="1">
+      <w:start w:val="1"/>
+      <w:numFmt w:val="decimal"/>
+      <w:lvlText w:val="%4."/>
+      <w:lvlJc w:val="left"/>
+      <w:pPr>
+        <w:tabs>
+          <w:tab w:val="num" w:pos="2880"/>
+        </w:tabs>
+        <w:ind w:left="2880" w:hanging="360"/>
+      </w:pPr>
+    </w:lvl>
+    <w:lvl w:ilvl="4" w:tentative="1">
+      <w:start w:val="1"/>
+      <w:numFmt w:val="decimal"/>
+      <w:lvlText w:val="%5."/>
+      <w:lvlJc w:val="left"/>
+      <w:pPr>
+        <w:tabs>
+          <w:tab w:val="num" w:pos="3600"/>
+        </w:tabs>
+        <w:ind w:left="3600" w:hanging="360"/>
+      </w:pPr>
+    </w:lvl>
+    <w:lvl w:ilvl="5" w:tentative="1">
+      <w:start w:val="1"/>
+      <w:numFmt w:val="decimal"/>
+      <w:lvlText w:val="%6."/>
+      <w:lvlJc w:val="left"/>
+      <w:pPr>
+        <w:tabs>
+          <w:tab w:val="num" w:pos="4320"/>
+        </w:tabs>
+        <w:ind w:left="4320" w:hanging="360"/>
+      </w:pPr>
+    </w:lvl>
+    <w:lvl w:ilvl="6" w:tentative="1">
+      <w:start w:val="1"/>
+      <w:numFmt w:val="decimal"/>
+      <w:lvlText w:val="%7."/>
+      <w:lvlJc w:val="left"/>
+      <w:pPr>
+        <w:tabs>
+          <w:tab w:val="num" w:pos="5040"/>
+        </w:tabs>
+        <w:ind w:left="5040" w:hanging="360"/>
+      </w:pPr>
+    </w:lvl>
+    <w:lvl w:ilvl="7" w:tentative="1">
+      <w:start w:val="1"/>
+      <w:numFmt w:val="decimal"/>
+      <w:lvlText w:val="%8."/>
+      <w:lvlJc w:val="left"/>
+      <w:pPr>
+        <w:tabs>
+          <w:tab w:val="num" w:pos="5760"/>
+        </w:tabs>
+        <w:ind w:left="5760" w:hanging="360"/>
+      </w:pPr>
+    </w:lvl>
+    <w:lvl w:ilvl="8" w:tentative="1">
+      <w:start w:val="1"/>
+      <w:numFmt w:val="decimal"/>
+      <w:lvlText w:val="%9."/>
+      <w:lvlJc w:val="left"/>
+      <w:pPr>
+        <w:tabs>
+          <w:tab w:val="num" w:pos="6480"/>
+        </w:tabs>
+        <w:ind w:left="6480" w:hanging="360"/>
+      </w:pPr>
+    </w:lvl>
+  </w:abstractNum>
+  <w:abstractNum w:abstractNumId="5" w15:restartNumberingAfterBreak="0">
     <w:nsid w:val="19905DD5"/>
     <w:multiLevelType w:val="multilevel"/>
     <w:tmpl w:val="0C12815E"/>
@@ -6468,7 +10421,7 @@
       </w:rPr>
     </w:lvl>
   </w:abstractNum>
-  <w:abstractNum w:abstractNumId="5" w15:restartNumberingAfterBreak="0">
+  <w:abstractNum w:abstractNumId="6" w15:restartNumberingAfterBreak="0">
     <w:nsid w:val="2E8738B5"/>
     <w:multiLevelType w:val="multilevel"/>
     <w:tmpl w:val="0409001D"/>
@@ -6560,7 +10513,7 @@
       </w:pPr>
     </w:lvl>
   </w:abstractNum>
-  <w:abstractNum w:abstractNumId="6" w15:restartNumberingAfterBreak="0">
+  <w:abstractNum w:abstractNumId="7" w15:restartNumberingAfterBreak="0">
     <w:nsid w:val="322315A7"/>
     <w:multiLevelType w:val="multilevel"/>
     <w:tmpl w:val="0409001D"/>
@@ -6651,7 +10604,7 @@
       </w:pPr>
     </w:lvl>
   </w:abstractNum>
-  <w:abstractNum w:abstractNumId="7" w15:restartNumberingAfterBreak="0">
+  <w:abstractNum w:abstractNumId="8" w15:restartNumberingAfterBreak="0">
     <w:nsid w:val="325358F6"/>
     <w:multiLevelType w:val="multilevel"/>
     <w:tmpl w:val="2A4AC4A0"/>
@@ -6800,7 +10753,7 @@
       </w:rPr>
     </w:lvl>
   </w:abstractNum>
-  <w:abstractNum w:abstractNumId="8" w15:restartNumberingAfterBreak="0">
+  <w:abstractNum w:abstractNumId="9" w15:restartNumberingAfterBreak="0">
     <w:nsid w:val="3B6F5A36"/>
     <w:multiLevelType w:val="multilevel"/>
     <w:tmpl w:val="0F28C192"/>
@@ -6949,7 +10902,7 @@
       </w:rPr>
     </w:lvl>
   </w:abstractNum>
-  <w:abstractNum w:abstractNumId="9" w15:restartNumberingAfterBreak="0">
+  <w:abstractNum w:abstractNumId="10" w15:restartNumberingAfterBreak="0">
     <w:nsid w:val="54296ABD"/>
     <w:multiLevelType w:val="multilevel"/>
     <w:tmpl w:val="0409001D"/>
@@ -7041,7 +10994,7 @@
       </w:pPr>
     </w:lvl>
   </w:abstractNum>
-  <w:abstractNum w:abstractNumId="10" w15:restartNumberingAfterBreak="0">
+  <w:abstractNum w:abstractNumId="11" w15:restartNumberingAfterBreak="0">
     <w:nsid w:val="55C228CA"/>
     <w:multiLevelType w:val="multilevel"/>
     <w:tmpl w:val="0EBEFD12"/>
@@ -7061,7 +11014,7 @@
         <w:sz w:val="20"/>
       </w:rPr>
     </w:lvl>
-    <w:lvl w:ilvl="1" w:tentative="1">
+    <w:lvl w:ilvl="1">
       <w:start w:val="1"/>
       <w:numFmt w:val="bullet"/>
       <w:lvlText w:val="o"/>
@@ -7190,7 +11143,7 @@
       </w:rPr>
     </w:lvl>
   </w:abstractNum>
-  <w:abstractNum w:abstractNumId="11" w15:restartNumberingAfterBreak="0">
+  <w:abstractNum w:abstractNumId="12" w15:restartNumberingAfterBreak="0">
     <w:nsid w:val="58113D58"/>
     <w:multiLevelType w:val="multilevel"/>
     <w:tmpl w:val="A7DC50C6"/>
@@ -7337,7 +11290,7 @@
       </w:rPr>
     </w:lvl>
   </w:abstractNum>
-  <w:abstractNum w:abstractNumId="12" w15:restartNumberingAfterBreak="0">
+  <w:abstractNum w:abstractNumId="13" w15:restartNumberingAfterBreak="0">
     <w:nsid w:val="641D7DD0"/>
     <w:multiLevelType w:val="multilevel"/>
     <w:tmpl w:val="EE20D818"/>
@@ -7450,13 +11403,13 @@
       </w:pPr>
     </w:lvl>
   </w:abstractNum>
-  <w:abstractNum w:abstractNumId="13" w15:restartNumberingAfterBreak="0">
+  <w:abstractNum w:abstractNumId="14" w15:restartNumberingAfterBreak="0">
     <w:nsid w:val="65320632"/>
     <w:multiLevelType w:val="multilevel"/>
     <w:tmpl w:val="A7DC50C6"/>
     <w:numStyleLink w:val="10"/>
   </w:abstractNum>
-  <w:abstractNum w:abstractNumId="14" w15:restartNumberingAfterBreak="0">
+  <w:abstractNum w:abstractNumId="15" w15:restartNumberingAfterBreak="0">
     <w:nsid w:val="6A9B1D2E"/>
     <w:multiLevelType w:val="multilevel"/>
     <w:tmpl w:val="ECBA6468"/>
@@ -7603,7 +11556,7 @@
       </w:rPr>
     </w:lvl>
   </w:abstractNum>
-  <w:abstractNum w:abstractNumId="15" w15:restartNumberingAfterBreak="0">
+  <w:abstractNum w:abstractNumId="16" w15:restartNumberingAfterBreak="0">
     <w:nsid w:val="78F64708"/>
     <w:multiLevelType w:val="multilevel"/>
     <w:tmpl w:val="77E8A0A2"/>
@@ -7752,7 +11705,7 @@
       </w:rPr>
     </w:lvl>
   </w:abstractNum>
-  <w:abstractNum w:abstractNumId="16" w15:restartNumberingAfterBreak="0">
+  <w:abstractNum w:abstractNumId="17" w15:restartNumberingAfterBreak="0">
     <w:nsid w:val="7B9969E8"/>
     <w:multiLevelType w:val="multilevel"/>
     <w:tmpl w:val="F0E886F4"/>
@@ -7900,34 +11853,34 @@
     </w:lvl>
   </w:abstractNum>
   <w:num w:numId="1" w16cid:durableId="1656952462">
-    <w:abstractNumId w:val="11"/>
+    <w:abstractNumId w:val="12"/>
   </w:num>
   <w:num w:numId="2" w16cid:durableId="1186364271">
-    <w:abstractNumId w:val="16"/>
+    <w:abstractNumId w:val="17"/>
   </w:num>
   <w:num w:numId="3" w16cid:durableId="1482504187">
-    <w:abstractNumId w:val="16"/>
+    <w:abstractNumId w:val="17"/>
   </w:num>
   <w:num w:numId="4" w16cid:durableId="639043331">
-    <w:abstractNumId w:val="16"/>
+    <w:abstractNumId w:val="17"/>
   </w:num>
   <w:num w:numId="5" w16cid:durableId="2028868370">
-    <w:abstractNumId w:val="13"/>
+    <w:abstractNumId w:val="14"/>
   </w:num>
   <w:num w:numId="6" w16cid:durableId="1299266994">
-    <w:abstractNumId w:val="16"/>
+    <w:abstractNumId w:val="17"/>
   </w:num>
   <w:num w:numId="7" w16cid:durableId="904804108">
-    <w:abstractNumId w:val="14"/>
+    <w:abstractNumId w:val="15"/>
   </w:num>
   <w:num w:numId="8" w16cid:durableId="828793286">
-    <w:abstractNumId w:val="5"/>
+    <w:abstractNumId w:val="6"/>
   </w:num>
   <w:num w:numId="9" w16cid:durableId="571698952">
-    <w:abstractNumId w:val="9"/>
+    <w:abstractNumId w:val="10"/>
   </w:num>
   <w:num w:numId="10" w16cid:durableId="1415007880">
-    <w:abstractNumId w:val="6"/>
+    <w:abstractNumId w:val="7"/>
   </w:num>
   <w:num w:numId="11" w16cid:durableId="2024821421">
     <w:abstractNumId w:val="0"/>
@@ -7966,28 +11919,31 @@
     <w:abstractNumId w:val="3"/>
   </w:num>
   <w:num w:numId="14" w16cid:durableId="1118991798">
-    <w:abstractNumId w:val="8"/>
+    <w:abstractNumId w:val="9"/>
   </w:num>
   <w:num w:numId="15" w16cid:durableId="810174126">
     <w:abstractNumId w:val="2"/>
   </w:num>
   <w:num w:numId="16" w16cid:durableId="1949654665">
-    <w:abstractNumId w:val="7"/>
+    <w:abstractNumId w:val="8"/>
   </w:num>
   <w:num w:numId="17" w16cid:durableId="1942758409">
     <w:abstractNumId w:val="1"/>
   </w:num>
   <w:num w:numId="18" w16cid:durableId="866140136">
-    <w:abstractNumId w:val="4"/>
+    <w:abstractNumId w:val="5"/>
   </w:num>
   <w:num w:numId="19" w16cid:durableId="879778374">
-    <w:abstractNumId w:val="10"/>
+    <w:abstractNumId w:val="11"/>
   </w:num>
   <w:num w:numId="20" w16cid:durableId="1965379371">
-    <w:abstractNumId w:val="15"/>
+    <w:abstractNumId w:val="16"/>
   </w:num>
   <w:num w:numId="21" w16cid:durableId="1568958783">
-    <w:abstractNumId w:val="12"/>
+    <w:abstractNumId w:val="13"/>
+  </w:num>
+  <w:num w:numId="22" w16cid:durableId="1699162502">
+    <w:abstractNumId w:val="4"/>
   </w:num>
 </w:numbering>
 </file>
@@ -8973,6 +12929,174 @@
       <w:spacing w:val="5"/>
     </w:rPr>
   </w:style>
+  <w:style w:type="paragraph" w:styleId="ae">
+    <w:name w:val="Normal (Web)"/>
+    <w:basedOn w:val="a"/>
+    <w:uiPriority w:val="99"/>
+    <w:semiHidden/>
+    <w:unhideWhenUsed/>
+    <w:rsid w:val="001F2099"/>
+    <w:pPr>
+      <w:widowControl/>
+      <w:spacing w:before="100" w:beforeAutospacing="1" w:after="100" w:afterAutospacing="1"/>
+      <w:jc w:val="left"/>
+    </w:pPr>
+    <w:rPr>
+      <w:rFonts w:ascii="宋体" w:eastAsia="宋体" w:hAnsi="宋体" w:cs="宋体"/>
+      <w:kern w:val="0"/>
+      <w:sz w:val="24"/>
+      <w:szCs w:val="24"/>
+    </w:rPr>
+  </w:style>
+  <w:style w:type="character" w:styleId="HTML">
+    <w:name w:val="HTML Code"/>
+    <w:basedOn w:val="a0"/>
+    <w:uiPriority w:val="99"/>
+    <w:semiHidden/>
+    <w:unhideWhenUsed/>
+    <w:rsid w:val="001F2099"/>
+    <w:rPr>
+      <w:rFonts w:ascii="宋体" w:eastAsia="宋体" w:hAnsi="宋体" w:cs="宋体"/>
+      <w:sz w:val="24"/>
+      <w:szCs w:val="24"/>
+    </w:rPr>
+  </w:style>
+  <w:style w:type="character" w:customStyle="1" w:styleId="ng-tns-c3743259804-58">
+    <w:name w:val="ng-tns-c3743259804-58"/>
+    <w:basedOn w:val="a0"/>
+    <w:rsid w:val="001F2099"/>
+  </w:style>
+  <w:style w:type="paragraph" w:styleId="HTML0">
+    <w:name w:val="HTML Preformatted"/>
+    <w:basedOn w:val="a"/>
+    <w:link w:val="HTML1"/>
+    <w:uiPriority w:val="99"/>
+    <w:semiHidden/>
+    <w:unhideWhenUsed/>
+    <w:rsid w:val="001F2099"/>
+    <w:pPr>
+      <w:widowControl/>
+      <w:tabs>
+        <w:tab w:val="left" w:pos="916"/>
+        <w:tab w:val="left" w:pos="1832"/>
+        <w:tab w:val="left" w:pos="2748"/>
+        <w:tab w:val="left" w:pos="3664"/>
+        <w:tab w:val="left" w:pos="4580"/>
+        <w:tab w:val="left" w:pos="5496"/>
+        <w:tab w:val="left" w:pos="6412"/>
+        <w:tab w:val="left" w:pos="7328"/>
+        <w:tab w:val="left" w:pos="8244"/>
+        <w:tab w:val="left" w:pos="9160"/>
+        <w:tab w:val="left" w:pos="10076"/>
+        <w:tab w:val="left" w:pos="10992"/>
+        <w:tab w:val="left" w:pos="11908"/>
+        <w:tab w:val="left" w:pos="12824"/>
+        <w:tab w:val="left" w:pos="13740"/>
+        <w:tab w:val="left" w:pos="14656"/>
+      </w:tabs>
+      <w:jc w:val="left"/>
+    </w:pPr>
+    <w:rPr>
+      <w:rFonts w:ascii="宋体" w:eastAsia="宋体" w:hAnsi="宋体" w:cs="宋体"/>
+      <w:kern w:val="0"/>
+      <w:sz w:val="24"/>
+      <w:szCs w:val="24"/>
+    </w:rPr>
+  </w:style>
+  <w:style w:type="character" w:customStyle="1" w:styleId="HTML1">
+    <w:name w:val="HTML 预设格式 字符"/>
+    <w:basedOn w:val="a0"/>
+    <w:link w:val="HTML0"/>
+    <w:uiPriority w:val="99"/>
+    <w:semiHidden/>
+    <w:rsid w:val="001F2099"/>
+    <w:rPr>
+      <w:rFonts w:ascii="宋体" w:eastAsia="宋体" w:hAnsi="宋体" w:cs="宋体"/>
+      <w:kern w:val="0"/>
+      <w:sz w:val="24"/>
+      <w:szCs w:val="24"/>
+    </w:rPr>
+  </w:style>
+  <w:style w:type="character" w:customStyle="1" w:styleId="hljs-attr">
+    <w:name w:val="hljs-attr"/>
+    <w:basedOn w:val="a0"/>
+    <w:rsid w:val="001F2099"/>
+  </w:style>
+  <w:style w:type="character" w:customStyle="1" w:styleId="hljs-string">
+    <w:name w:val="hljs-string"/>
+    <w:basedOn w:val="a0"/>
+    <w:rsid w:val="001F2099"/>
+  </w:style>
+  <w:style w:type="character" w:customStyle="1" w:styleId="hljs-number">
+    <w:name w:val="hljs-number"/>
+    <w:basedOn w:val="a0"/>
+    <w:rsid w:val="001F2099"/>
+  </w:style>
+  <w:style w:type="character" w:customStyle="1" w:styleId="hljs-literal">
+    <w:name w:val="hljs-literal"/>
+    <w:basedOn w:val="a0"/>
+    <w:rsid w:val="001F2099"/>
+  </w:style>
+  <w:style w:type="character" w:customStyle="1" w:styleId="ng-tns-c3743259804-59">
+    <w:name w:val="ng-tns-c3743259804-59"/>
+    <w:basedOn w:val="a0"/>
+    <w:rsid w:val="001F2099"/>
+  </w:style>
+  <w:style w:type="character" w:customStyle="1" w:styleId="ng-tns-c3743259804-60">
+    <w:name w:val="ng-tns-c3743259804-60"/>
+    <w:basedOn w:val="a0"/>
+    <w:rsid w:val="001F2099"/>
+  </w:style>
+  <w:style w:type="character" w:customStyle="1" w:styleId="ng-tns-c3743259804-61">
+    <w:name w:val="ng-tns-c3743259804-61"/>
+    <w:basedOn w:val="a0"/>
+    <w:rsid w:val="001F2099"/>
+  </w:style>
+  <w:style w:type="character" w:customStyle="1" w:styleId="hljs-comment">
+    <w:name w:val="hljs-comment"/>
+    <w:basedOn w:val="a0"/>
+    <w:rsid w:val="001F2099"/>
+  </w:style>
+  <w:style w:type="character" w:customStyle="1" w:styleId="ng-tns-c3743259804-62">
+    <w:name w:val="ng-tns-c3743259804-62"/>
+    <w:basedOn w:val="a0"/>
+    <w:rsid w:val="001F2099"/>
+  </w:style>
+  <w:style w:type="character" w:customStyle="1" w:styleId="ng-tns-c3743259804-63">
+    <w:name w:val="ng-tns-c3743259804-63"/>
+    <w:basedOn w:val="a0"/>
+    <w:rsid w:val="001F2099"/>
+  </w:style>
+  <w:style w:type="character" w:customStyle="1" w:styleId="ng-tns-c3743259804-64">
+    <w:name w:val="ng-tns-c3743259804-64"/>
+    <w:basedOn w:val="a0"/>
+    <w:rsid w:val="001F2099"/>
+  </w:style>
+  <w:style w:type="character" w:customStyle="1" w:styleId="ng-tns-c3743259804-65">
+    <w:name w:val="ng-tns-c3743259804-65"/>
+    <w:basedOn w:val="a0"/>
+    <w:rsid w:val="001F2099"/>
+  </w:style>
+  <w:style w:type="character" w:customStyle="1" w:styleId="ng-tns-c3743259804-66">
+    <w:name w:val="ng-tns-c3743259804-66"/>
+    <w:basedOn w:val="a0"/>
+    <w:rsid w:val="001F2099"/>
+  </w:style>
+  <w:style w:type="character" w:customStyle="1" w:styleId="ng-tns-c3743259804-67">
+    <w:name w:val="ng-tns-c3743259804-67"/>
+    <w:basedOn w:val="a0"/>
+    <w:rsid w:val="001F2099"/>
+  </w:style>
+  <w:style w:type="character" w:customStyle="1" w:styleId="ng-tns-c3743259804-68">
+    <w:name w:val="ng-tns-c3743259804-68"/>
+    <w:basedOn w:val="a0"/>
+    <w:rsid w:val="001F2099"/>
+  </w:style>
+  <w:style w:type="character" w:customStyle="1" w:styleId="ng-tns-c3743259804-69">
+    <w:name w:val="ng-tns-c3743259804-69"/>
+    <w:basedOn w:val="a0"/>
+    <w:rsid w:val="001F2099"/>
+  </w:style>
 </w:styles>
 </file>
 
